--- a/Documentos/Roadmap Correcciones previo reloj.docx
+++ b/Documentos/Roadmap Correcciones previo reloj.docx
@@ -3579,49 +3579,38 @@
         <w:rPr>
           <w:rFonts w:ascii="Segoe UI Emoji" w:hAnsi="Segoe UI Emoji" w:cs="Segoe UI Emoji"/>
         </w:rPr>
-        <w:t xml:space="preserve"> tras V6.0</w:t>
-      </w:r>
-    </w:p>
-    <w:p>
-      <w:pPr>
-        <w:numPr>
-          <w:ilvl w:val="0"/>
-          <w:numId w:val="15"/>
-        </w:numPr>
+        <w:t xml:space="preserve"> tras V7.0</w:t>
+      </w:r>
+    </w:p>
+    <w:p>
+      <w:pPr>
         <w:rPr>
           <w:rFonts w:ascii="Segoe UI Emoji" w:hAnsi="Segoe UI Emoji" w:cs="Segoe UI Emoji"/>
         </w:rPr>
       </w:pPr>
-      <w:r>
+    </w:p>
+    <w:p>
+      <w:pPr>
         <w:rPr>
           <w:rFonts w:ascii="Segoe UI Emoji" w:hAnsi="Segoe UI Emoji" w:cs="Segoe UI Emoji"/>
         </w:rPr>
-        <w:t>FASE 1: El Latido Cinemático (V1.0)</w:t>
-      </w:r>
-    </w:p>
-    <w:p>
-      <w:pPr>
-        <w:numPr>
-          <w:ilvl w:val="0"/>
-          <w:numId w:val="15"/>
-        </w:numPr>
+      </w:pPr>
+      <w:r>
         <w:rPr>
           <w:rFonts w:ascii="Segoe UI Emoji" w:hAnsi="Segoe UI Emoji" w:cs="Segoe UI Emoji"/>
         </w:rPr>
-      </w:pPr>
+        <w:t>•</w:t>
+      </w:r>
       <w:r>
         <w:rPr>
           <w:rFonts w:ascii="Segoe UI Emoji" w:hAnsi="Segoe UI Emoji" w:cs="Segoe UI Emoji"/>
         </w:rPr>
-        <w:t>FASE 2: La Física del Par (V2.0)</w:t>
-      </w:r>
-    </w:p>
-    <w:p>
-      <w:pPr>
-        <w:numPr>
-          <w:ilvl w:val="0"/>
-          <w:numId w:val="15"/>
-        </w:numPr>
+        <w:tab/>
+        <w:t>FASE 1: El Latido Cinemático (V1.0) ✅</w:t>
+      </w:r>
+    </w:p>
+    <w:p>
+      <w:pPr>
         <w:rPr>
           <w:rFonts w:ascii="Segoe UI Emoji" w:hAnsi="Segoe UI Emoji" w:cs="Segoe UI Emoji"/>
         </w:rPr>
@@ -3630,49 +3619,38 @@
         <w:rPr>
           <w:rFonts w:ascii="Segoe UI Emoji" w:hAnsi="Segoe UI Emoji" w:cs="Segoe UI Emoji"/>
         </w:rPr>
-        <w:t>FASE 3: El Cuadrante (V3.0)</w:t>
-      </w:r>
-    </w:p>
-    <w:p>
-      <w:pPr>
-        <w:numPr>
-          <w:ilvl w:val="0"/>
-          <w:numId w:val="15"/>
-        </w:numPr>
+        <w:t>•</w:t>
+      </w:r>
+      <w:r>
         <w:rPr>
           <w:rFonts w:ascii="Segoe UI Emoji" w:hAnsi="Segoe UI Emoji" w:cs="Segoe UI Emoji"/>
         </w:rPr>
-      </w:pPr>
-      <w:r>
+        <w:tab/>
+        <w:t>FASE 2: La Física del Par (V2.0) ✅</w:t>
+      </w:r>
+    </w:p>
+    <w:p>
+      <w:pPr>
         <w:rPr>
           <w:rFonts w:ascii="Segoe UI Emoji" w:hAnsi="Segoe UI Emoji" w:cs="Segoe UI Emoji"/>
         </w:rPr>
-        <w:t>FASE 4: Robustez y Refactorización (V4.0)</w:t>
-      </w:r>
-    </w:p>
-    <w:p>
-      <w:pPr>
-        <w:numPr>
-          <w:ilvl w:val="0"/>
-          <w:numId w:val="15"/>
-        </w:numPr>
+      </w:pPr>
+      <w:r>
         <w:rPr>
           <w:rFonts w:ascii="Segoe UI Emoji" w:hAnsi="Segoe UI Emoji" w:cs="Segoe UI Emoji"/>
         </w:rPr>
-      </w:pPr>
+        <w:t>•</w:t>
+      </w:r>
       <w:r>
         <w:rPr>
           <w:rFonts w:ascii="Segoe UI Emoji" w:hAnsi="Segoe UI Emoji" w:cs="Segoe UI Emoji"/>
         </w:rPr>
-        <w:t>FASE 5: Extras y Pulido Visual (V5.0)</w:t>
-      </w:r>
-    </w:p>
-    <w:p>
-      <w:pPr>
-        <w:numPr>
-          <w:ilvl w:val="0"/>
-          <w:numId w:val="15"/>
-        </w:numPr>
+        <w:tab/>
+        <w:t>FASE 3: El Cuadrante (V3.0) ✅</w:t>
+      </w:r>
+    </w:p>
+    <w:p>
+      <w:pPr>
         <w:rPr>
           <w:rFonts w:ascii="Segoe UI Emoji" w:hAnsi="Segoe UI Emoji" w:cs="Segoe UI Emoji"/>
         </w:rPr>
@@ -3681,46 +3659,38 @@
         <w:rPr>
           <w:rFonts w:ascii="Segoe UI Emoji" w:hAnsi="Segoe UI Emoji" w:cs="Segoe UI Emoji"/>
         </w:rPr>
-        <w:t>Fase 6: Multimedia y Persistencia (V6.0)</w:t>
-      </w:r>
-    </w:p>
-    <w:p>
-      <w:pPr>
-        <w:numPr>
-          <w:ilvl w:val="1"/>
-          <w:numId w:val="15"/>
-        </w:numPr>
+        <w:t>•</w:t>
+      </w:r>
+      <w:r>
         <w:rPr>
           <w:rFonts w:ascii="Segoe UI Emoji" w:hAnsi="Segoe UI Emoji" w:cs="Segoe UI Emoji"/>
         </w:rPr>
-      </w:pPr>
-      <w:r>
+        <w:tab/>
+        <w:t>FASE 4: Robustez y Refactorización (V4.0) ✅</w:t>
+      </w:r>
+    </w:p>
+    <w:p>
+      <w:pPr>
         <w:rPr>
           <w:rFonts w:ascii="Segoe UI Emoji" w:hAnsi="Segoe UI Emoji" w:cs="Segoe UI Emoji"/>
         </w:rPr>
-        <w:t>Paso 1: Sonido de Tic-</w:t>
-      </w:r>
-      <w:proofErr w:type="spellStart"/>
+      </w:pPr>
       <w:r>
         <w:rPr>
           <w:rFonts w:ascii="Segoe UI Emoji" w:hAnsi="Segoe UI Emoji" w:cs="Segoe UI Emoji"/>
         </w:rPr>
-        <w:t>Toc</w:t>
-      </w:r>
-      <w:proofErr w:type="spellEnd"/>
+        <w:t>•</w:t>
+      </w:r>
       <w:r>
         <w:rPr>
           <w:rFonts w:ascii="Segoe UI Emoji" w:hAnsi="Segoe UI Emoji" w:cs="Segoe UI Emoji"/>
         </w:rPr>
-        <w:t xml:space="preserve"> con panel de ajuste.</w:t>
-      </w:r>
-    </w:p>
-    <w:p>
-      <w:pPr>
-        <w:numPr>
-          <w:ilvl w:val="1"/>
-          <w:numId w:val="15"/>
-        </w:numPr>
+        <w:tab/>
+        <w:t>FASE 5: Extras y Pulido Visual (V5.0) ✅</w:t>
+      </w:r>
+    </w:p>
+    <w:p>
+      <w:pPr>
         <w:rPr>
           <w:rFonts w:ascii="Segoe UI Emoji" w:hAnsi="Segoe UI Emoji" w:cs="Segoe UI Emoji"/>
         </w:rPr>
@@ -3729,44 +3699,248 @@
         <w:rPr>
           <w:rFonts w:ascii="Segoe UI Emoji" w:hAnsi="Segoe UI Emoji" w:cs="Segoe UI Emoji"/>
         </w:rPr>
-        <w:t>Paso 2: Exportar/Importar JSON con reconstrucción de topología.</w:t>
-      </w:r>
-    </w:p>
-    <w:p>
-      <w:pPr>
+        <w:t>•</w:t>
+      </w:r>
+      <w:r>
         <w:rPr>
           <w:rFonts w:ascii="Segoe UI Emoji" w:hAnsi="Segoe UI Emoji" w:cs="Segoe UI Emoji"/>
         </w:rPr>
-      </w:pPr>
-      <w:r>
+        <w:tab/>
+        <w:t>FASE 6: Multimedia y Persistencia (V6.0) ✅</w:t>
+      </w:r>
+    </w:p>
+    <w:p>
+      <w:pPr>
         <w:rPr>
           <w:rFonts w:ascii="Segoe UI Emoji" w:hAnsi="Segoe UI Emoji" w:cs="Segoe UI Emoji"/>
         </w:rPr>
-        <w:t>Pendiente del plan original:</w:t>
-      </w:r>
-    </w:p>
-    <w:p>
-      <w:pPr>
-        <w:numPr>
-          <w:ilvl w:val="0"/>
-          <w:numId w:val="16"/>
-        </w:numPr>
+      </w:pPr>
+      <w:r>
         <w:rPr>
           <w:rFonts w:ascii="Segoe UI Emoji" w:hAnsi="Segoe UI Emoji" w:cs="Segoe UI Emoji"/>
         </w:rPr>
-      </w:pPr>
+        <w:t>•</w:t>
+      </w:r>
       <w:r>
         <w:rPr>
           <w:rFonts w:ascii="Segoe UI Emoji" w:hAnsi="Segoe UI Emoji" w:cs="Segoe UI Emoji"/>
         </w:rPr>
-        <w:t xml:space="preserve">Paso 3: Patrón Fachada (Dividir la clase </w:t>
+        <w:tab/>
+        <w:t xml:space="preserve">FASE 7: Agujas Físicas y </w:t>
       </w:r>
       <w:proofErr w:type="spellStart"/>
       <w:r>
         <w:rPr>
           <w:rFonts w:ascii="Segoe UI Emoji" w:hAnsi="Segoe UI Emoji" w:cs="Segoe UI Emoji"/>
-          <w:b/>
-          <w:bCs/>
+        </w:rPr>
+        <w:t>Coaxialidad</w:t>
+      </w:r>
+      <w:proofErr w:type="spellEnd"/>
+      <w:r>
+        <w:rPr>
+          <w:rFonts w:ascii="Segoe UI Emoji" w:hAnsi="Segoe UI Emoji" w:cs="Segoe UI Emoji"/>
+        </w:rPr>
+        <w:t xml:space="preserve"> Genérica (V7.0) ✅</w:t>
+      </w:r>
+    </w:p>
+    <w:p>
+      <w:pPr>
+        <w:rPr>
+          <w:rFonts w:ascii="Segoe UI Emoji" w:hAnsi="Segoe UI Emoji" w:cs="Segoe UI Emoji"/>
+        </w:rPr>
+      </w:pPr>
+      <w:r>
+        <w:rPr>
+          <w:rFonts w:ascii="Segoe UI Emoji" w:hAnsi="Segoe UI Emoji" w:cs="Segoe UI Emoji"/>
+        </w:rPr>
+        <w:t xml:space="preserve">    o</w:t>
+      </w:r>
+      <w:r>
+        <w:rPr>
+          <w:rFonts w:ascii="Segoe UI Emoji" w:hAnsi="Segoe UI Emoji" w:cs="Segoe UI Emoji"/>
+        </w:rPr>
+        <w:tab/>
+        <w:t>Paso 1: Creación de componente Hand.js.</w:t>
+      </w:r>
+    </w:p>
+    <w:p>
+      <w:pPr>
+        <w:rPr>
+          <w:rFonts w:ascii="Segoe UI Emoji" w:hAnsi="Segoe UI Emoji" w:cs="Segoe UI Emoji"/>
+        </w:rPr>
+      </w:pPr>
+      <w:r>
+        <w:rPr>
+          <w:rFonts w:ascii="Segoe UI Emoji" w:hAnsi="Segoe UI Emoji" w:cs="Segoe UI Emoji"/>
+        </w:rPr>
+        <w:t xml:space="preserve">    o</w:t>
+      </w:r>
+      <w:r>
+        <w:rPr>
+          <w:rFonts w:ascii="Segoe UI Emoji" w:hAnsi="Segoe UI Emoji" w:cs="Segoe UI Emoji"/>
+        </w:rPr>
+        <w:tab/>
+        <w:t>Paso 2: Selector de ejes coaxiales genérico y renombrado.</w:t>
+      </w:r>
+    </w:p>
+    <w:p>
+      <w:pPr>
+        <w:rPr>
+          <w:rFonts w:ascii="Segoe UI Emoji" w:hAnsi="Segoe UI Emoji" w:cs="Segoe UI Emoji"/>
+        </w:rPr>
+      </w:pPr>
+      <w:r>
+        <w:rPr>
+          <w:rFonts w:ascii="Segoe UI Emoji" w:hAnsi="Segoe UI Emoji" w:cs="Segoe UI Emoji"/>
+        </w:rPr>
+        <w:t xml:space="preserve">    o</w:t>
+      </w:r>
+      <w:r>
+        <w:rPr>
+          <w:rFonts w:ascii="Segoe UI Emoji" w:hAnsi="Segoe UI Emoji" w:cs="Segoe UI Emoji"/>
+        </w:rPr>
+        <w:tab/>
+        <w:t>Paso 3: Integración de agujas en la UI de montaje.</w:t>
+      </w:r>
+    </w:p>
+    <w:p>
+      <w:pPr>
+        <w:rPr>
+          <w:rFonts w:ascii="Segoe UI Emoji" w:hAnsi="Segoe UI Emoji" w:cs="Segoe UI Emoji"/>
+        </w:rPr>
+      </w:pPr>
+      <w:r>
+        <w:rPr>
+          <w:rFonts w:ascii="Segoe UI Emoji" w:hAnsi="Segoe UI Emoji" w:cs="Segoe UI Emoji"/>
+        </w:rPr>
+        <w:t xml:space="preserve">    o</w:t>
+      </w:r>
+      <w:r>
+        <w:rPr>
+          <w:rFonts w:ascii="Segoe UI Emoji" w:hAnsi="Segoe UI Emoji" w:cs="Segoe UI Emoji"/>
+        </w:rPr>
+        <w:tab/>
+        <w:t>Paso 4: Limpieza de variables mágicas globales.</w:t>
+      </w:r>
+    </w:p>
+    <w:p>
+      <w:pPr>
+        <w:rPr>
+          <w:rFonts w:ascii="Segoe UI Emoji" w:hAnsi="Segoe UI Emoji" w:cs="Segoe UI Emoji"/>
+        </w:rPr>
+      </w:pPr>
+    </w:p>
+    <w:p>
+      <w:pPr>
+        <w:rPr>
+          <w:rFonts w:ascii="Segoe UI Emoji" w:hAnsi="Segoe UI Emoji" w:cs="Segoe UI Emoji"/>
+        </w:rPr>
+      </w:pPr>
+      <w:r>
+        <w:rPr>
+          <w:rFonts w:ascii="Segoe UI Emoji" w:hAnsi="Segoe UI Emoji" w:cs="Segoe UI Emoji"/>
+        </w:rPr>
+        <w:t>🚀 FASE 8: Arquitectura de Calibre y Ruedas Desplazadas (V8.0) [EN PROGRESO]</w:t>
+      </w:r>
+    </w:p>
+    <w:p>
+      <w:pPr>
+        <w:rPr>
+          <w:rFonts w:ascii="Segoe UI Emoji" w:hAnsi="Segoe UI Emoji" w:cs="Segoe UI Emoji"/>
+        </w:rPr>
+      </w:pPr>
+      <w:r>
+        <w:rPr>
+          <w:rFonts w:ascii="Segoe UI Emoji" w:hAnsi="Segoe UI Emoji" w:cs="Segoe UI Emoji"/>
+        </w:rPr>
+        <w:t xml:space="preserve">    o</w:t>
+      </w:r>
+      <w:r>
+        <w:rPr>
+          <w:rFonts w:ascii="Segoe UI Emoji" w:hAnsi="Segoe UI Emoji" w:cs="Segoe UI Emoji"/>
+        </w:rPr>
+        <w:tab/>
+        <w:t>Paso 1: Soporte cinemático para "Ruedas Desplazadas" (Ruedas de minutos/horas que no están coaxiales con su piñón impulsor, sino desplazadas hacia un lado conectadas por un puente).</w:t>
+      </w:r>
+    </w:p>
+    <w:p>
+      <w:pPr>
+        <w:rPr>
+          <w:rFonts w:ascii="Segoe UI Emoji" w:hAnsi="Segoe UI Emoji" w:cs="Segoe UI Emoji"/>
+        </w:rPr>
+      </w:pPr>
+      <w:r>
+        <w:rPr>
+          <w:rFonts w:ascii="Segoe UI Emoji" w:hAnsi="Segoe UI Emoji" w:cs="Segoe UI Emoji"/>
+        </w:rPr>
+        <w:t xml:space="preserve">    o</w:t>
+      </w:r>
+      <w:r>
+        <w:rPr>
+          <w:rFonts w:ascii="Segoe UI Emoji" w:hAnsi="Segoe UI Emoji" w:cs="Segoe UI Emoji"/>
+        </w:rPr>
+        <w:tab/>
+        <w:t>Paso 2: Posicionamiento automático para permitir ensamblar esferas con trenes coaxiales reales (los 3 ejes superpuestos físicamente en el centro, alimentados por las ruedas desplazadas).</w:t>
+      </w:r>
+    </w:p>
+    <w:p>
+      <w:pPr>
+        <w:rPr>
+          <w:rFonts w:ascii="Segoe UI Emoji" w:hAnsi="Segoe UI Emoji" w:cs="Segoe UI Emoji"/>
+        </w:rPr>
+      </w:pPr>
+    </w:p>
+    <w:p>
+      <w:pPr>
+        <w:rPr>
+          <w:rFonts w:ascii="Segoe UI Emoji" w:hAnsi="Segoe UI Emoji" w:cs="Segoe UI Emoji"/>
+        </w:rPr>
+      </w:pPr>
+      <w:r>
+        <w:rPr>
+          <w:rFonts w:ascii="Segoe UI Emoji" w:hAnsi="Segoe UI Emoji" w:cs="Segoe UI Emoji"/>
+        </w:rPr>
+        <w:t>⏳ Pendiente del plan original (Pospuesto para Fase 9):</w:t>
+      </w:r>
+    </w:p>
+    <w:p>
+      <w:pPr>
+        <w:rPr>
+          <w:rFonts w:ascii="Segoe UI Emoji" w:hAnsi="Segoe UI Emoji" w:cs="Segoe UI Emoji"/>
+        </w:rPr>
+      </w:pPr>
+      <w:r>
+        <w:rPr>
+          <w:rFonts w:ascii="Segoe UI Emoji" w:hAnsi="Segoe UI Emoji" w:cs="Segoe UI Emoji"/>
+        </w:rPr>
+        <w:t>•</w:t>
+      </w:r>
+      <w:r>
+        <w:rPr>
+          <w:rFonts w:ascii="Segoe UI Emoji" w:hAnsi="Segoe UI Emoji" w:cs="Segoe UI Emoji"/>
+        </w:rPr>
+        <w:tab/>
+        <w:t>FASE 9: Refactorización Arquitectónica (Patrón Fachada)</w:t>
+      </w:r>
+    </w:p>
+    <w:p>
+      <w:r>
+        <w:rPr>
+          <w:rFonts w:ascii="Segoe UI Emoji" w:hAnsi="Segoe UI Emoji" w:cs="Segoe UI Emoji"/>
+        </w:rPr>
+        <w:t xml:space="preserve">    o</w:t>
+      </w:r>
+      <w:r>
+        <w:rPr>
+          <w:rFonts w:ascii="Segoe UI Emoji" w:hAnsi="Segoe UI Emoji" w:cs="Segoe UI Emoji"/>
+        </w:rPr>
+        <w:tab/>
+        <w:t xml:space="preserve">Paso 1: Dividir la clase </w:t>
+      </w:r>
+      <w:proofErr w:type="spellStart"/>
+      <w:r>
+        <w:rPr>
+          <w:rFonts w:ascii="Segoe UI Emoji" w:hAnsi="Segoe UI Emoji" w:cs="Segoe UI Emoji"/>
         </w:rPr>
         <w:t>MechanicalSystem</w:t>
       </w:r>
@@ -3775,10 +3949,51 @@
         <w:rPr>
           <w:rFonts w:ascii="Segoe UI Emoji" w:hAnsi="Segoe UI Emoji" w:cs="Segoe UI Emoji"/>
         </w:rPr>
-        <w:t xml:space="preserve"> de 1200+ líneas en 3 clases más pequeñas).</w:t>
-      </w:r>
-    </w:p>
-    <w:p/>
+        <w:t xml:space="preserve"> (que ahora supera las 1200+ líneas) en 3 clases más pequeñas y manejables (ej. </w:t>
+      </w:r>
+      <w:proofErr w:type="spellStart"/>
+      <w:r>
+        <w:rPr>
+          <w:rFonts w:ascii="Segoe UI Emoji" w:hAnsi="Segoe UI Emoji" w:cs="Segoe UI Emoji"/>
+        </w:rPr>
+        <w:t>KinematicSolver</w:t>
+      </w:r>
+      <w:proofErr w:type="spellEnd"/>
+      <w:r>
+        <w:rPr>
+          <w:rFonts w:ascii="Segoe UI Emoji" w:hAnsi="Segoe UI Emoji" w:cs="Segoe UI Emoji"/>
+        </w:rPr>
+        <w:t xml:space="preserve">, </w:t>
+      </w:r>
+      <w:proofErr w:type="spellStart"/>
+      <w:r>
+        <w:rPr>
+          <w:rFonts w:ascii="Segoe UI Emoji" w:hAnsi="Segoe UI Emoji" w:cs="Segoe UI Emoji"/>
+        </w:rPr>
+        <w:t>ComponentFactory</w:t>
+      </w:r>
+      <w:proofErr w:type="spellEnd"/>
+      <w:r>
+        <w:rPr>
+          <w:rFonts w:ascii="Segoe UI Emoji" w:hAnsi="Segoe UI Emoji" w:cs="Segoe UI Emoji"/>
+        </w:rPr>
+        <w:t xml:space="preserve">, </w:t>
+      </w:r>
+      <w:proofErr w:type="spellStart"/>
+      <w:r>
+        <w:rPr>
+          <w:rFonts w:ascii="Segoe UI Emoji" w:hAnsi="Segoe UI Emoji" w:cs="Segoe UI Emoji"/>
+        </w:rPr>
+        <w:t>TopologyManager</w:t>
+      </w:r>
+      <w:proofErr w:type="spellEnd"/>
+      <w:r>
+        <w:rPr>
+          <w:rFonts w:ascii="Segoe UI Emoji" w:hAnsi="Segoe UI Emoji" w:cs="Segoe UI Emoji"/>
+        </w:rPr>
+        <w:t>) sin romper la API pública.</w:t>
+      </w:r>
+    </w:p>
     <w:sectPr>
       <w:pgSz w:w="12240" w:h="15840"/>
       <w:pgMar w:top="1417" w:right="1701" w:bottom="1417" w:left="1701" w:header="708" w:footer="708" w:gutter="0"/>

--- a/Documentos/Roadmap Correcciones previo reloj.docx
+++ b/Documentos/Roadmap Correcciones previo reloj.docx
@@ -3561,9 +3561,20 @@
           <w:rFonts w:ascii="Segoe UI Emoji" w:hAnsi="Segoe UI Emoji" w:cs="Segoe UI Emoji"/>
         </w:rPr>
       </w:pPr>
-      <w:r>
-        <w:rPr>
-          <w:rFonts w:ascii="Segoe UI Emoji" w:hAnsi="Segoe UI Emoji" w:cs="Segoe UI Emoji"/>
+    </w:p>
+    <w:p>
+      <w:pPr>
+        <w:rPr>
+          <w:rFonts w:ascii="Segoe UI Emoji" w:hAnsi="Segoe UI Emoji" w:cs="Segoe UI Emoji"/>
+          <w:b/>
+          <w:bCs/>
+        </w:rPr>
+      </w:pPr>
+      <w:r>
+        <w:rPr>
+          <w:rFonts w:ascii="Segoe UI Emoji" w:hAnsi="Segoe UI Emoji" w:cs="Segoe UI Emoji"/>
+          <w:b/>
+          <w:bCs/>
         </w:rPr>
         <w:t xml:space="preserve">📍 Estado del </w:t>
       </w:r>
@@ -3571,6 +3582,8 @@
       <w:r>
         <w:rPr>
           <w:rFonts w:ascii="Segoe UI Emoji" w:hAnsi="Segoe UI Emoji" w:cs="Segoe UI Emoji"/>
+          <w:b/>
+          <w:bCs/>
         </w:rPr>
         <w:t>Roadmap</w:t>
       </w:r>
@@ -3578,421 +3591,3494 @@
       <w:r>
         <w:rPr>
           <w:rFonts w:ascii="Segoe UI Emoji" w:hAnsi="Segoe UI Emoji" w:cs="Segoe UI Emoji"/>
-        </w:rPr>
-        <w:t xml:space="preserve"> tras V7.0</w:t>
-      </w:r>
-    </w:p>
-    <w:p>
-      <w:pPr>
-        <w:rPr>
-          <w:rFonts w:ascii="Segoe UI Emoji" w:hAnsi="Segoe UI Emoji" w:cs="Segoe UI Emoji"/>
-        </w:rPr>
-      </w:pPr>
-    </w:p>
-    <w:p>
-      <w:pPr>
-        <w:rPr>
-          <w:rFonts w:ascii="Segoe UI Emoji" w:hAnsi="Segoe UI Emoji" w:cs="Segoe UI Emoji"/>
-        </w:rPr>
-      </w:pPr>
-      <w:r>
-        <w:rPr>
-          <w:rFonts w:ascii="Segoe UI Emoji" w:hAnsi="Segoe UI Emoji" w:cs="Segoe UI Emoji"/>
-        </w:rPr>
-        <w:t>•</w:t>
-      </w:r>
-      <w:r>
-        <w:rPr>
-          <w:rFonts w:ascii="Segoe UI Emoji" w:hAnsi="Segoe UI Emoji" w:cs="Segoe UI Emoji"/>
-        </w:rPr>
-        <w:tab/>
-        <w:t>FASE 1: El Latido Cinemático (V1.0) ✅</w:t>
-      </w:r>
-    </w:p>
-    <w:p>
-      <w:pPr>
-        <w:rPr>
-          <w:rFonts w:ascii="Segoe UI Emoji" w:hAnsi="Segoe UI Emoji" w:cs="Segoe UI Emoji"/>
-        </w:rPr>
-      </w:pPr>
-      <w:r>
-        <w:rPr>
-          <w:rFonts w:ascii="Segoe UI Emoji" w:hAnsi="Segoe UI Emoji" w:cs="Segoe UI Emoji"/>
-        </w:rPr>
-        <w:t>•</w:t>
-      </w:r>
-      <w:r>
-        <w:rPr>
-          <w:rFonts w:ascii="Segoe UI Emoji" w:hAnsi="Segoe UI Emoji" w:cs="Segoe UI Emoji"/>
-        </w:rPr>
-        <w:tab/>
-        <w:t>FASE 2: La Física del Par (V2.0) ✅</w:t>
-      </w:r>
-    </w:p>
-    <w:p>
-      <w:pPr>
-        <w:rPr>
-          <w:rFonts w:ascii="Segoe UI Emoji" w:hAnsi="Segoe UI Emoji" w:cs="Segoe UI Emoji"/>
-        </w:rPr>
-      </w:pPr>
-      <w:r>
-        <w:rPr>
-          <w:rFonts w:ascii="Segoe UI Emoji" w:hAnsi="Segoe UI Emoji" w:cs="Segoe UI Emoji"/>
-        </w:rPr>
-        <w:t>•</w:t>
-      </w:r>
-      <w:r>
-        <w:rPr>
-          <w:rFonts w:ascii="Segoe UI Emoji" w:hAnsi="Segoe UI Emoji" w:cs="Segoe UI Emoji"/>
-        </w:rPr>
-        <w:tab/>
-        <w:t>FASE 3: El Cuadrante (V3.0) ✅</w:t>
-      </w:r>
-    </w:p>
-    <w:p>
-      <w:pPr>
-        <w:rPr>
-          <w:rFonts w:ascii="Segoe UI Emoji" w:hAnsi="Segoe UI Emoji" w:cs="Segoe UI Emoji"/>
-        </w:rPr>
-      </w:pPr>
-      <w:r>
-        <w:rPr>
-          <w:rFonts w:ascii="Segoe UI Emoji" w:hAnsi="Segoe UI Emoji" w:cs="Segoe UI Emoji"/>
-        </w:rPr>
-        <w:t>•</w:t>
-      </w:r>
-      <w:r>
-        <w:rPr>
-          <w:rFonts w:ascii="Segoe UI Emoji" w:hAnsi="Segoe UI Emoji" w:cs="Segoe UI Emoji"/>
-        </w:rPr>
-        <w:tab/>
-        <w:t>FASE 4: Robustez y Refactorización (V4.0) ✅</w:t>
-      </w:r>
-    </w:p>
-    <w:p>
-      <w:pPr>
-        <w:rPr>
-          <w:rFonts w:ascii="Segoe UI Emoji" w:hAnsi="Segoe UI Emoji" w:cs="Segoe UI Emoji"/>
-        </w:rPr>
-      </w:pPr>
-      <w:r>
-        <w:rPr>
-          <w:rFonts w:ascii="Segoe UI Emoji" w:hAnsi="Segoe UI Emoji" w:cs="Segoe UI Emoji"/>
-        </w:rPr>
-        <w:t>•</w:t>
-      </w:r>
-      <w:r>
-        <w:rPr>
-          <w:rFonts w:ascii="Segoe UI Emoji" w:hAnsi="Segoe UI Emoji" w:cs="Segoe UI Emoji"/>
-        </w:rPr>
-        <w:tab/>
-        <w:t>FASE 5: Extras y Pulido Visual (V5.0) ✅</w:t>
-      </w:r>
-    </w:p>
-    <w:p>
-      <w:pPr>
-        <w:rPr>
-          <w:rFonts w:ascii="Segoe UI Emoji" w:hAnsi="Segoe UI Emoji" w:cs="Segoe UI Emoji"/>
-        </w:rPr>
-      </w:pPr>
-      <w:r>
-        <w:rPr>
-          <w:rFonts w:ascii="Segoe UI Emoji" w:hAnsi="Segoe UI Emoji" w:cs="Segoe UI Emoji"/>
-        </w:rPr>
-        <w:t>•</w:t>
-      </w:r>
-      <w:r>
-        <w:rPr>
-          <w:rFonts w:ascii="Segoe UI Emoji" w:hAnsi="Segoe UI Emoji" w:cs="Segoe UI Emoji"/>
-        </w:rPr>
-        <w:tab/>
-        <w:t>FASE 6: Multimedia y Persistencia (V6.0) ✅</w:t>
-      </w:r>
-    </w:p>
-    <w:p>
-      <w:pPr>
-        <w:rPr>
-          <w:rFonts w:ascii="Segoe UI Emoji" w:hAnsi="Segoe UI Emoji" w:cs="Segoe UI Emoji"/>
-        </w:rPr>
-      </w:pPr>
-      <w:r>
-        <w:rPr>
-          <w:rFonts w:ascii="Segoe UI Emoji" w:hAnsi="Segoe UI Emoji" w:cs="Segoe UI Emoji"/>
-        </w:rPr>
-        <w:t>•</w:t>
-      </w:r>
-      <w:r>
-        <w:rPr>
-          <w:rFonts w:ascii="Segoe UI Emoji" w:hAnsi="Segoe UI Emoji" w:cs="Segoe UI Emoji"/>
-        </w:rPr>
-        <w:tab/>
-        <w:t xml:space="preserve">FASE 7: Agujas Físicas y </w:t>
+          <w:b/>
+          <w:bCs/>
+        </w:rPr>
+        <w:t xml:space="preserve"> tras V9.0</w:t>
+      </w:r>
+    </w:p>
+    <w:p>
+      <w:pPr>
+        <w:rPr>
+          <w:rFonts w:ascii="Segoe UI Emoji" w:hAnsi="Segoe UI Emoji" w:cs="Segoe UI Emoji"/>
+          <w:b/>
+          <w:bCs/>
+        </w:rPr>
+      </w:pPr>
+      <w:r>
+        <w:rPr>
+          <w:rFonts w:ascii="Segoe UI Emoji" w:hAnsi="Segoe UI Emoji" w:cs="Segoe UI Emoji"/>
+          <w:b/>
+          <w:bCs/>
+        </w:rPr>
+        <w:t>✅ FASES COMPLETADAS</w:t>
+      </w:r>
+    </w:p>
+    <w:p>
+      <w:pPr>
+        <w:numPr>
+          <w:ilvl w:val="0"/>
+          <w:numId w:val="25"/>
+        </w:numPr>
+        <w:rPr>
+          <w:rFonts w:ascii="Segoe UI Emoji" w:hAnsi="Segoe UI Emoji" w:cs="Segoe UI Emoji"/>
+          <w:b/>
+          <w:bCs/>
+        </w:rPr>
+      </w:pPr>
+      <w:r>
+        <w:rPr>
+          <w:rFonts w:ascii="Segoe UI Emoji" w:hAnsi="Segoe UI Emoji" w:cs="Segoe UI Emoji"/>
+          <w:b/>
+          <w:bCs/>
+        </w:rPr>
+        <w:t>FASE 1 a la 7: (V1.0 a V7.0) ✅</w:t>
+      </w:r>
+    </w:p>
+    <w:p>
+      <w:pPr>
+        <w:numPr>
+          <w:ilvl w:val="0"/>
+          <w:numId w:val="25"/>
+        </w:numPr>
+        <w:rPr>
+          <w:rFonts w:ascii="Segoe UI Emoji" w:hAnsi="Segoe UI Emoji" w:cs="Segoe UI Emoji"/>
+          <w:b/>
+          <w:bCs/>
+        </w:rPr>
+      </w:pPr>
+      <w:r>
+        <w:rPr>
+          <w:rFonts w:ascii="Segoe UI Emoji" w:hAnsi="Segoe UI Emoji" w:cs="Segoe UI Emoji"/>
+          <w:b/>
+          <w:bCs/>
+        </w:rPr>
+        <w:t>FASE 8: Interfaz de Usuario Avanzada y Edición de Precisión (V8.0) ✅</w:t>
+      </w:r>
+    </w:p>
+    <w:p>
+      <w:pPr>
+        <w:numPr>
+          <w:ilvl w:val="0"/>
+          <w:numId w:val="25"/>
+        </w:numPr>
+        <w:rPr>
+          <w:rFonts w:ascii="Segoe UI Emoji" w:hAnsi="Segoe UI Emoji" w:cs="Segoe UI Emoji"/>
+          <w:b/>
+          <w:bCs/>
+        </w:rPr>
+      </w:pPr>
+      <w:r>
+        <w:rPr>
+          <w:rFonts w:ascii="Segoe UI Emoji" w:hAnsi="Segoe UI Emoji" w:cs="Segoe UI Emoji"/>
+          <w:b/>
+          <w:bCs/>
+        </w:rPr>
+        <w:t>FASE 8.1: Visión 2.5D y Planos de Profundidad (V8.1) ✅</w:t>
+      </w:r>
+    </w:p>
+    <w:p>
+      <w:pPr>
+        <w:numPr>
+          <w:ilvl w:val="0"/>
+          <w:numId w:val="25"/>
+        </w:numPr>
+        <w:rPr>
+          <w:rFonts w:ascii="Segoe UI Emoji" w:hAnsi="Segoe UI Emoji" w:cs="Segoe UI Emoji"/>
+          <w:b/>
+          <w:bCs/>
+        </w:rPr>
+      </w:pPr>
+      <w:r>
+        <w:rPr>
+          <w:rFonts w:ascii="Segoe UI Emoji" w:hAnsi="Segoe UI Emoji" w:cs="Segoe UI Emoji"/>
+          <w:b/>
+          <w:bCs/>
+        </w:rPr>
+        <w:t>FASE 9: Refactorización Arquitectónica + Optimizaciones (V9.0) ✅</w:t>
+      </w:r>
+    </w:p>
+    <w:p>
+      <w:pPr>
+        <w:rPr>
+          <w:rFonts w:ascii="Segoe UI Emoji" w:hAnsi="Segoe UI Emoji" w:cs="Segoe UI Emoji"/>
+          <w:b/>
+          <w:bCs/>
+        </w:rPr>
+      </w:pPr>
+      <w:r>
+        <w:rPr>
+          <w:rFonts w:ascii="Segoe UI Emoji" w:hAnsi="Segoe UI Emoji" w:cs="Segoe UI Emoji"/>
+          <w:b/>
+          <w:bCs/>
+        </w:rPr>
+        <w:pict w14:anchorId="40EFABEC">
+          <v:rect id="_x0000_i1035" style="width:0;height:.75pt" o:hralign="center" o:hrstd="t" o:hr="t" fillcolor="#a0a0a0" stroked="f"/>
+        </w:pict>
+      </w:r>
+    </w:p>
+    <w:p>
+      <w:pPr>
+        <w:rPr>
+          <w:rFonts w:ascii="Segoe UI Emoji" w:hAnsi="Segoe UI Emoji" w:cs="Segoe UI Emoji"/>
+          <w:b/>
+          <w:bCs/>
+        </w:rPr>
+      </w:pPr>
+      <w:r>
+        <w:rPr>
+          <w:rFonts w:ascii="Segoe UI Emoji" w:hAnsi="Segoe UI Emoji" w:cs="Segoe UI Emoji"/>
+          <w:b/>
+          <w:bCs/>
+        </w:rPr>
+        <w:t>🚀 FASE 9: Refactorización y Optimizaciones (V9.0) ✅ COMPLETADA</w:t>
+      </w:r>
+    </w:p>
+    <w:p>
+      <w:pPr>
+        <w:rPr>
+          <w:rFonts w:ascii="Segoe UI Emoji" w:hAnsi="Segoe UI Emoji" w:cs="Segoe UI Emoji"/>
+          <w:b/>
+          <w:bCs/>
+        </w:rPr>
+      </w:pPr>
+      <w:r>
+        <w:rPr>
+          <w:rFonts w:ascii="Segoe UI Emoji" w:hAnsi="Segoe UI Emoji" w:cs="Segoe UI Emoji"/>
+          <w:b/>
+          <w:bCs/>
+        </w:rPr>
+        <w:t>Hito 1: Patrón Fachada</w:t>
+      </w:r>
+    </w:p>
+    <w:p>
+      <w:pPr>
+        <w:numPr>
+          <w:ilvl w:val="0"/>
+          <w:numId w:val="26"/>
+        </w:numPr>
+        <w:rPr>
+          <w:rFonts w:ascii="Segoe UI Emoji" w:hAnsi="Segoe UI Emoji" w:cs="Segoe UI Emoji"/>
+          <w:b/>
+          <w:bCs/>
+        </w:rPr>
+      </w:pPr>
+      <w:r>
+        <w:rPr>
+          <w:rFonts w:ascii="Segoe UI Emoji" w:hAnsi="Segoe UI Emoji" w:cs="Segoe UI Emoji"/>
+          <w:b/>
+          <w:bCs/>
+        </w:rPr>
+        <w:t>Paso 1: Creación de ComponentFactory.js</w:t>
+      </w:r>
+    </w:p>
+    <w:p>
+      <w:pPr>
+        <w:numPr>
+          <w:ilvl w:val="0"/>
+          <w:numId w:val="26"/>
+        </w:numPr>
+        <w:rPr>
+          <w:rFonts w:ascii="Segoe UI Emoji" w:hAnsi="Segoe UI Emoji" w:cs="Segoe UI Emoji"/>
+          <w:b/>
+          <w:bCs/>
+        </w:rPr>
+      </w:pPr>
+      <w:r>
+        <w:rPr>
+          <w:rFonts w:ascii="Segoe UI Emoji" w:hAnsi="Segoe UI Emoji" w:cs="Segoe UI Emoji"/>
+          <w:b/>
+          <w:bCs/>
+        </w:rPr>
+        <w:t>Paso 2: Creación de TopologyManager.js</w:t>
+      </w:r>
+    </w:p>
+    <w:p>
+      <w:pPr>
+        <w:numPr>
+          <w:ilvl w:val="0"/>
+          <w:numId w:val="26"/>
+        </w:numPr>
+        <w:rPr>
+          <w:rFonts w:ascii="Segoe UI Emoji" w:hAnsi="Segoe UI Emoji" w:cs="Segoe UI Emoji"/>
+          <w:b/>
+          <w:bCs/>
+        </w:rPr>
+      </w:pPr>
+      <w:r>
+        <w:rPr>
+          <w:rFonts w:ascii="Segoe UI Emoji" w:hAnsi="Segoe UI Emoji" w:cs="Segoe UI Emoji"/>
+          <w:b/>
+          <w:bCs/>
+        </w:rPr>
+        <w:t>Paso 3: Creación de InteractionManager.js</w:t>
+      </w:r>
+    </w:p>
+    <w:p>
+      <w:pPr>
+        <w:numPr>
+          <w:ilvl w:val="0"/>
+          <w:numId w:val="26"/>
+        </w:numPr>
+        <w:rPr>
+          <w:rFonts w:ascii="Segoe UI Emoji" w:hAnsi="Segoe UI Emoji" w:cs="Segoe UI Emoji"/>
+          <w:b/>
+          <w:bCs/>
+        </w:rPr>
+      </w:pPr>
+      <w:r>
+        <w:rPr>
+          <w:rFonts w:ascii="Segoe UI Emoji" w:hAnsi="Segoe UI Emoji" w:cs="Segoe UI Emoji"/>
+          <w:b/>
+          <w:bCs/>
+        </w:rPr>
+        <w:t>Paso 4: Refactorización de MechanicalSystem.js a Fachada</w:t>
+      </w:r>
+    </w:p>
+    <w:p>
+      <w:pPr>
+        <w:rPr>
+          <w:rFonts w:ascii="Segoe UI Emoji" w:hAnsi="Segoe UI Emoji" w:cs="Segoe UI Emoji"/>
+          <w:b/>
+          <w:bCs/>
+        </w:rPr>
+      </w:pPr>
+      <w:r>
+        <w:rPr>
+          <w:rFonts w:ascii="Segoe UI Emoji" w:hAnsi="Segoe UI Emoji" w:cs="Segoe UI Emoji"/>
+          <w:b/>
+          <w:bCs/>
+        </w:rPr>
+        <w:t>Hito 2: Validación de Escape</w:t>
+      </w:r>
+    </w:p>
+    <w:p>
+      <w:pPr>
+        <w:numPr>
+          <w:ilvl w:val="0"/>
+          <w:numId w:val="27"/>
+        </w:numPr>
+        <w:rPr>
+          <w:rFonts w:ascii="Segoe UI Emoji" w:hAnsi="Segoe UI Emoji" w:cs="Segoe UI Emoji"/>
+          <w:b/>
+          <w:bCs/>
+        </w:rPr>
+      </w:pPr>
+      <w:r>
+        <w:rPr>
+          <w:rFonts w:ascii="Segoe UI Emoji" w:hAnsi="Segoe UI Emoji" w:cs="Segoe UI Emoji"/>
+          <w:b/>
+          <w:bCs/>
+        </w:rPr>
+        <w:t>Paso 1: Validación de péndulo y rueda de escape</w:t>
+      </w:r>
+    </w:p>
+    <w:p>
+      <w:pPr>
+        <w:numPr>
+          <w:ilvl w:val="0"/>
+          <w:numId w:val="27"/>
+        </w:numPr>
+        <w:rPr>
+          <w:rFonts w:ascii="Segoe UI Emoji" w:hAnsi="Segoe UI Emoji" w:cs="Segoe UI Emoji"/>
+          <w:b/>
+          <w:bCs/>
+        </w:rPr>
+      </w:pPr>
+      <w:r>
+        <w:rPr>
+          <w:rFonts w:ascii="Segoe UI Emoji" w:hAnsi="Segoe UI Emoji" w:cs="Segoe UI Emoji"/>
+          <w:b/>
+          <w:bCs/>
+        </w:rPr>
+        <w:t>Paso 2: Prevención de mismo eje</w:t>
+      </w:r>
+    </w:p>
+    <w:p>
+      <w:pPr>
+        <w:numPr>
+          <w:ilvl w:val="0"/>
+          <w:numId w:val="27"/>
+        </w:numPr>
+        <w:rPr>
+          <w:rFonts w:ascii="Segoe UI Emoji" w:hAnsi="Segoe UI Emoji" w:cs="Segoe UI Emoji"/>
+          <w:b/>
+          <w:bCs/>
+        </w:rPr>
+      </w:pPr>
+      <w:r>
+        <w:rPr>
+          <w:rFonts w:ascii="Segoe UI Emoji" w:hAnsi="Segoe UI Emoji" w:cs="Segoe UI Emoji"/>
+          <w:b/>
+          <w:bCs/>
+        </w:rPr>
+        <w:t>Paso 3: Prevención de escapes duplicados</w:t>
+      </w:r>
+    </w:p>
+    <w:p>
+      <w:pPr>
+        <w:numPr>
+          <w:ilvl w:val="0"/>
+          <w:numId w:val="27"/>
+        </w:numPr>
+        <w:rPr>
+          <w:rFonts w:ascii="Segoe UI Emoji" w:hAnsi="Segoe UI Emoji" w:cs="Segoe UI Emoji"/>
+          <w:b/>
+          <w:bCs/>
+        </w:rPr>
+      </w:pPr>
+      <w:r>
+        <w:rPr>
+          <w:rFonts w:ascii="Segoe UI Emoji" w:hAnsi="Segoe UI Emoji" w:cs="Segoe UI Emoji"/>
+          <w:b/>
+          <w:bCs/>
+        </w:rPr>
+        <w:t>Paso 4: Advertencias informativas</w:t>
+      </w:r>
+    </w:p>
+    <w:p>
+      <w:pPr>
+        <w:rPr>
+          <w:rFonts w:ascii="Segoe UI Emoji" w:hAnsi="Segoe UI Emoji" w:cs="Segoe UI Emoji"/>
+          <w:b/>
+          <w:bCs/>
+        </w:rPr>
+      </w:pPr>
+      <w:r>
+        <w:rPr>
+          <w:rFonts w:ascii="Segoe UI Emoji" w:hAnsi="Segoe UI Emoji" w:cs="Segoe UI Emoji"/>
+          <w:b/>
+          <w:bCs/>
+        </w:rPr>
+        <w:t>Hito 3: Detección Robusta de Cruce</w:t>
+      </w:r>
+    </w:p>
+    <w:p>
+      <w:pPr>
+        <w:numPr>
+          <w:ilvl w:val="0"/>
+          <w:numId w:val="28"/>
+        </w:numPr>
+        <w:rPr>
+          <w:rFonts w:ascii="Segoe UI Emoji" w:hAnsi="Segoe UI Emoji" w:cs="Segoe UI Emoji"/>
+          <w:b/>
+          <w:bCs/>
+        </w:rPr>
+      </w:pPr>
+      <w:r>
+        <w:rPr>
+          <w:rFonts w:ascii="Segoe UI Emoji" w:hAnsi="Segoe UI Emoji" w:cs="Segoe UI Emoji"/>
+          <w:b/>
+          <w:bCs/>
+        </w:rPr>
+        <w:lastRenderedPageBreak/>
+        <w:t>Paso 1: Detección directa</w:t>
+      </w:r>
+    </w:p>
+    <w:p>
+      <w:pPr>
+        <w:numPr>
+          <w:ilvl w:val="0"/>
+          <w:numId w:val="28"/>
+        </w:numPr>
+        <w:rPr>
+          <w:rFonts w:ascii="Segoe UI Emoji" w:hAnsi="Segoe UI Emoji" w:cs="Segoe UI Emoji"/>
+          <w:b/>
+          <w:bCs/>
+        </w:rPr>
+      </w:pPr>
+      <w:r>
+        <w:rPr>
+          <w:rFonts w:ascii="Segoe UI Emoji" w:hAnsi="Segoe UI Emoji" w:cs="Segoe UI Emoji"/>
+          <w:b/>
+          <w:bCs/>
+        </w:rPr>
+        <w:t>Paso 2: Detección por interpolación lineal</w:t>
+      </w:r>
+    </w:p>
+    <w:p>
+      <w:pPr>
+        <w:numPr>
+          <w:ilvl w:val="0"/>
+          <w:numId w:val="28"/>
+        </w:numPr>
+        <w:rPr>
+          <w:rFonts w:ascii="Segoe UI Emoji" w:hAnsi="Segoe UI Emoji" w:cs="Segoe UI Emoji"/>
+          <w:b/>
+          <w:bCs/>
+        </w:rPr>
+      </w:pPr>
+      <w:r>
+        <w:rPr>
+          <w:rFonts w:ascii="Segoe UI Emoji" w:hAnsi="Segoe UI Emoji" w:cs="Segoe UI Emoji"/>
+          <w:b/>
+          <w:bCs/>
+        </w:rPr>
+        <w:t>Paso 3: Filtro de velocidad</w:t>
+      </w:r>
+    </w:p>
+    <w:p>
+      <w:pPr>
+        <w:rPr>
+          <w:rFonts w:ascii="Segoe UI Emoji" w:hAnsi="Segoe UI Emoji" w:cs="Segoe UI Emoji"/>
+          <w:b/>
+          <w:bCs/>
+        </w:rPr>
+      </w:pPr>
+      <w:r>
+        <w:rPr>
+          <w:rFonts w:ascii="Segoe UI Emoji" w:hAnsi="Segoe UI Emoji" w:cs="Segoe UI Emoji"/>
+          <w:b/>
+          <w:bCs/>
+        </w:rPr>
+        <w:t>Hito 4: Cache de Enlaces</w:t>
+      </w:r>
+    </w:p>
+    <w:p>
+      <w:pPr>
+        <w:numPr>
+          <w:ilvl w:val="0"/>
+          <w:numId w:val="29"/>
+        </w:numPr>
+        <w:rPr>
+          <w:rFonts w:ascii="Segoe UI Emoji" w:hAnsi="Segoe UI Emoji" w:cs="Segoe UI Emoji"/>
+          <w:b/>
+          <w:bCs/>
+        </w:rPr>
+      </w:pPr>
+      <w:r>
+        <w:rPr>
+          <w:rFonts w:ascii="Segoe UI Emoji" w:hAnsi="Segoe UI Emoji" w:cs="Segoe UI Emoji"/>
+          <w:b/>
+          <w:bCs/>
+        </w:rPr>
+        <w:t>Paso 1: Implementación de </w:t>
       </w:r>
       <w:proofErr w:type="spellStart"/>
       <w:r>
         <w:rPr>
           <w:rFonts w:ascii="Segoe UI Emoji" w:hAnsi="Segoe UI Emoji" w:cs="Segoe UI Emoji"/>
-        </w:rPr>
-        <w:t>Coaxialidad</w:t>
+          <w:b/>
+          <w:bCs/>
+        </w:rPr>
+        <w:t>linksCache</w:t>
       </w:r>
       <w:proofErr w:type="spellEnd"/>
-      <w:r>
-        <w:rPr>
-          <w:rFonts w:ascii="Segoe UI Emoji" w:hAnsi="Segoe UI Emoji" w:cs="Segoe UI Emoji"/>
-        </w:rPr>
-        <w:t xml:space="preserve"> Genérica (V7.0) ✅</w:t>
-      </w:r>
-    </w:p>
-    <w:p>
-      <w:pPr>
-        <w:rPr>
-          <w:rFonts w:ascii="Segoe UI Emoji" w:hAnsi="Segoe UI Emoji" w:cs="Segoe UI Emoji"/>
-        </w:rPr>
-      </w:pPr>
-      <w:r>
-        <w:rPr>
-          <w:rFonts w:ascii="Segoe UI Emoji" w:hAnsi="Segoe UI Emoji" w:cs="Segoe UI Emoji"/>
-        </w:rPr>
-        <w:t xml:space="preserve">    o</w:t>
-      </w:r>
-      <w:r>
-        <w:rPr>
-          <w:rFonts w:ascii="Segoe UI Emoji" w:hAnsi="Segoe UI Emoji" w:cs="Segoe UI Emoji"/>
-        </w:rPr>
-        <w:tab/>
-        <w:t>Paso 1: Creación de componente Hand.js.</w:t>
-      </w:r>
-    </w:p>
-    <w:p>
-      <w:pPr>
-        <w:rPr>
-          <w:rFonts w:ascii="Segoe UI Emoji" w:hAnsi="Segoe UI Emoji" w:cs="Segoe UI Emoji"/>
-        </w:rPr>
-      </w:pPr>
-      <w:r>
-        <w:rPr>
-          <w:rFonts w:ascii="Segoe UI Emoji" w:hAnsi="Segoe UI Emoji" w:cs="Segoe UI Emoji"/>
-        </w:rPr>
-        <w:t xml:space="preserve">    o</w:t>
-      </w:r>
-      <w:r>
-        <w:rPr>
-          <w:rFonts w:ascii="Segoe UI Emoji" w:hAnsi="Segoe UI Emoji" w:cs="Segoe UI Emoji"/>
-        </w:rPr>
-        <w:tab/>
-        <w:t>Paso 2: Selector de ejes coaxiales genérico y renombrado.</w:t>
-      </w:r>
-    </w:p>
-    <w:p>
-      <w:pPr>
-        <w:rPr>
-          <w:rFonts w:ascii="Segoe UI Emoji" w:hAnsi="Segoe UI Emoji" w:cs="Segoe UI Emoji"/>
-        </w:rPr>
-      </w:pPr>
-      <w:r>
-        <w:rPr>
-          <w:rFonts w:ascii="Segoe UI Emoji" w:hAnsi="Segoe UI Emoji" w:cs="Segoe UI Emoji"/>
-        </w:rPr>
-        <w:t xml:space="preserve">    o</w:t>
-      </w:r>
-      <w:r>
-        <w:rPr>
-          <w:rFonts w:ascii="Segoe UI Emoji" w:hAnsi="Segoe UI Emoji" w:cs="Segoe UI Emoji"/>
-        </w:rPr>
-        <w:tab/>
-        <w:t>Paso 3: Integración de agujas en la UI de montaje.</w:t>
-      </w:r>
-    </w:p>
-    <w:p>
-      <w:pPr>
-        <w:rPr>
-          <w:rFonts w:ascii="Segoe UI Emoji" w:hAnsi="Segoe UI Emoji" w:cs="Segoe UI Emoji"/>
-        </w:rPr>
-      </w:pPr>
-      <w:r>
-        <w:rPr>
-          <w:rFonts w:ascii="Segoe UI Emoji" w:hAnsi="Segoe UI Emoji" w:cs="Segoe UI Emoji"/>
-        </w:rPr>
-        <w:t xml:space="preserve">    o</w:t>
-      </w:r>
-      <w:r>
-        <w:rPr>
-          <w:rFonts w:ascii="Segoe UI Emoji" w:hAnsi="Segoe UI Emoji" w:cs="Segoe UI Emoji"/>
-        </w:rPr>
-        <w:tab/>
-        <w:t>Paso 4: Limpieza de variables mágicas globales.</w:t>
-      </w:r>
-    </w:p>
-    <w:p>
-      <w:pPr>
-        <w:rPr>
-          <w:rFonts w:ascii="Segoe UI Emoji" w:hAnsi="Segoe UI Emoji" w:cs="Segoe UI Emoji"/>
-        </w:rPr>
-      </w:pPr>
-    </w:p>
-    <w:p>
-      <w:pPr>
-        <w:rPr>
-          <w:rFonts w:ascii="Segoe UI Emoji" w:hAnsi="Segoe UI Emoji" w:cs="Segoe UI Emoji"/>
-        </w:rPr>
-      </w:pPr>
-      <w:r>
-        <w:rPr>
-          <w:rFonts w:ascii="Segoe UI Emoji" w:hAnsi="Segoe UI Emoji" w:cs="Segoe UI Emoji"/>
-        </w:rPr>
-        <w:t>🚀 FASE 8: Arquitectura de Calibre y Ruedas Desplazadas (V8.0) [EN PROGRESO]</w:t>
-      </w:r>
-    </w:p>
-    <w:p>
-      <w:pPr>
-        <w:rPr>
-          <w:rFonts w:ascii="Segoe UI Emoji" w:hAnsi="Segoe UI Emoji" w:cs="Segoe UI Emoji"/>
-        </w:rPr>
-      </w:pPr>
-      <w:r>
-        <w:rPr>
-          <w:rFonts w:ascii="Segoe UI Emoji" w:hAnsi="Segoe UI Emoji" w:cs="Segoe UI Emoji"/>
-        </w:rPr>
-        <w:t xml:space="preserve">    o</w:t>
-      </w:r>
-      <w:r>
-        <w:rPr>
-          <w:rFonts w:ascii="Segoe UI Emoji" w:hAnsi="Segoe UI Emoji" w:cs="Segoe UI Emoji"/>
-        </w:rPr>
-        <w:tab/>
-        <w:t>Paso 1: Soporte cinemático para "Ruedas Desplazadas" (Ruedas de minutos/horas que no están coaxiales con su piñón impulsor, sino desplazadas hacia un lado conectadas por un puente).</w:t>
-      </w:r>
-    </w:p>
-    <w:p>
-      <w:pPr>
-        <w:rPr>
-          <w:rFonts w:ascii="Segoe UI Emoji" w:hAnsi="Segoe UI Emoji" w:cs="Segoe UI Emoji"/>
-        </w:rPr>
-      </w:pPr>
-      <w:r>
-        <w:rPr>
-          <w:rFonts w:ascii="Segoe UI Emoji" w:hAnsi="Segoe UI Emoji" w:cs="Segoe UI Emoji"/>
-        </w:rPr>
-        <w:t xml:space="preserve">    o</w:t>
-      </w:r>
-      <w:r>
-        <w:rPr>
-          <w:rFonts w:ascii="Segoe UI Emoji" w:hAnsi="Segoe UI Emoji" w:cs="Segoe UI Emoji"/>
-        </w:rPr>
-        <w:tab/>
-        <w:t>Paso 2: Posicionamiento automático para permitir ensamblar esferas con trenes coaxiales reales (los 3 ejes superpuestos físicamente en el centro, alimentados por las ruedas desplazadas).</w:t>
-      </w:r>
-    </w:p>
-    <w:p>
-      <w:pPr>
-        <w:rPr>
-          <w:rFonts w:ascii="Segoe UI Emoji" w:hAnsi="Segoe UI Emoji" w:cs="Segoe UI Emoji"/>
-        </w:rPr>
-      </w:pPr>
-    </w:p>
-    <w:p>
-      <w:pPr>
-        <w:rPr>
-          <w:rFonts w:ascii="Segoe UI Emoji" w:hAnsi="Segoe UI Emoji" w:cs="Segoe UI Emoji"/>
-        </w:rPr>
-      </w:pPr>
-      <w:r>
-        <w:rPr>
-          <w:rFonts w:ascii="Segoe UI Emoji" w:hAnsi="Segoe UI Emoji" w:cs="Segoe UI Emoji"/>
-        </w:rPr>
-        <w:t>⏳ Pendiente del plan original (Pospuesto para Fase 9):</w:t>
-      </w:r>
-    </w:p>
-    <w:p>
-      <w:pPr>
-        <w:rPr>
-          <w:rFonts w:ascii="Segoe UI Emoji" w:hAnsi="Segoe UI Emoji" w:cs="Segoe UI Emoji"/>
-        </w:rPr>
-      </w:pPr>
-      <w:r>
-        <w:rPr>
-          <w:rFonts w:ascii="Segoe UI Emoji" w:hAnsi="Segoe UI Emoji" w:cs="Segoe UI Emoji"/>
-        </w:rPr>
-        <w:t>•</w:t>
-      </w:r>
-      <w:r>
-        <w:rPr>
-          <w:rFonts w:ascii="Segoe UI Emoji" w:hAnsi="Segoe UI Emoji" w:cs="Segoe UI Emoji"/>
-        </w:rPr>
-        <w:tab/>
-        <w:t>FASE 9: Refactorización Arquitectónica (Patrón Fachada)</w:t>
-      </w:r>
-    </w:p>
-    <w:p>
-      <w:r>
-        <w:rPr>
-          <w:rFonts w:ascii="Segoe UI Emoji" w:hAnsi="Segoe UI Emoji" w:cs="Segoe UI Emoji"/>
-        </w:rPr>
-        <w:t xml:space="preserve">    o</w:t>
-      </w:r>
-      <w:r>
-        <w:rPr>
-          <w:rFonts w:ascii="Segoe UI Emoji" w:hAnsi="Segoe UI Emoji" w:cs="Segoe UI Emoji"/>
-        </w:rPr>
-        <w:tab/>
-        <w:t xml:space="preserve">Paso 1: Dividir la clase </w:t>
+    </w:p>
+    <w:p>
+      <w:pPr>
+        <w:numPr>
+          <w:ilvl w:val="0"/>
+          <w:numId w:val="29"/>
+        </w:numPr>
+        <w:rPr>
+          <w:rFonts w:ascii="Segoe UI Emoji" w:hAnsi="Segoe UI Emoji" w:cs="Segoe UI Emoji"/>
+          <w:b/>
+          <w:bCs/>
+        </w:rPr>
+      </w:pPr>
+      <w:r>
+        <w:rPr>
+          <w:rFonts w:ascii="Segoe UI Emoji" w:hAnsi="Segoe UI Emoji" w:cs="Segoe UI Emoji"/>
+          <w:b/>
+          <w:bCs/>
+        </w:rPr>
+        <w:t>Paso 2: Flag </w:t>
       </w:r>
       <w:proofErr w:type="spellStart"/>
       <w:r>
         <w:rPr>
           <w:rFonts w:ascii="Segoe UI Emoji" w:hAnsi="Segoe UI Emoji" w:cs="Segoe UI Emoji"/>
-        </w:rPr>
-        <w:t>MechanicalSystem</w:t>
+          <w:b/>
+          <w:bCs/>
+        </w:rPr>
+        <w:t>linksDirty</w:t>
       </w:r>
       <w:proofErr w:type="spellEnd"/>
-      <w:r>
-        <w:rPr>
-          <w:rFonts w:ascii="Segoe UI Emoji" w:hAnsi="Segoe UI Emoji" w:cs="Segoe UI Emoji"/>
-        </w:rPr>
-        <w:t xml:space="preserve"> (que ahora supera las 1200+ líneas) en 3 clases más pequeñas y manejables (ej. </w:t>
+    </w:p>
+    <w:p>
+      <w:pPr>
+        <w:numPr>
+          <w:ilvl w:val="0"/>
+          <w:numId w:val="29"/>
+        </w:numPr>
+        <w:rPr>
+          <w:rFonts w:ascii="Segoe UI Emoji" w:hAnsi="Segoe UI Emoji" w:cs="Segoe UI Emoji"/>
+          <w:b/>
+          <w:bCs/>
+        </w:rPr>
+      </w:pPr>
+      <w:r>
+        <w:rPr>
+          <w:rFonts w:ascii="Segoe UI Emoji" w:hAnsi="Segoe UI Emoji" w:cs="Segoe UI Emoji"/>
+          <w:b/>
+          <w:bCs/>
+        </w:rPr>
+        <w:t>Paso 3: Invalidación en </w:t>
       </w:r>
       <w:proofErr w:type="spellStart"/>
-      <w:r>
-        <w:rPr>
-          <w:rFonts w:ascii="Segoe UI Emoji" w:hAnsi="Segoe UI Emoji" w:cs="Segoe UI Emoji"/>
-        </w:rPr>
-        <w:t>KinematicSolver</w:t>
+      <w:proofErr w:type="gramStart"/>
+      <w:r>
+        <w:rPr>
+          <w:rFonts w:ascii="Segoe UI Emoji" w:hAnsi="Segoe UI Emoji" w:cs="Segoe UI Emoji"/>
+          <w:b/>
+          <w:bCs/>
+        </w:rPr>
+        <w:t>afterGeometryChange</w:t>
       </w:r>
       <w:proofErr w:type="spellEnd"/>
       <w:r>
         <w:rPr>
           <w:rFonts w:ascii="Segoe UI Emoji" w:hAnsi="Segoe UI Emoji" w:cs="Segoe UI Emoji"/>
-        </w:rPr>
-        <w:t xml:space="preserve">, </w:t>
+          <w:b/>
+          <w:bCs/>
+        </w:rPr>
+        <w:t>(</w:t>
+      </w:r>
+      <w:proofErr w:type="gramEnd"/>
+      <w:r>
+        <w:rPr>
+          <w:rFonts w:ascii="Segoe UI Emoji" w:hAnsi="Segoe UI Emoji" w:cs="Segoe UI Emoji"/>
+          <w:b/>
+          <w:bCs/>
+        </w:rPr>
+        <w:t>)</w:t>
+      </w:r>
+    </w:p>
+    <w:p>
+      <w:pPr>
+        <w:rPr>
+          <w:rFonts w:ascii="Segoe UI Emoji" w:hAnsi="Segoe UI Emoji" w:cs="Segoe UI Emoji"/>
+          <w:b/>
+          <w:bCs/>
+        </w:rPr>
+      </w:pPr>
+      <w:r>
+        <w:rPr>
+          <w:rFonts w:ascii="Segoe UI Emoji" w:hAnsi="Segoe UI Emoji" w:cs="Segoe UI Emoji"/>
+          <w:b/>
+          <w:bCs/>
+        </w:rPr>
+        <w:t>Hito 5: Limpieza de JSON</w:t>
+      </w:r>
+    </w:p>
+    <w:p>
+      <w:pPr>
+        <w:numPr>
+          <w:ilvl w:val="0"/>
+          <w:numId w:val="30"/>
+        </w:numPr>
+        <w:rPr>
+          <w:rFonts w:ascii="Segoe UI Emoji" w:hAnsi="Segoe UI Emoji" w:cs="Segoe UI Emoji"/>
+          <w:b/>
+          <w:bCs/>
+        </w:rPr>
+      </w:pPr>
+      <w:r>
+        <w:rPr>
+          <w:rFonts w:ascii="Segoe UI Emoji" w:hAnsi="Segoe UI Emoji" w:cs="Segoe UI Emoji"/>
+          <w:b/>
+          <w:bCs/>
+        </w:rPr>
+        <w:t>Paso 1: </w:t>
       </w:r>
       <w:proofErr w:type="spellStart"/>
-      <w:r>
-        <w:rPr>
-          <w:rFonts w:ascii="Segoe UI Emoji" w:hAnsi="Segoe UI Emoji" w:cs="Segoe UI Emoji"/>
-        </w:rPr>
-        <w:t>ComponentFactory</w:t>
+      <w:proofErr w:type="gramStart"/>
+      <w:r>
+        <w:rPr>
+          <w:rFonts w:ascii="Segoe UI Emoji" w:hAnsi="Segoe UI Emoji" w:cs="Segoe UI Emoji"/>
+          <w:b/>
+          <w:bCs/>
+        </w:rPr>
+        <w:t>validateJSONIntegrity</w:t>
       </w:r>
       <w:proofErr w:type="spellEnd"/>
       <w:r>
         <w:rPr>
           <w:rFonts w:ascii="Segoe UI Emoji" w:hAnsi="Segoe UI Emoji" w:cs="Segoe UI Emoji"/>
-        </w:rPr>
-        <w:t xml:space="preserve">, </w:t>
+          <w:b/>
+          <w:bCs/>
+        </w:rPr>
+        <w:t>(</w:t>
+      </w:r>
+      <w:proofErr w:type="gramEnd"/>
+      <w:r>
+        <w:rPr>
+          <w:rFonts w:ascii="Segoe UI Emoji" w:hAnsi="Segoe UI Emoji" w:cs="Segoe UI Emoji"/>
+          <w:b/>
+          <w:bCs/>
+        </w:rPr>
+        <w:t>)</w:t>
+      </w:r>
+    </w:p>
+    <w:p>
+      <w:pPr>
+        <w:numPr>
+          <w:ilvl w:val="0"/>
+          <w:numId w:val="30"/>
+        </w:numPr>
+        <w:rPr>
+          <w:rFonts w:ascii="Segoe UI Emoji" w:hAnsi="Segoe UI Emoji" w:cs="Segoe UI Emoji"/>
+          <w:b/>
+          <w:bCs/>
+        </w:rPr>
+      </w:pPr>
+      <w:r>
+        <w:rPr>
+          <w:rFonts w:ascii="Segoe UI Emoji" w:hAnsi="Segoe UI Emoji" w:cs="Segoe UI Emoji"/>
+          <w:b/>
+          <w:bCs/>
+        </w:rPr>
+        <w:t>Paso 2: </w:t>
       </w:r>
       <w:proofErr w:type="spellStart"/>
-      <w:r>
-        <w:rPr>
-          <w:rFonts w:ascii="Segoe UI Emoji" w:hAnsi="Segoe UI Emoji" w:cs="Segoe UI Emoji"/>
-        </w:rPr>
-        <w:t>TopologyManager</w:t>
+      <w:proofErr w:type="gramStart"/>
+      <w:r>
+        <w:rPr>
+          <w:rFonts w:ascii="Segoe UI Emoji" w:hAnsi="Segoe UI Emoji" w:cs="Segoe UI Emoji"/>
+          <w:b/>
+          <w:bCs/>
+        </w:rPr>
+        <w:t>repairJSON</w:t>
       </w:r>
       <w:proofErr w:type="spellEnd"/>
       <w:r>
         <w:rPr>
           <w:rFonts w:ascii="Segoe UI Emoji" w:hAnsi="Segoe UI Emoji" w:cs="Segoe UI Emoji"/>
-        </w:rPr>
-        <w:t>) sin romper la API pública.</w:t>
-      </w:r>
+          <w:b/>
+          <w:bCs/>
+        </w:rPr>
+        <w:t>(</w:t>
+      </w:r>
+      <w:proofErr w:type="gramEnd"/>
+      <w:r>
+        <w:rPr>
+          <w:rFonts w:ascii="Segoe UI Emoji" w:hAnsi="Segoe UI Emoji" w:cs="Segoe UI Emoji"/>
+          <w:b/>
+          <w:bCs/>
+        </w:rPr>
+        <w:t>)</w:t>
+      </w:r>
+    </w:p>
+    <w:p>
+      <w:pPr>
+        <w:numPr>
+          <w:ilvl w:val="0"/>
+          <w:numId w:val="30"/>
+        </w:numPr>
+        <w:rPr>
+          <w:rFonts w:ascii="Segoe UI Emoji" w:hAnsi="Segoe UI Emoji" w:cs="Segoe UI Emoji"/>
+          <w:b/>
+          <w:bCs/>
+        </w:rPr>
+      </w:pPr>
+      <w:r>
+        <w:rPr>
+          <w:rFonts w:ascii="Segoe UI Emoji" w:hAnsi="Segoe UI Emoji" w:cs="Segoe UI Emoji"/>
+          <w:b/>
+          <w:bCs/>
+        </w:rPr>
+        <w:t>Paso 3: Carga robusta</w:t>
+      </w:r>
+    </w:p>
+    <w:p>
+      <w:pPr>
+        <w:rPr>
+          <w:rFonts w:ascii="Segoe UI Emoji" w:hAnsi="Segoe UI Emoji" w:cs="Segoe UI Emoji"/>
+          <w:b/>
+          <w:bCs/>
+        </w:rPr>
+      </w:pPr>
+      <w:r>
+        <w:rPr>
+          <w:rFonts w:ascii="Segoe UI Emoji" w:hAnsi="Segoe UI Emoji" w:cs="Segoe UI Emoji"/>
+          <w:b/>
+          <w:bCs/>
+        </w:rPr>
+        <w:t>Hito 6: Búsqueda Espacial</w:t>
+      </w:r>
+    </w:p>
+    <w:p>
+      <w:pPr>
+        <w:numPr>
+          <w:ilvl w:val="0"/>
+          <w:numId w:val="31"/>
+        </w:numPr>
+        <w:rPr>
+          <w:rFonts w:ascii="Segoe UI Emoji" w:hAnsi="Segoe UI Emoji" w:cs="Segoe UI Emoji"/>
+          <w:b/>
+          <w:bCs/>
+        </w:rPr>
+      </w:pPr>
+      <w:r>
+        <w:rPr>
+          <w:rFonts w:ascii="Segoe UI Emoji" w:hAnsi="Segoe UI Emoji" w:cs="Segoe UI Emoji"/>
+          <w:b/>
+          <w:bCs/>
+        </w:rPr>
+        <w:t>Paso 1: Implementación de Quadtree.js</w:t>
+      </w:r>
+    </w:p>
+    <w:p>
+      <w:pPr>
+        <w:numPr>
+          <w:ilvl w:val="0"/>
+          <w:numId w:val="31"/>
+        </w:numPr>
+        <w:rPr>
+          <w:rFonts w:ascii="Segoe UI Emoji" w:hAnsi="Segoe UI Emoji" w:cs="Segoe UI Emoji"/>
+          <w:b/>
+          <w:bCs/>
+        </w:rPr>
+      </w:pPr>
+      <w:r>
+        <w:rPr>
+          <w:rFonts w:ascii="Segoe UI Emoji" w:hAnsi="Segoe UI Emoji" w:cs="Segoe UI Emoji"/>
+          <w:b/>
+          <w:bCs/>
+        </w:rPr>
+        <w:t>Paso 2: </w:t>
+      </w:r>
+      <w:proofErr w:type="spellStart"/>
+      <w:proofErr w:type="gramStart"/>
+      <w:r>
+        <w:rPr>
+          <w:rFonts w:ascii="Segoe UI Emoji" w:hAnsi="Segoe UI Emoji" w:cs="Segoe UI Emoji"/>
+          <w:b/>
+          <w:bCs/>
+        </w:rPr>
+        <w:t>rebuildSpatialIndex</w:t>
+      </w:r>
+      <w:proofErr w:type="spellEnd"/>
+      <w:r>
+        <w:rPr>
+          <w:rFonts w:ascii="Segoe UI Emoji" w:hAnsi="Segoe UI Emoji" w:cs="Segoe UI Emoji"/>
+          <w:b/>
+          <w:bCs/>
+        </w:rPr>
+        <w:t>(</w:t>
+      </w:r>
+      <w:proofErr w:type="gramEnd"/>
+      <w:r>
+        <w:rPr>
+          <w:rFonts w:ascii="Segoe UI Emoji" w:hAnsi="Segoe UI Emoji" w:cs="Segoe UI Emoji"/>
+          <w:b/>
+          <w:bCs/>
+        </w:rPr>
+        <w:t>)</w:t>
+      </w:r>
+    </w:p>
+    <w:p>
+      <w:pPr>
+        <w:numPr>
+          <w:ilvl w:val="0"/>
+          <w:numId w:val="31"/>
+        </w:numPr>
+        <w:rPr>
+          <w:rFonts w:ascii="Segoe UI Emoji" w:hAnsi="Segoe UI Emoji" w:cs="Segoe UI Emoji"/>
+          <w:b/>
+          <w:bCs/>
+        </w:rPr>
+      </w:pPr>
+      <w:r>
+        <w:rPr>
+          <w:rFonts w:ascii="Segoe UI Emoji" w:hAnsi="Segoe UI Emoji" w:cs="Segoe UI Emoji"/>
+          <w:b/>
+          <w:bCs/>
+        </w:rPr>
+        <w:t>Paso 3: Optimización de búsquedas</w:t>
+      </w:r>
+    </w:p>
+    <w:p>
+      <w:pPr>
+        <w:rPr>
+          <w:rFonts w:ascii="Segoe UI Emoji" w:hAnsi="Segoe UI Emoji" w:cs="Segoe UI Emoji"/>
+          <w:b/>
+          <w:bCs/>
+        </w:rPr>
+      </w:pPr>
+      <w:r>
+        <w:rPr>
+          <w:rFonts w:ascii="Segoe UI Emoji" w:hAnsi="Segoe UI Emoji" w:cs="Segoe UI Emoji"/>
+          <w:b/>
+          <w:bCs/>
+        </w:rPr>
+        <w:t>Hito 7: Renderizado Cache</w:t>
+      </w:r>
+    </w:p>
+    <w:p>
+      <w:pPr>
+        <w:numPr>
+          <w:ilvl w:val="0"/>
+          <w:numId w:val="32"/>
+        </w:numPr>
+        <w:rPr>
+          <w:rFonts w:ascii="Segoe UI Emoji" w:hAnsi="Segoe UI Emoji" w:cs="Segoe UI Emoji"/>
+          <w:b/>
+          <w:bCs/>
+        </w:rPr>
+      </w:pPr>
+      <w:r>
+        <w:rPr>
+          <w:rFonts w:ascii="Segoe UI Emoji" w:hAnsi="Segoe UI Emoji" w:cs="Segoe UI Emoji"/>
+          <w:b/>
+          <w:bCs/>
+        </w:rPr>
+        <w:t>Paso 1: </w:t>
+      </w:r>
+      <w:proofErr w:type="spellStart"/>
+      <w:r>
+        <w:rPr>
+          <w:rFonts w:ascii="Segoe UI Emoji" w:hAnsi="Segoe UI Emoji" w:cs="Segoe UI Emoji"/>
+          <w:b/>
+          <w:bCs/>
+        </w:rPr>
+        <w:t>gearCache</w:t>
+      </w:r>
+      <w:proofErr w:type="spellEnd"/>
+      <w:r>
+        <w:rPr>
+          <w:rFonts w:ascii="Segoe UI Emoji" w:hAnsi="Segoe UI Emoji" w:cs="Segoe UI Emoji"/>
+          <w:b/>
+          <w:bCs/>
+        </w:rPr>
+        <w:t xml:space="preserve"> en </w:t>
+      </w:r>
+      <w:proofErr w:type="spellStart"/>
+      <w:r>
+        <w:rPr>
+          <w:rFonts w:ascii="Segoe UI Emoji" w:hAnsi="Segoe UI Emoji" w:cs="Segoe UI Emoji"/>
+          <w:b/>
+          <w:bCs/>
+        </w:rPr>
+        <w:t>Renderer</w:t>
+      </w:r>
+      <w:proofErr w:type="spellEnd"/>
+    </w:p>
+    <w:p>
+      <w:pPr>
+        <w:numPr>
+          <w:ilvl w:val="0"/>
+          <w:numId w:val="32"/>
+        </w:numPr>
+        <w:rPr>
+          <w:rFonts w:ascii="Segoe UI Emoji" w:hAnsi="Segoe UI Emoji" w:cs="Segoe UI Emoji"/>
+          <w:b/>
+          <w:bCs/>
+        </w:rPr>
+      </w:pPr>
+      <w:r>
+        <w:rPr>
+          <w:rFonts w:ascii="Segoe UI Emoji" w:hAnsi="Segoe UI Emoji" w:cs="Segoe UI Emoji"/>
+          <w:b/>
+          <w:bCs/>
+        </w:rPr>
+        <w:t>Paso 2: </w:t>
+      </w:r>
+      <w:proofErr w:type="spellStart"/>
+      <w:proofErr w:type="gramStart"/>
+      <w:r>
+        <w:rPr>
+          <w:rFonts w:ascii="Segoe UI Emoji" w:hAnsi="Segoe UI Emoji" w:cs="Segoe UI Emoji"/>
+          <w:b/>
+          <w:bCs/>
+        </w:rPr>
+        <w:t>getGearHash</w:t>
+      </w:r>
+      <w:proofErr w:type="spellEnd"/>
+      <w:r>
+        <w:rPr>
+          <w:rFonts w:ascii="Segoe UI Emoji" w:hAnsi="Segoe UI Emoji" w:cs="Segoe UI Emoji"/>
+          <w:b/>
+          <w:bCs/>
+        </w:rPr>
+        <w:t>(</w:t>
+      </w:r>
+      <w:proofErr w:type="gramEnd"/>
+      <w:r>
+        <w:rPr>
+          <w:rFonts w:ascii="Segoe UI Emoji" w:hAnsi="Segoe UI Emoji" w:cs="Segoe UI Emoji"/>
+          <w:b/>
+          <w:bCs/>
+        </w:rPr>
+        <w:t>)</w:t>
+      </w:r>
+    </w:p>
+    <w:p>
+      <w:pPr>
+        <w:numPr>
+          <w:ilvl w:val="0"/>
+          <w:numId w:val="32"/>
+        </w:numPr>
+        <w:rPr>
+          <w:rFonts w:ascii="Segoe UI Emoji" w:hAnsi="Segoe UI Emoji" w:cs="Segoe UI Emoji"/>
+          <w:b/>
+          <w:bCs/>
+        </w:rPr>
+      </w:pPr>
+      <w:r>
+        <w:rPr>
+          <w:rFonts w:ascii="Segoe UI Emoji" w:hAnsi="Segoe UI Emoji" w:cs="Segoe UI Emoji"/>
+          <w:b/>
+          <w:bCs/>
+        </w:rPr>
+        <w:t>Paso 3: </w:t>
+      </w:r>
+      <w:proofErr w:type="spellStart"/>
+      <w:proofErr w:type="gramStart"/>
+      <w:r>
+        <w:rPr>
+          <w:rFonts w:ascii="Segoe UI Emoji" w:hAnsi="Segoe UI Emoji" w:cs="Segoe UI Emoji"/>
+          <w:b/>
+          <w:bCs/>
+        </w:rPr>
+        <w:t>invalidateCache</w:t>
+      </w:r>
+      <w:proofErr w:type="spellEnd"/>
+      <w:r>
+        <w:rPr>
+          <w:rFonts w:ascii="Segoe UI Emoji" w:hAnsi="Segoe UI Emoji" w:cs="Segoe UI Emoji"/>
+          <w:b/>
+          <w:bCs/>
+        </w:rPr>
+        <w:t>(</w:t>
+      </w:r>
+      <w:proofErr w:type="gramEnd"/>
+      <w:r>
+        <w:rPr>
+          <w:rFonts w:ascii="Segoe UI Emoji" w:hAnsi="Segoe UI Emoji" w:cs="Segoe UI Emoji"/>
+          <w:b/>
+          <w:bCs/>
+        </w:rPr>
+        <w:t>)</w:t>
+      </w:r>
+    </w:p>
+    <w:p>
+      <w:pPr>
+        <w:rPr>
+          <w:rFonts w:ascii="Segoe UI Emoji" w:hAnsi="Segoe UI Emoji" w:cs="Segoe UI Emoji"/>
+          <w:b/>
+          <w:bCs/>
+        </w:rPr>
+      </w:pPr>
+      <w:r>
+        <w:rPr>
+          <w:rFonts w:ascii="Segoe UI Emoji" w:hAnsi="Segoe UI Emoji" w:cs="Segoe UI Emoji"/>
+          <w:b/>
+          <w:bCs/>
+        </w:rPr>
+        <w:pict w14:anchorId="45A3506E">
+          <v:rect id="_x0000_i1036" style="width:0;height:.75pt" o:hralign="center" o:hrstd="t" o:hr="t" fillcolor="#a0a0a0" stroked="f"/>
+        </w:pict>
+      </w:r>
+    </w:p>
+    <w:p>
+      <w:pPr>
+        <w:rPr>
+          <w:rFonts w:ascii="Segoe UI Emoji" w:hAnsi="Segoe UI Emoji" w:cs="Segoe UI Emoji"/>
+          <w:b/>
+          <w:bCs/>
+        </w:rPr>
+      </w:pPr>
+      <w:r>
+        <w:rPr>
+          <w:rFonts w:ascii="Segoe UI Emoji" w:hAnsi="Segoe UI Emoji" w:cs="Segoe UI Emoji"/>
+          <w:b/>
+          <w:bCs/>
+        </w:rPr>
+        <w:t>📊 Estado de la Deuda Técnica (Post-V9.0)</w:t>
+      </w:r>
+    </w:p>
+    <w:tbl>
+      <w:tblPr>
+        <w:tblW w:w="11280" w:type="dxa"/>
+        <w:tblCellMar>
+          <w:top w:w="15" w:type="dxa"/>
+          <w:left w:w="15" w:type="dxa"/>
+          <w:bottom w:w="15" w:type="dxa"/>
+          <w:right w:w="15" w:type="dxa"/>
+        </w:tblCellMar>
+        <w:tblLook w:val="04A0" w:firstRow="1" w:lastRow="0" w:firstColumn="1" w:lastColumn="0" w:noHBand="0" w:noVBand="1"/>
+      </w:tblPr>
+      <w:tblGrid>
+        <w:gridCol w:w="8378"/>
+        <w:gridCol w:w="2902"/>
+      </w:tblGrid>
+      <w:tr>
+        <w:trPr>
+          <w:tblHeader/>
+        </w:trPr>
+        <w:tc>
+          <w:tcPr>
+            <w:tcW w:w="0" w:type="auto"/>
+            <w:tcBorders>
+              <w:top w:val="nil"/>
+            </w:tcBorders>
+            <w:tcMar>
+              <w:top w:w="150" w:type="dxa"/>
+              <w:left w:w="0" w:type="dxa"/>
+              <w:bottom w:w="150" w:type="dxa"/>
+              <w:right w:w="240" w:type="dxa"/>
+            </w:tcMar>
+            <w:vAlign w:val="center"/>
+            <w:hideMark/>
+          </w:tcPr>
+          <w:p>
+            <w:pPr>
+              <w:rPr>
+                <w:rFonts w:ascii="Segoe UI Emoji" w:hAnsi="Segoe UI Emoji" w:cs="Segoe UI Emoji"/>
+                <w:b/>
+                <w:bCs/>
+              </w:rPr>
+            </w:pPr>
+            <w:proofErr w:type="spellStart"/>
+            <w:r>
+              <w:rPr>
+                <w:rFonts w:ascii="Segoe UI Emoji" w:hAnsi="Segoe UI Emoji" w:cs="Segoe UI Emoji"/>
+                <w:b/>
+                <w:bCs/>
+              </w:rPr>
+              <w:t>Item</w:t>
+            </w:r>
+            <w:proofErr w:type="spellEnd"/>
+          </w:p>
+        </w:tc>
+        <w:tc>
+          <w:tcPr>
+            <w:tcW w:w="0" w:type="auto"/>
+            <w:tcBorders>
+              <w:top w:val="nil"/>
+            </w:tcBorders>
+            <w:tcMar>
+              <w:top w:w="150" w:type="dxa"/>
+              <w:left w:w="240" w:type="dxa"/>
+              <w:bottom w:w="150" w:type="dxa"/>
+              <w:right w:w="240" w:type="dxa"/>
+            </w:tcMar>
+            <w:vAlign w:val="center"/>
+            <w:hideMark/>
+          </w:tcPr>
+          <w:p>
+            <w:pPr>
+              <w:rPr>
+                <w:rFonts w:ascii="Segoe UI Emoji" w:hAnsi="Segoe UI Emoji" w:cs="Segoe UI Emoji"/>
+                <w:b/>
+                <w:bCs/>
+              </w:rPr>
+            </w:pPr>
+            <w:r>
+              <w:rPr>
+                <w:rFonts w:ascii="Segoe UI Emoji" w:hAnsi="Segoe UI Emoji" w:cs="Segoe UI Emoji"/>
+                <w:b/>
+                <w:bCs/>
+              </w:rPr>
+              <w:t>Estado</w:t>
+            </w:r>
+          </w:p>
+        </w:tc>
+      </w:tr>
+      <w:tr>
+        <w:tc>
+          <w:tcPr>
+            <w:tcW w:w="0" w:type="auto"/>
+            <w:tcMar>
+              <w:top w:w="150" w:type="dxa"/>
+              <w:left w:w="0" w:type="dxa"/>
+              <w:bottom w:w="150" w:type="dxa"/>
+              <w:right w:w="240" w:type="dxa"/>
+            </w:tcMar>
+            <w:vAlign w:val="center"/>
+            <w:hideMark/>
+          </w:tcPr>
+          <w:p>
+            <w:pPr>
+              <w:rPr>
+                <w:rFonts w:ascii="Segoe UI Emoji" w:hAnsi="Segoe UI Emoji" w:cs="Segoe UI Emoji"/>
+                <w:b/>
+                <w:bCs/>
+              </w:rPr>
+            </w:pPr>
+            <w:r>
+              <w:rPr>
+                <w:rFonts w:ascii="Segoe UI Emoji" w:hAnsi="Segoe UI Emoji" w:cs="Segoe UI Emoji"/>
+                <w:b/>
+                <w:bCs/>
+              </w:rPr>
+              <w:t xml:space="preserve">P0-1: Firma del constructor de </w:t>
+            </w:r>
+            <w:proofErr w:type="spellStart"/>
+            <w:r>
+              <w:rPr>
+                <w:rFonts w:ascii="Segoe UI Emoji" w:hAnsi="Segoe UI Emoji" w:cs="Segoe UI Emoji"/>
+                <w:b/>
+                <w:bCs/>
+              </w:rPr>
+              <w:t>Escapement</w:t>
+            </w:r>
+            <w:proofErr w:type="spellEnd"/>
+          </w:p>
+        </w:tc>
+        <w:tc>
+          <w:tcPr>
+            <w:tcW w:w="0" w:type="auto"/>
+            <w:tcMar>
+              <w:top w:w="150" w:type="dxa"/>
+              <w:left w:w="240" w:type="dxa"/>
+              <w:bottom w:w="150" w:type="dxa"/>
+              <w:right w:w="0" w:type="dxa"/>
+            </w:tcMar>
+            <w:vAlign w:val="center"/>
+            <w:hideMark/>
+          </w:tcPr>
+          <w:p>
+            <w:pPr>
+              <w:rPr>
+                <w:rFonts w:ascii="Segoe UI Emoji" w:hAnsi="Segoe UI Emoji" w:cs="Segoe UI Emoji"/>
+                <w:b/>
+                <w:bCs/>
+              </w:rPr>
+            </w:pPr>
+            <w:r>
+              <w:rPr>
+                <w:rFonts w:ascii="Segoe UI Emoji" w:hAnsi="Segoe UI Emoji" w:cs="Segoe UI Emoji"/>
+                <w:b/>
+                <w:bCs/>
+              </w:rPr>
+              <w:t>✅ RESUELTO</w:t>
+            </w:r>
+          </w:p>
+        </w:tc>
+      </w:tr>
+      <w:tr>
+        <w:tc>
+          <w:tcPr>
+            <w:tcW w:w="0" w:type="auto"/>
+            <w:tcMar>
+              <w:top w:w="150" w:type="dxa"/>
+              <w:left w:w="0" w:type="dxa"/>
+              <w:bottom w:w="150" w:type="dxa"/>
+              <w:right w:w="240" w:type="dxa"/>
+            </w:tcMar>
+            <w:vAlign w:val="center"/>
+            <w:hideMark/>
+          </w:tcPr>
+          <w:p>
+            <w:pPr>
+              <w:rPr>
+                <w:rFonts w:ascii="Segoe UI Emoji" w:hAnsi="Segoe UI Emoji" w:cs="Segoe UI Emoji"/>
+                <w:b/>
+                <w:bCs/>
+              </w:rPr>
+            </w:pPr>
+            <w:r>
+              <w:rPr>
+                <w:rFonts w:ascii="Segoe UI Emoji" w:hAnsi="Segoe UI Emoji" w:cs="Segoe UI Emoji"/>
+                <w:b/>
+                <w:bCs/>
+              </w:rPr>
+              <w:lastRenderedPageBreak/>
+              <w:t xml:space="preserve">P0-2: Doble inserción en array </w:t>
+            </w:r>
+            <w:proofErr w:type="spellStart"/>
+            <w:r>
+              <w:rPr>
+                <w:rFonts w:ascii="Segoe UI Emoji" w:hAnsi="Segoe UI Emoji" w:cs="Segoe UI Emoji"/>
+                <w:b/>
+                <w:bCs/>
+              </w:rPr>
+              <w:t>escapements</w:t>
+            </w:r>
+            <w:proofErr w:type="spellEnd"/>
+          </w:p>
+        </w:tc>
+        <w:tc>
+          <w:tcPr>
+            <w:tcW w:w="0" w:type="auto"/>
+            <w:tcMar>
+              <w:top w:w="150" w:type="dxa"/>
+              <w:left w:w="240" w:type="dxa"/>
+              <w:bottom w:w="150" w:type="dxa"/>
+              <w:right w:w="0" w:type="dxa"/>
+            </w:tcMar>
+            <w:vAlign w:val="center"/>
+            <w:hideMark/>
+          </w:tcPr>
+          <w:p>
+            <w:pPr>
+              <w:rPr>
+                <w:rFonts w:ascii="Segoe UI Emoji" w:hAnsi="Segoe UI Emoji" w:cs="Segoe UI Emoji"/>
+                <w:b/>
+                <w:bCs/>
+              </w:rPr>
+            </w:pPr>
+            <w:r>
+              <w:rPr>
+                <w:rFonts w:ascii="Segoe UI Emoji" w:hAnsi="Segoe UI Emoji" w:cs="Segoe UI Emoji"/>
+                <w:b/>
+                <w:bCs/>
+              </w:rPr>
+              <w:t>✅ RESUELTO</w:t>
+            </w:r>
+          </w:p>
+        </w:tc>
+      </w:tr>
+      <w:tr>
+        <w:tc>
+          <w:tcPr>
+            <w:tcW w:w="0" w:type="auto"/>
+            <w:tcMar>
+              <w:top w:w="150" w:type="dxa"/>
+              <w:left w:w="0" w:type="dxa"/>
+              <w:bottom w:w="150" w:type="dxa"/>
+              <w:right w:w="240" w:type="dxa"/>
+            </w:tcMar>
+            <w:vAlign w:val="center"/>
+            <w:hideMark/>
+          </w:tcPr>
+          <w:p>
+            <w:pPr>
+              <w:rPr>
+                <w:rFonts w:ascii="Segoe UI Emoji" w:hAnsi="Segoe UI Emoji" w:cs="Segoe UI Emoji"/>
+                <w:b/>
+                <w:bCs/>
+              </w:rPr>
+            </w:pPr>
+            <w:r>
+              <w:rPr>
+                <w:rFonts w:ascii="Segoe UI Emoji" w:hAnsi="Segoe UI Emoji" w:cs="Segoe UI Emoji"/>
+                <w:b/>
+                <w:bCs/>
+              </w:rPr>
+              <w:t>P0-3: Propagación de ángulo absoluto</w:t>
+            </w:r>
+          </w:p>
+        </w:tc>
+        <w:tc>
+          <w:tcPr>
+            <w:tcW w:w="0" w:type="auto"/>
+            <w:tcMar>
+              <w:top w:w="150" w:type="dxa"/>
+              <w:left w:w="240" w:type="dxa"/>
+              <w:bottom w:w="150" w:type="dxa"/>
+              <w:right w:w="0" w:type="dxa"/>
+            </w:tcMar>
+            <w:vAlign w:val="center"/>
+            <w:hideMark/>
+          </w:tcPr>
+          <w:p>
+            <w:pPr>
+              <w:rPr>
+                <w:rFonts w:ascii="Segoe UI Emoji" w:hAnsi="Segoe UI Emoji" w:cs="Segoe UI Emoji"/>
+                <w:b/>
+                <w:bCs/>
+              </w:rPr>
+            </w:pPr>
+            <w:r>
+              <w:rPr>
+                <w:rFonts w:ascii="Segoe UI Emoji" w:hAnsi="Segoe UI Emoji" w:cs="Segoe UI Emoji"/>
+                <w:b/>
+                <w:bCs/>
+              </w:rPr>
+              <w:t>✅ RESUELTO</w:t>
+            </w:r>
+          </w:p>
+        </w:tc>
+      </w:tr>
+      <w:tr>
+        <w:tc>
+          <w:tcPr>
+            <w:tcW w:w="0" w:type="auto"/>
+            <w:tcMar>
+              <w:top w:w="150" w:type="dxa"/>
+              <w:left w:w="0" w:type="dxa"/>
+              <w:bottom w:w="150" w:type="dxa"/>
+              <w:right w:w="240" w:type="dxa"/>
+            </w:tcMar>
+            <w:vAlign w:val="center"/>
+            <w:hideMark/>
+          </w:tcPr>
+          <w:p>
+            <w:pPr>
+              <w:rPr>
+                <w:rFonts w:ascii="Segoe UI Emoji" w:hAnsi="Segoe UI Emoji" w:cs="Segoe UI Emoji"/>
+                <w:b/>
+                <w:bCs/>
+              </w:rPr>
+            </w:pPr>
+            <w:r>
+              <w:rPr>
+                <w:rFonts w:ascii="Segoe UI Emoji" w:hAnsi="Segoe UI Emoji" w:cs="Segoe UI Emoji"/>
+                <w:b/>
+                <w:bCs/>
+              </w:rPr>
+              <w:t>P1-4: Péndulo y escape no comparten eje</w:t>
+            </w:r>
+          </w:p>
+        </w:tc>
+        <w:tc>
+          <w:tcPr>
+            <w:tcW w:w="0" w:type="auto"/>
+            <w:tcMar>
+              <w:top w:w="150" w:type="dxa"/>
+              <w:left w:w="240" w:type="dxa"/>
+              <w:bottom w:w="150" w:type="dxa"/>
+              <w:right w:w="0" w:type="dxa"/>
+            </w:tcMar>
+            <w:vAlign w:val="center"/>
+            <w:hideMark/>
+          </w:tcPr>
+          <w:p>
+            <w:pPr>
+              <w:rPr>
+                <w:rFonts w:ascii="Segoe UI Emoji" w:hAnsi="Segoe UI Emoji" w:cs="Segoe UI Emoji"/>
+                <w:b/>
+                <w:bCs/>
+              </w:rPr>
+            </w:pPr>
+            <w:r>
+              <w:rPr>
+                <w:rFonts w:ascii="Segoe UI Emoji" w:hAnsi="Segoe UI Emoji" w:cs="Segoe UI Emoji"/>
+                <w:b/>
+                <w:bCs/>
+              </w:rPr>
+              <w:t>✅ RESUELTO</w:t>
+            </w:r>
+          </w:p>
+        </w:tc>
+      </w:tr>
+      <w:tr>
+        <w:tc>
+          <w:tcPr>
+            <w:tcW w:w="0" w:type="auto"/>
+            <w:tcMar>
+              <w:top w:w="150" w:type="dxa"/>
+              <w:left w:w="0" w:type="dxa"/>
+              <w:bottom w:w="150" w:type="dxa"/>
+              <w:right w:w="240" w:type="dxa"/>
+            </w:tcMar>
+            <w:vAlign w:val="center"/>
+            <w:hideMark/>
+          </w:tcPr>
+          <w:p>
+            <w:pPr>
+              <w:rPr>
+                <w:rFonts w:ascii="Segoe UI Emoji" w:hAnsi="Segoe UI Emoji" w:cs="Segoe UI Emoji"/>
+                <w:b/>
+                <w:bCs/>
+              </w:rPr>
+            </w:pPr>
+            <w:r>
+              <w:rPr>
+                <w:rFonts w:ascii="Segoe UI Emoji" w:hAnsi="Segoe UI Emoji" w:cs="Segoe UI Emoji"/>
+                <w:b/>
+                <w:bCs/>
+              </w:rPr>
+              <w:t>P1-5: Péndulo oscila sin perder energía</w:t>
+            </w:r>
+          </w:p>
+        </w:tc>
+        <w:tc>
+          <w:tcPr>
+            <w:tcW w:w="0" w:type="auto"/>
+            <w:tcMar>
+              <w:top w:w="150" w:type="dxa"/>
+              <w:left w:w="240" w:type="dxa"/>
+              <w:bottom w:w="150" w:type="dxa"/>
+              <w:right w:w="0" w:type="dxa"/>
+            </w:tcMar>
+            <w:vAlign w:val="center"/>
+            <w:hideMark/>
+          </w:tcPr>
+          <w:p>
+            <w:pPr>
+              <w:rPr>
+                <w:rFonts w:ascii="Segoe UI Emoji" w:hAnsi="Segoe UI Emoji" w:cs="Segoe UI Emoji"/>
+                <w:b/>
+                <w:bCs/>
+              </w:rPr>
+            </w:pPr>
+            <w:r>
+              <w:rPr>
+                <w:rFonts w:ascii="Segoe UI Emoji" w:hAnsi="Segoe UI Emoji" w:cs="Segoe UI Emoji"/>
+                <w:b/>
+                <w:bCs/>
+              </w:rPr>
+              <w:t>✅ RESUELTO</w:t>
+            </w:r>
+          </w:p>
+        </w:tc>
+      </w:tr>
+      <w:tr>
+        <w:tc>
+          <w:tcPr>
+            <w:tcW w:w="0" w:type="auto"/>
+            <w:tcMar>
+              <w:top w:w="150" w:type="dxa"/>
+              <w:left w:w="0" w:type="dxa"/>
+              <w:bottom w:w="150" w:type="dxa"/>
+              <w:right w:w="240" w:type="dxa"/>
+            </w:tcMar>
+            <w:vAlign w:val="center"/>
+            <w:hideMark/>
+          </w:tcPr>
+          <w:p>
+            <w:pPr>
+              <w:rPr>
+                <w:rFonts w:ascii="Segoe UI Emoji" w:hAnsi="Segoe UI Emoji" w:cs="Segoe UI Emoji"/>
+                <w:b/>
+                <w:bCs/>
+              </w:rPr>
+            </w:pPr>
+            <w:r>
+              <w:rPr>
+                <w:rFonts w:ascii="Segoe UI Emoji" w:hAnsi="Segoe UI Emoji" w:cs="Segoe UI Emoji"/>
+                <w:b/>
+                <w:bCs/>
+              </w:rPr>
+              <w:t xml:space="preserve">P1-6: Retroalimentación </w:t>
+            </w:r>
+            <w:proofErr w:type="spellStart"/>
+            <w:r>
+              <w:rPr>
+                <w:rFonts w:ascii="Segoe UI Emoji" w:hAnsi="Segoe UI Emoji" w:cs="Segoe UI Emoji"/>
+                <w:b/>
+                <w:bCs/>
+              </w:rPr>
+              <w:t>escape→péndulo</w:t>
+            </w:r>
+            <w:proofErr w:type="spellEnd"/>
+          </w:p>
+        </w:tc>
+        <w:tc>
+          <w:tcPr>
+            <w:tcW w:w="0" w:type="auto"/>
+            <w:tcMar>
+              <w:top w:w="150" w:type="dxa"/>
+              <w:left w:w="240" w:type="dxa"/>
+              <w:bottom w:w="150" w:type="dxa"/>
+              <w:right w:w="0" w:type="dxa"/>
+            </w:tcMar>
+            <w:vAlign w:val="center"/>
+            <w:hideMark/>
+          </w:tcPr>
+          <w:p>
+            <w:pPr>
+              <w:rPr>
+                <w:rFonts w:ascii="Segoe UI Emoji" w:hAnsi="Segoe UI Emoji" w:cs="Segoe UI Emoji"/>
+                <w:b/>
+                <w:bCs/>
+              </w:rPr>
+            </w:pPr>
+            <w:r>
+              <w:rPr>
+                <w:rFonts w:ascii="Segoe UI Emoji" w:hAnsi="Segoe UI Emoji" w:cs="Segoe UI Emoji"/>
+                <w:b/>
+                <w:bCs/>
+              </w:rPr>
+              <w:t>✅ RESUELTO</w:t>
+            </w:r>
+          </w:p>
+        </w:tc>
+      </w:tr>
+      <w:tr>
+        <w:tc>
+          <w:tcPr>
+            <w:tcW w:w="0" w:type="auto"/>
+            <w:tcMar>
+              <w:top w:w="150" w:type="dxa"/>
+              <w:left w:w="0" w:type="dxa"/>
+              <w:bottom w:w="150" w:type="dxa"/>
+              <w:right w:w="240" w:type="dxa"/>
+            </w:tcMar>
+            <w:vAlign w:val="center"/>
+            <w:hideMark/>
+          </w:tcPr>
+          <w:p>
+            <w:pPr>
+              <w:rPr>
+                <w:rFonts w:ascii="Segoe UI Emoji" w:hAnsi="Segoe UI Emoji" w:cs="Segoe UI Emoji"/>
+                <w:b/>
+                <w:bCs/>
+                <w:lang w:val="en-US"/>
+              </w:rPr>
+            </w:pPr>
+            <w:r>
+              <w:rPr>
+                <w:rFonts w:ascii="Segoe UI Emoji" w:hAnsi="Segoe UI Emoji" w:cs="Segoe UI Emoji"/>
+                <w:b/>
+                <w:bCs/>
+                <w:lang w:val="en-US"/>
+              </w:rPr>
+              <w:t>P2-7: rebuildConnectedShafts en cada tick</w:t>
+            </w:r>
+          </w:p>
+        </w:tc>
+        <w:tc>
+          <w:tcPr>
+            <w:tcW w:w="0" w:type="auto"/>
+            <w:tcMar>
+              <w:top w:w="150" w:type="dxa"/>
+              <w:left w:w="240" w:type="dxa"/>
+              <w:bottom w:w="150" w:type="dxa"/>
+              <w:right w:w="0" w:type="dxa"/>
+            </w:tcMar>
+            <w:vAlign w:val="center"/>
+            <w:hideMark/>
+          </w:tcPr>
+          <w:p>
+            <w:pPr>
+              <w:rPr>
+                <w:rFonts w:ascii="Segoe UI Emoji" w:hAnsi="Segoe UI Emoji" w:cs="Segoe UI Emoji"/>
+                <w:b/>
+                <w:bCs/>
+              </w:rPr>
+            </w:pPr>
+            <w:r>
+              <w:rPr>
+                <w:rFonts w:ascii="Segoe UI Emoji" w:hAnsi="Segoe UI Emoji" w:cs="Segoe UI Emoji"/>
+                <w:b/>
+                <w:bCs/>
+              </w:rPr>
+              <w:t>✅ RESUELTO</w:t>
+            </w:r>
+          </w:p>
+        </w:tc>
+      </w:tr>
+      <w:tr>
+        <w:tc>
+          <w:tcPr>
+            <w:tcW w:w="0" w:type="auto"/>
+            <w:tcMar>
+              <w:top w:w="150" w:type="dxa"/>
+              <w:left w:w="0" w:type="dxa"/>
+              <w:bottom w:w="150" w:type="dxa"/>
+              <w:right w:w="240" w:type="dxa"/>
+            </w:tcMar>
+            <w:vAlign w:val="center"/>
+            <w:hideMark/>
+          </w:tcPr>
+          <w:p>
+            <w:pPr>
+              <w:rPr>
+                <w:rFonts w:ascii="Segoe UI Emoji" w:hAnsi="Segoe UI Emoji" w:cs="Segoe UI Emoji"/>
+                <w:b/>
+                <w:bCs/>
+              </w:rPr>
+            </w:pPr>
+            <w:r>
+              <w:rPr>
+                <w:rFonts w:ascii="Segoe UI Emoji" w:hAnsi="Segoe UI Emoji" w:cs="Segoe UI Emoji"/>
+                <w:b/>
+                <w:bCs/>
+              </w:rPr>
+              <w:t>P2-8: Detección de cruce por cero frágil</w:t>
+            </w:r>
+          </w:p>
+        </w:tc>
+        <w:tc>
+          <w:tcPr>
+            <w:tcW w:w="0" w:type="auto"/>
+            <w:tcMar>
+              <w:top w:w="150" w:type="dxa"/>
+              <w:left w:w="240" w:type="dxa"/>
+              <w:bottom w:w="150" w:type="dxa"/>
+              <w:right w:w="0" w:type="dxa"/>
+            </w:tcMar>
+            <w:vAlign w:val="center"/>
+            <w:hideMark/>
+          </w:tcPr>
+          <w:p>
+            <w:pPr>
+              <w:rPr>
+                <w:rFonts w:ascii="Segoe UI Emoji" w:hAnsi="Segoe UI Emoji" w:cs="Segoe UI Emoji"/>
+                <w:b/>
+                <w:bCs/>
+              </w:rPr>
+            </w:pPr>
+            <w:r>
+              <w:rPr>
+                <w:rFonts w:ascii="Segoe UI Emoji" w:hAnsi="Segoe UI Emoji" w:cs="Segoe UI Emoji"/>
+                <w:b/>
+                <w:bCs/>
+              </w:rPr>
+              <w:t>✅ RESUELTO</w:t>
+            </w:r>
+          </w:p>
+        </w:tc>
+      </w:tr>
+      <w:tr>
+        <w:tc>
+          <w:tcPr>
+            <w:tcW w:w="0" w:type="auto"/>
+            <w:tcMar>
+              <w:top w:w="150" w:type="dxa"/>
+              <w:left w:w="0" w:type="dxa"/>
+              <w:bottom w:w="150" w:type="dxa"/>
+              <w:right w:w="240" w:type="dxa"/>
+            </w:tcMar>
+            <w:vAlign w:val="center"/>
+            <w:hideMark/>
+          </w:tcPr>
+          <w:p>
+            <w:pPr>
+              <w:rPr>
+                <w:rFonts w:ascii="Segoe UI Emoji" w:hAnsi="Segoe UI Emoji" w:cs="Segoe UI Emoji"/>
+                <w:b/>
+                <w:bCs/>
+                <w:lang w:val="en-US"/>
+              </w:rPr>
+            </w:pPr>
+            <w:r>
+              <w:rPr>
+                <w:rFonts w:ascii="Segoe UI Emoji" w:hAnsi="Segoe UI Emoji" w:cs="Segoe UI Emoji"/>
+                <w:b/>
+                <w:bCs/>
+                <w:lang w:val="en-US"/>
+              </w:rPr>
+              <w:t>P2-9: Hack de isDriver = false</w:t>
+            </w:r>
+          </w:p>
+        </w:tc>
+        <w:tc>
+          <w:tcPr>
+            <w:tcW w:w="0" w:type="auto"/>
+            <w:tcMar>
+              <w:top w:w="150" w:type="dxa"/>
+              <w:left w:w="240" w:type="dxa"/>
+              <w:bottom w:w="150" w:type="dxa"/>
+              <w:right w:w="0" w:type="dxa"/>
+            </w:tcMar>
+            <w:vAlign w:val="center"/>
+            <w:hideMark/>
+          </w:tcPr>
+          <w:p>
+            <w:pPr>
+              <w:rPr>
+                <w:rFonts w:ascii="Segoe UI Emoji" w:hAnsi="Segoe UI Emoji" w:cs="Segoe UI Emoji"/>
+                <w:b/>
+                <w:bCs/>
+              </w:rPr>
+            </w:pPr>
+            <w:r>
+              <w:rPr>
+                <w:rFonts w:ascii="Segoe UI Emoji" w:hAnsi="Segoe UI Emoji" w:cs="Segoe UI Emoji"/>
+                <w:b/>
+                <w:bCs/>
+              </w:rPr>
+              <w:t>✅ RESUELTO</w:t>
+            </w:r>
+          </w:p>
+        </w:tc>
+      </w:tr>
+      <w:tr>
+        <w:tc>
+          <w:tcPr>
+            <w:tcW w:w="0" w:type="auto"/>
+            <w:tcMar>
+              <w:top w:w="150" w:type="dxa"/>
+              <w:left w:w="0" w:type="dxa"/>
+              <w:bottom w:w="150" w:type="dxa"/>
+              <w:right w:w="240" w:type="dxa"/>
+            </w:tcMar>
+            <w:vAlign w:val="center"/>
+            <w:hideMark/>
+          </w:tcPr>
+          <w:p>
+            <w:pPr>
+              <w:rPr>
+                <w:rFonts w:ascii="Segoe UI Emoji" w:hAnsi="Segoe UI Emoji" w:cs="Segoe UI Emoji"/>
+                <w:b/>
+                <w:bCs/>
+              </w:rPr>
+            </w:pPr>
+            <w:r>
+              <w:rPr>
+                <w:rFonts w:ascii="Segoe UI Emoji" w:hAnsi="Segoe UI Emoji" w:cs="Segoe UI Emoji"/>
+                <w:b/>
+                <w:bCs/>
+              </w:rPr>
+              <w:t>P3-10: Separar responsabilidades del Escape</w:t>
+            </w:r>
+          </w:p>
+        </w:tc>
+        <w:tc>
+          <w:tcPr>
+            <w:tcW w:w="0" w:type="auto"/>
+            <w:tcMar>
+              <w:top w:w="150" w:type="dxa"/>
+              <w:left w:w="240" w:type="dxa"/>
+              <w:bottom w:w="150" w:type="dxa"/>
+              <w:right w:w="0" w:type="dxa"/>
+            </w:tcMar>
+            <w:vAlign w:val="center"/>
+            <w:hideMark/>
+          </w:tcPr>
+          <w:p>
+            <w:pPr>
+              <w:rPr>
+                <w:rFonts w:ascii="Segoe UI Emoji" w:hAnsi="Segoe UI Emoji" w:cs="Segoe UI Emoji"/>
+                <w:b/>
+                <w:bCs/>
+              </w:rPr>
+            </w:pPr>
+            <w:r>
+              <w:rPr>
+                <w:rFonts w:ascii="Segoe UI Emoji" w:hAnsi="Segoe UI Emoji" w:cs="Segoe UI Emoji"/>
+                <w:b/>
+                <w:bCs/>
+              </w:rPr>
+              <w:t>✅ RESUELTO</w:t>
+            </w:r>
+          </w:p>
+        </w:tc>
+      </w:tr>
+      <w:tr>
+        <w:tc>
+          <w:tcPr>
+            <w:tcW w:w="0" w:type="auto"/>
+            <w:tcMar>
+              <w:top w:w="150" w:type="dxa"/>
+              <w:left w:w="0" w:type="dxa"/>
+              <w:bottom w:w="150" w:type="dxa"/>
+              <w:right w:w="240" w:type="dxa"/>
+            </w:tcMar>
+            <w:vAlign w:val="center"/>
+            <w:hideMark/>
+          </w:tcPr>
+          <w:p>
+            <w:pPr>
+              <w:rPr>
+                <w:rFonts w:ascii="Segoe UI Emoji" w:hAnsi="Segoe UI Emoji" w:cs="Segoe UI Emoji"/>
+                <w:b/>
+                <w:bCs/>
+              </w:rPr>
+            </w:pPr>
+            <w:r>
+              <w:rPr>
+                <w:rFonts w:ascii="Segoe UI Emoji" w:hAnsi="Segoe UI Emoji" w:cs="Segoe UI Emoji"/>
+                <w:b/>
+                <w:bCs/>
+              </w:rPr>
+              <w:t xml:space="preserve">P3-11: </w:t>
+            </w:r>
+            <w:proofErr w:type="spellStart"/>
+            <w:r>
+              <w:rPr>
+                <w:rFonts w:ascii="Segoe UI Emoji" w:hAnsi="Segoe UI Emoji" w:cs="Segoe UI Emoji"/>
+                <w:b/>
+                <w:bCs/>
+              </w:rPr>
+              <w:t>PropertyPanel</w:t>
+            </w:r>
+            <w:proofErr w:type="spellEnd"/>
+            <w:r>
+              <w:rPr>
+                <w:rFonts w:ascii="Segoe UI Emoji" w:hAnsi="Segoe UI Emoji" w:cs="Segoe UI Emoji"/>
+                <w:b/>
+                <w:bCs/>
+              </w:rPr>
+              <w:t xml:space="preserve"> asume un solo péndulo</w:t>
+            </w:r>
+          </w:p>
+        </w:tc>
+        <w:tc>
+          <w:tcPr>
+            <w:tcW w:w="0" w:type="auto"/>
+            <w:tcMar>
+              <w:top w:w="150" w:type="dxa"/>
+              <w:left w:w="240" w:type="dxa"/>
+              <w:bottom w:w="150" w:type="dxa"/>
+              <w:right w:w="0" w:type="dxa"/>
+            </w:tcMar>
+            <w:vAlign w:val="center"/>
+            <w:hideMark/>
+          </w:tcPr>
+          <w:p>
+            <w:pPr>
+              <w:rPr>
+                <w:rFonts w:ascii="Segoe UI Emoji" w:hAnsi="Segoe UI Emoji" w:cs="Segoe UI Emoji"/>
+                <w:b/>
+                <w:bCs/>
+              </w:rPr>
+            </w:pPr>
+            <w:r>
+              <w:rPr>
+                <w:rFonts w:ascii="Segoe UI Emoji" w:hAnsi="Segoe UI Emoji" w:cs="Segoe UI Emoji"/>
+                <w:b/>
+                <w:bCs/>
+              </w:rPr>
+              <w:t>✅ RESUELTO</w:t>
+            </w:r>
+          </w:p>
+        </w:tc>
+      </w:tr>
+      <w:tr>
+        <w:tc>
+          <w:tcPr>
+            <w:tcW w:w="0" w:type="auto"/>
+            <w:tcMar>
+              <w:top w:w="150" w:type="dxa"/>
+              <w:left w:w="0" w:type="dxa"/>
+              <w:bottom w:w="150" w:type="dxa"/>
+              <w:right w:w="240" w:type="dxa"/>
+            </w:tcMar>
+            <w:vAlign w:val="center"/>
+            <w:hideMark/>
+          </w:tcPr>
+          <w:p>
+            <w:pPr>
+              <w:rPr>
+                <w:rFonts w:ascii="Segoe UI Emoji" w:hAnsi="Segoe UI Emoji" w:cs="Segoe UI Emoji"/>
+                <w:b/>
+                <w:bCs/>
+              </w:rPr>
+            </w:pPr>
+            <w:r>
+              <w:rPr>
+                <w:rFonts w:ascii="Segoe UI Emoji" w:hAnsi="Segoe UI Emoji" w:cs="Segoe UI Emoji"/>
+                <w:b/>
+                <w:bCs/>
+              </w:rPr>
+              <w:t>P3-12: Falta modelo de "Áncora"</w:t>
+            </w:r>
+          </w:p>
+        </w:tc>
+        <w:tc>
+          <w:tcPr>
+            <w:tcW w:w="0" w:type="auto"/>
+            <w:tcMar>
+              <w:top w:w="150" w:type="dxa"/>
+              <w:left w:w="240" w:type="dxa"/>
+              <w:bottom w:w="150" w:type="dxa"/>
+              <w:right w:w="0" w:type="dxa"/>
+            </w:tcMar>
+            <w:vAlign w:val="center"/>
+            <w:hideMark/>
+          </w:tcPr>
+          <w:p>
+            <w:pPr>
+              <w:rPr>
+                <w:rFonts w:ascii="Segoe UI Emoji" w:hAnsi="Segoe UI Emoji" w:cs="Segoe UI Emoji"/>
+                <w:b/>
+                <w:bCs/>
+              </w:rPr>
+            </w:pPr>
+            <w:r>
+              <w:rPr>
+                <w:rFonts w:ascii="Segoe UI Emoji" w:hAnsi="Segoe UI Emoji" w:cs="Segoe UI Emoji"/>
+                <w:b/>
+                <w:bCs/>
+              </w:rPr>
+              <w:t>✅ RESUELTO</w:t>
+            </w:r>
+          </w:p>
+        </w:tc>
+      </w:tr>
+      <w:tr>
+        <w:tc>
+          <w:tcPr>
+            <w:tcW w:w="0" w:type="auto"/>
+            <w:tcMar>
+              <w:top w:w="150" w:type="dxa"/>
+              <w:left w:w="0" w:type="dxa"/>
+              <w:bottom w:w="150" w:type="dxa"/>
+              <w:right w:w="240" w:type="dxa"/>
+            </w:tcMar>
+            <w:vAlign w:val="center"/>
+            <w:hideMark/>
+          </w:tcPr>
+          <w:p>
+            <w:pPr>
+              <w:rPr>
+                <w:rFonts w:ascii="Segoe UI Emoji" w:hAnsi="Segoe UI Emoji" w:cs="Segoe UI Emoji"/>
+                <w:b/>
+                <w:bCs/>
+              </w:rPr>
+            </w:pPr>
+            <w:r>
+              <w:rPr>
+                <w:rFonts w:ascii="Segoe UI Emoji" w:hAnsi="Segoe UI Emoji" w:cs="Segoe UI Emoji"/>
+                <w:b/>
+                <w:bCs/>
+              </w:rPr>
+              <w:t xml:space="preserve">P4-13: </w:t>
+            </w:r>
+            <w:proofErr w:type="spellStart"/>
+            <w:r>
+              <w:rPr>
+                <w:rFonts w:ascii="Segoe UI Emoji" w:hAnsi="Segoe UI Emoji" w:cs="Segoe UI Emoji"/>
+                <w:b/>
+                <w:bCs/>
+              </w:rPr>
+              <w:t>findClosestComponentAt</w:t>
+            </w:r>
+            <w:proofErr w:type="spellEnd"/>
+            <w:r>
+              <w:rPr>
+                <w:rFonts w:ascii="Segoe UI Emoji" w:hAnsi="Segoe UI Emoji" w:cs="Segoe UI Emoji"/>
+                <w:b/>
+                <w:bCs/>
+              </w:rPr>
+              <w:t xml:space="preserve"> ineficiente</w:t>
+            </w:r>
+          </w:p>
+        </w:tc>
+        <w:tc>
+          <w:tcPr>
+            <w:tcW w:w="0" w:type="auto"/>
+            <w:tcMar>
+              <w:top w:w="150" w:type="dxa"/>
+              <w:left w:w="240" w:type="dxa"/>
+              <w:bottom w:w="150" w:type="dxa"/>
+              <w:right w:w="0" w:type="dxa"/>
+            </w:tcMar>
+            <w:vAlign w:val="center"/>
+            <w:hideMark/>
+          </w:tcPr>
+          <w:p>
+            <w:pPr>
+              <w:rPr>
+                <w:rFonts w:ascii="Segoe UI Emoji" w:hAnsi="Segoe UI Emoji" w:cs="Segoe UI Emoji"/>
+                <w:b/>
+                <w:bCs/>
+              </w:rPr>
+            </w:pPr>
+            <w:r>
+              <w:rPr>
+                <w:rFonts w:ascii="Segoe UI Emoji" w:hAnsi="Segoe UI Emoji" w:cs="Segoe UI Emoji"/>
+                <w:b/>
+                <w:bCs/>
+              </w:rPr>
+              <w:t>✅ RESUELTO</w:t>
+            </w:r>
+          </w:p>
+        </w:tc>
+      </w:tr>
+      <w:tr>
+        <w:tc>
+          <w:tcPr>
+            <w:tcW w:w="0" w:type="auto"/>
+            <w:tcMar>
+              <w:top w:w="150" w:type="dxa"/>
+              <w:left w:w="0" w:type="dxa"/>
+              <w:bottom w:w="150" w:type="dxa"/>
+              <w:right w:w="240" w:type="dxa"/>
+            </w:tcMar>
+            <w:vAlign w:val="center"/>
+            <w:hideMark/>
+          </w:tcPr>
+          <w:p>
+            <w:pPr>
+              <w:rPr>
+                <w:rFonts w:ascii="Segoe UI Emoji" w:hAnsi="Segoe UI Emoji" w:cs="Segoe UI Emoji"/>
+                <w:b/>
+                <w:bCs/>
+              </w:rPr>
+            </w:pPr>
+            <w:r>
+              <w:rPr>
+                <w:rFonts w:ascii="Segoe UI Emoji" w:hAnsi="Segoe UI Emoji" w:cs="Segoe UI Emoji"/>
+                <w:b/>
+                <w:bCs/>
+              </w:rPr>
+              <w:t>P4-14: Sin validación al crear escape</w:t>
+            </w:r>
+          </w:p>
+        </w:tc>
+        <w:tc>
+          <w:tcPr>
+            <w:tcW w:w="0" w:type="auto"/>
+            <w:tcMar>
+              <w:top w:w="150" w:type="dxa"/>
+              <w:left w:w="240" w:type="dxa"/>
+              <w:bottom w:w="150" w:type="dxa"/>
+              <w:right w:w="0" w:type="dxa"/>
+            </w:tcMar>
+            <w:vAlign w:val="center"/>
+            <w:hideMark/>
+          </w:tcPr>
+          <w:p>
+            <w:pPr>
+              <w:rPr>
+                <w:rFonts w:ascii="Segoe UI Emoji" w:hAnsi="Segoe UI Emoji" w:cs="Segoe UI Emoji"/>
+                <w:b/>
+                <w:bCs/>
+              </w:rPr>
+            </w:pPr>
+            <w:r>
+              <w:rPr>
+                <w:rFonts w:ascii="Segoe UI Emoji" w:hAnsi="Segoe UI Emoji" w:cs="Segoe UI Emoji"/>
+                <w:b/>
+                <w:bCs/>
+              </w:rPr>
+              <w:t>✅ RESUELTO</w:t>
+            </w:r>
+          </w:p>
+        </w:tc>
+      </w:tr>
+      <w:tr>
+        <w:tc>
+          <w:tcPr>
+            <w:tcW w:w="0" w:type="auto"/>
+            <w:tcMar>
+              <w:top w:w="150" w:type="dxa"/>
+              <w:left w:w="0" w:type="dxa"/>
+              <w:bottom w:w="150" w:type="dxa"/>
+              <w:right w:w="240" w:type="dxa"/>
+            </w:tcMar>
+            <w:vAlign w:val="center"/>
+            <w:hideMark/>
+          </w:tcPr>
+          <w:p>
+            <w:pPr>
+              <w:rPr>
+                <w:rFonts w:ascii="Segoe UI Emoji" w:hAnsi="Segoe UI Emoji" w:cs="Segoe UI Emoji"/>
+                <w:b/>
+                <w:bCs/>
+              </w:rPr>
+            </w:pPr>
+            <w:r>
+              <w:rPr>
+                <w:rFonts w:ascii="Segoe UI Emoji" w:hAnsi="Segoe UI Emoji" w:cs="Segoe UI Emoji"/>
+                <w:b/>
+                <w:bCs/>
+              </w:rPr>
+              <w:t xml:space="preserve">NUEVO: Monolito </w:t>
+            </w:r>
+            <w:proofErr w:type="spellStart"/>
+            <w:r>
+              <w:rPr>
+                <w:rFonts w:ascii="Segoe UI Emoji" w:hAnsi="Segoe UI Emoji" w:cs="Segoe UI Emoji"/>
+                <w:b/>
+                <w:bCs/>
+              </w:rPr>
+              <w:t>MechanicalSystem</w:t>
+            </w:r>
+            <w:proofErr w:type="spellEnd"/>
+          </w:p>
+        </w:tc>
+        <w:tc>
+          <w:tcPr>
+            <w:tcW w:w="0" w:type="auto"/>
+            <w:tcMar>
+              <w:top w:w="150" w:type="dxa"/>
+              <w:left w:w="240" w:type="dxa"/>
+              <w:bottom w:w="150" w:type="dxa"/>
+              <w:right w:w="0" w:type="dxa"/>
+            </w:tcMar>
+            <w:vAlign w:val="center"/>
+            <w:hideMark/>
+          </w:tcPr>
+          <w:p>
+            <w:pPr>
+              <w:rPr>
+                <w:rFonts w:ascii="Segoe UI Emoji" w:hAnsi="Segoe UI Emoji" w:cs="Segoe UI Emoji"/>
+                <w:b/>
+                <w:bCs/>
+              </w:rPr>
+            </w:pPr>
+            <w:r>
+              <w:rPr>
+                <w:rFonts w:ascii="Segoe UI Emoji" w:hAnsi="Segoe UI Emoji" w:cs="Segoe UI Emoji"/>
+                <w:b/>
+                <w:bCs/>
+              </w:rPr>
+              <w:t>✅ RESUELTO</w:t>
+            </w:r>
+          </w:p>
+        </w:tc>
+      </w:tr>
+    </w:tbl>
+    <w:p>
+      <w:pPr>
+        <w:rPr>
+          <w:rFonts w:ascii="Segoe UI Emoji" w:hAnsi="Segoe UI Emoji" w:cs="Segoe UI Emoji"/>
+          <w:b/>
+          <w:bCs/>
+        </w:rPr>
+      </w:pPr>
+      <w:r>
+        <w:rPr>
+          <w:rFonts w:ascii="Segoe UI Emoji" w:hAnsi="Segoe UI Emoji" w:cs="Segoe UI Emoji"/>
+          <w:b/>
+          <w:bCs/>
+        </w:rPr>
+        <w:pict w14:anchorId="255161AE">
+          <v:rect id="_x0000_i1037" style="width:0;height:.75pt" o:hralign="center" o:hrstd="t" o:hr="t" fillcolor="#a0a0a0" stroked="f"/>
+        </w:pict>
+      </w:r>
+    </w:p>
+    <w:p>
+      <w:pPr>
+        <w:rPr>
+          <w:rFonts w:ascii="Segoe UI Emoji" w:hAnsi="Segoe UI Emoji" w:cs="Segoe UI Emoji"/>
+          <w:b/>
+          <w:bCs/>
+        </w:rPr>
+      </w:pPr>
+      <w:r>
+        <w:rPr>
+          <w:rFonts w:ascii="Segoe UI Emoji" w:hAnsi="Segoe UI Emoji" w:cs="Segoe UI Emoji"/>
+          <w:b/>
+          <w:bCs/>
+        </w:rPr>
+        <w:lastRenderedPageBreak/>
+        <w:t>⏳ FASE 12: Extras y Pulido [PRÓXIMO]</w:t>
+      </w:r>
+    </w:p>
+    <w:p>
+      <w:pPr>
+        <w:rPr>
+          <w:rFonts w:ascii="Segoe UI Emoji" w:hAnsi="Segoe UI Emoji" w:cs="Segoe UI Emoji"/>
+          <w:b/>
+          <w:bCs/>
+        </w:rPr>
+      </w:pPr>
+      <w:r>
+        <w:rPr>
+          <w:rFonts w:ascii="Segoe UI Emoji" w:hAnsi="Segoe UI Emoji" w:cs="Segoe UI Emoji"/>
+          <w:b/>
+          <w:bCs/>
+        </w:rPr>
+        <w:t>Objetivo: Funcionalidades adicionales que demuestran el poder del simulador.</w:t>
+      </w:r>
+    </w:p>
+    <w:p>
+      <w:pPr>
+        <w:rPr>
+          <w:rFonts w:ascii="Segoe UI Emoji" w:hAnsi="Segoe UI Emoji" w:cs="Segoe UI Emoji"/>
+          <w:b/>
+          <w:bCs/>
+        </w:rPr>
+      </w:pPr>
+      <w:r>
+        <w:rPr>
+          <w:rFonts w:ascii="Segoe UI Emoji" w:hAnsi="Segoe UI Emoji" w:cs="Segoe UI Emoji"/>
+          <w:b/>
+          <w:bCs/>
+        </w:rPr>
+        <w:t>Tareas Planificadas:</w:t>
+      </w:r>
+    </w:p>
+    <w:p>
+      <w:pPr>
+        <w:numPr>
+          <w:ilvl w:val="0"/>
+          <w:numId w:val="33"/>
+        </w:numPr>
+        <w:rPr>
+          <w:rFonts w:ascii="Segoe UI Emoji" w:hAnsi="Segoe UI Emoji" w:cs="Segoe UI Emoji"/>
+          <w:b/>
+          <w:bCs/>
+        </w:rPr>
+      </w:pPr>
+      <w:r>
+        <w:rPr>
+          <w:rFonts w:ascii="Segoe UI Emoji" w:hAnsi="Segoe UI Emoji" w:cs="Segoe UI Emoji"/>
+          <w:b/>
+          <w:bCs/>
+        </w:rPr>
+        <w:t>12.1: Diferentes tipos de escape (suizo, cilíndrico, cronómetro)</w:t>
+      </w:r>
+    </w:p>
+    <w:p>
+      <w:pPr>
+        <w:numPr>
+          <w:ilvl w:val="0"/>
+          <w:numId w:val="33"/>
+        </w:numPr>
+        <w:rPr>
+          <w:rFonts w:ascii="Segoe UI Emoji" w:hAnsi="Segoe UI Emoji" w:cs="Segoe UI Emoji"/>
+          <w:b/>
+          <w:bCs/>
+        </w:rPr>
+      </w:pPr>
+      <w:r>
+        <w:rPr>
+          <w:rFonts w:ascii="Segoe UI Emoji" w:hAnsi="Segoe UI Emoji" w:cs="Segoe UI Emoji"/>
+          <w:b/>
+          <w:bCs/>
+        </w:rPr>
+        <w:t>12.2: Sonido avanzado (tic/</w:t>
+      </w:r>
+      <w:proofErr w:type="spellStart"/>
+      <w:r>
+        <w:rPr>
+          <w:rFonts w:ascii="Segoe UI Emoji" w:hAnsi="Segoe UI Emoji" w:cs="Segoe UI Emoji"/>
+          <w:b/>
+          <w:bCs/>
+        </w:rPr>
+        <w:t>toc</w:t>
+      </w:r>
+      <w:proofErr w:type="spellEnd"/>
+      <w:r>
+        <w:rPr>
+          <w:rFonts w:ascii="Segoe UI Emoji" w:hAnsi="Segoe UI Emoji" w:cs="Segoe UI Emoji"/>
+          <w:b/>
+          <w:bCs/>
+        </w:rPr>
+        <w:t xml:space="preserve"> diferenciado, campanadas)</w:t>
+      </w:r>
+    </w:p>
+    <w:p>
+      <w:pPr>
+        <w:numPr>
+          <w:ilvl w:val="0"/>
+          <w:numId w:val="33"/>
+        </w:numPr>
+        <w:rPr>
+          <w:rFonts w:ascii="Segoe UI Emoji" w:hAnsi="Segoe UI Emoji" w:cs="Segoe UI Emoji"/>
+          <w:b/>
+          <w:bCs/>
+        </w:rPr>
+      </w:pPr>
+      <w:r>
+        <w:rPr>
+          <w:rFonts w:ascii="Segoe UI Emoji" w:hAnsi="Segoe UI Emoji" w:cs="Segoe UI Emoji"/>
+          <w:b/>
+          <w:bCs/>
+        </w:rPr>
+        <w:t xml:space="preserve">12.3: </w:t>
+      </w:r>
+      <w:proofErr w:type="spellStart"/>
+      <w:r>
+        <w:rPr>
+          <w:rFonts w:ascii="Segoe UI Emoji" w:hAnsi="Segoe UI Emoji" w:cs="Segoe UI Emoji"/>
+          <w:b/>
+          <w:bCs/>
+        </w:rPr>
+        <w:t>Forklift</w:t>
+      </w:r>
+      <w:proofErr w:type="spellEnd"/>
+      <w:r>
+        <w:rPr>
+          <w:rFonts w:ascii="Segoe UI Emoji" w:hAnsi="Segoe UI Emoji" w:cs="Segoe UI Emoji"/>
+          <w:b/>
+          <w:bCs/>
+        </w:rPr>
+        <w:t xml:space="preserve"> (copia de mecanismos)</w:t>
+      </w:r>
+    </w:p>
+    <w:p>
+      <w:pPr>
+        <w:numPr>
+          <w:ilvl w:val="0"/>
+          <w:numId w:val="33"/>
+        </w:numPr>
+        <w:rPr>
+          <w:rFonts w:ascii="Segoe UI Emoji" w:hAnsi="Segoe UI Emoji" w:cs="Segoe UI Emoji"/>
+          <w:b/>
+          <w:bCs/>
+        </w:rPr>
+      </w:pPr>
+      <w:r>
+        <w:rPr>
+          <w:rFonts w:ascii="Segoe UI Emoji" w:hAnsi="Segoe UI Emoji" w:cs="Segoe UI Emoji"/>
+          <w:b/>
+          <w:bCs/>
+        </w:rPr>
+        <w:t>12.4: Exportación avanzada con historial</w:t>
+      </w:r>
+    </w:p>
+    <w:p>
+      <w:pPr>
+        <w:numPr>
+          <w:ilvl w:val="0"/>
+          <w:numId w:val="33"/>
+        </w:numPr>
+        <w:rPr>
+          <w:rFonts w:ascii="Segoe UI Emoji" w:hAnsi="Segoe UI Emoji" w:cs="Segoe UI Emoji"/>
+          <w:b/>
+          <w:bCs/>
+        </w:rPr>
+      </w:pPr>
+      <w:r>
+        <w:rPr>
+          <w:rFonts w:ascii="Segoe UI Emoji" w:hAnsi="Segoe UI Emoji" w:cs="Segoe UI Emoji"/>
+          <w:b/>
+          <w:bCs/>
+        </w:rPr>
+        <w:t>12.5: Modo presentación</w:t>
+      </w:r>
+    </w:p>
+    <w:p>
+      <w:pPr>
+        <w:numPr>
+          <w:ilvl w:val="0"/>
+          <w:numId w:val="33"/>
+        </w:numPr>
+        <w:rPr>
+          <w:rFonts w:ascii="Segoe UI Emoji" w:hAnsi="Segoe UI Emoji" w:cs="Segoe UI Emoji"/>
+          <w:b/>
+          <w:bCs/>
+        </w:rPr>
+      </w:pPr>
+      <w:r>
+        <w:rPr>
+          <w:rFonts w:ascii="Segoe UI Emoji" w:hAnsi="Segoe UI Emoji" w:cs="Segoe UI Emoji"/>
+          <w:b/>
+          <w:bCs/>
+        </w:rPr>
+        <w:t>12.6: Herramientas de análisis avanzado (torque, eficiencia)</w:t>
+      </w:r>
+    </w:p>
+    <w:p>
+      <w:pPr>
+        <w:numPr>
+          <w:ilvl w:val="0"/>
+          <w:numId w:val="33"/>
+        </w:numPr>
+        <w:rPr>
+          <w:rFonts w:ascii="Segoe UI Emoji" w:hAnsi="Segoe UI Emoji" w:cs="Segoe UI Emoji"/>
+          <w:b/>
+          <w:bCs/>
+        </w:rPr>
+      </w:pPr>
+      <w:r>
+        <w:rPr>
+          <w:rFonts w:ascii="Segoe UI Emoji" w:hAnsi="Segoe UI Emoji" w:cs="Segoe UI Emoji"/>
+          <w:b/>
+          <w:bCs/>
+        </w:rPr>
+        <w:t>12.7: Modo comparativo</w:t>
+      </w:r>
+    </w:p>
+    <w:p>
+      <w:pPr>
+        <w:rPr>
+          <w:rFonts w:ascii="Segoe UI Emoji" w:hAnsi="Segoe UI Emoji" w:cs="Segoe UI Emoji"/>
+          <w:b/>
+          <w:bCs/>
+        </w:rPr>
+      </w:pPr>
+      <w:r>
+        <w:rPr>
+          <w:rFonts w:ascii="Segoe UI Emoji" w:hAnsi="Segoe UI Emoji" w:cs="Segoe UI Emoji"/>
+          <w:b/>
+          <w:bCs/>
+        </w:rPr>
+        <w:pict w14:anchorId="3E1D2242">
+          <v:rect id="_x0000_i1038" style="width:0;height:.75pt" o:hralign="center" o:hrstd="t" o:hr="t" fillcolor="#a0a0a0" stroked="f"/>
+        </w:pict>
+      </w:r>
+    </w:p>
+    <w:p>
+      <w:pPr>
+        <w:rPr>
+          <w:rFonts w:ascii="Segoe UI Emoji" w:hAnsi="Segoe UI Emoji" w:cs="Segoe UI Emoji"/>
+          <w:b/>
+          <w:bCs/>
+        </w:rPr>
+      </w:pPr>
+      <w:r>
+        <w:rPr>
+          <w:rFonts w:ascii="Segoe UI Emoji" w:hAnsi="Segoe UI Emoji" w:cs="Segoe UI Emoji"/>
+          <w:b/>
+          <w:bCs/>
+        </w:rPr>
+        <w:t>🎯 Resumen de Progreso</w:t>
+      </w:r>
+    </w:p>
+    <w:tbl>
+      <w:tblPr>
+        <w:tblW w:w="0" w:type="auto"/>
+        <w:tblCellMar>
+          <w:top w:w="15" w:type="dxa"/>
+          <w:left w:w="15" w:type="dxa"/>
+          <w:bottom w:w="15" w:type="dxa"/>
+          <w:right w:w="15" w:type="dxa"/>
+        </w:tblCellMar>
+        <w:tblLook w:val="04A0" w:firstRow="1" w:lastRow="0" w:firstColumn="1" w:lastColumn="0" w:noHBand="0" w:noVBand="1"/>
+      </w:tblPr>
+      <w:tblGrid>
+        <w:gridCol w:w="1183"/>
+        <w:gridCol w:w="1629"/>
+        <w:gridCol w:w="2395"/>
+        <w:gridCol w:w="1381"/>
+      </w:tblGrid>
+      <w:tr>
+        <w:trPr>
+          <w:trHeight w:val="675"/>
+        </w:trPr>
+        <w:tc>
+          <w:tcPr>
+            <w:tcW w:w="0" w:type="auto"/>
+            <w:tcBorders>
+              <w:bottom w:val="single" w:sz="4" w:space="0" w:color="000000"/>
+            </w:tcBorders>
+            <w:tcMar>
+              <w:top w:w="160" w:type="dxa"/>
+              <w:left w:w="0" w:type="dxa"/>
+              <w:bottom w:w="160" w:type="dxa"/>
+              <w:right w:w="240" w:type="dxa"/>
+            </w:tcMar>
+            <w:hideMark/>
+          </w:tcPr>
+          <w:p>
+            <w:pPr>
+              <w:rPr>
+                <w:rFonts w:ascii="Segoe UI Emoji" w:hAnsi="Segoe UI Emoji" w:cs="Segoe UI Emoji"/>
+                <w:b/>
+                <w:bCs/>
+              </w:rPr>
+            </w:pPr>
+            <w:r>
+              <w:rPr>
+                <w:rFonts w:ascii="Segoe UI Emoji" w:hAnsi="Segoe UI Emoji" w:cs="Segoe UI Emoji"/>
+                <w:b/>
+                <w:bCs/>
+              </w:rPr>
+              <w:t>Fase</w:t>
+            </w:r>
+          </w:p>
+        </w:tc>
+        <w:tc>
+          <w:tcPr>
+            <w:tcW w:w="0" w:type="auto"/>
+            <w:tcBorders>
+              <w:bottom w:val="single" w:sz="4" w:space="0" w:color="000000"/>
+            </w:tcBorders>
+            <w:tcMar>
+              <w:top w:w="160" w:type="dxa"/>
+              <w:left w:w="240" w:type="dxa"/>
+              <w:bottom w:w="160" w:type="dxa"/>
+              <w:right w:w="240" w:type="dxa"/>
+            </w:tcMar>
+            <w:hideMark/>
+          </w:tcPr>
+          <w:p>
+            <w:pPr>
+              <w:rPr>
+                <w:rFonts w:ascii="Segoe UI Emoji" w:hAnsi="Segoe UI Emoji" w:cs="Segoe UI Emoji"/>
+                <w:b/>
+                <w:bCs/>
+              </w:rPr>
+            </w:pPr>
+            <w:r>
+              <w:rPr>
+                <w:rFonts w:ascii="Segoe UI Emoji" w:hAnsi="Segoe UI Emoji" w:cs="Segoe UI Emoji"/>
+                <w:b/>
+                <w:bCs/>
+              </w:rPr>
+              <w:t>Versión</w:t>
+            </w:r>
+          </w:p>
+        </w:tc>
+        <w:tc>
+          <w:tcPr>
+            <w:tcW w:w="0" w:type="auto"/>
+            <w:tcBorders>
+              <w:bottom w:val="single" w:sz="4" w:space="0" w:color="000000"/>
+            </w:tcBorders>
+            <w:tcMar>
+              <w:top w:w="160" w:type="dxa"/>
+              <w:left w:w="240" w:type="dxa"/>
+              <w:bottom w:w="160" w:type="dxa"/>
+              <w:right w:w="240" w:type="dxa"/>
+            </w:tcMar>
+            <w:hideMark/>
+          </w:tcPr>
+          <w:p>
+            <w:pPr>
+              <w:rPr>
+                <w:rFonts w:ascii="Segoe UI Emoji" w:hAnsi="Segoe UI Emoji" w:cs="Segoe UI Emoji"/>
+                <w:b/>
+                <w:bCs/>
+              </w:rPr>
+            </w:pPr>
+            <w:r>
+              <w:rPr>
+                <w:rFonts w:ascii="Segoe UI Emoji" w:hAnsi="Segoe UI Emoji" w:cs="Segoe UI Emoji"/>
+                <w:b/>
+                <w:bCs/>
+              </w:rPr>
+              <w:t>Estado</w:t>
+            </w:r>
+          </w:p>
+        </w:tc>
+        <w:tc>
+          <w:tcPr>
+            <w:tcW w:w="0" w:type="auto"/>
+            <w:tcBorders>
+              <w:bottom w:val="single" w:sz="4" w:space="0" w:color="000000"/>
+            </w:tcBorders>
+            <w:tcMar>
+              <w:top w:w="160" w:type="dxa"/>
+              <w:left w:w="240" w:type="dxa"/>
+              <w:bottom w:w="160" w:type="dxa"/>
+              <w:right w:w="240" w:type="dxa"/>
+            </w:tcMar>
+            <w:hideMark/>
+          </w:tcPr>
+          <w:p>
+            <w:pPr>
+              <w:rPr>
+                <w:rFonts w:ascii="Segoe UI Emoji" w:hAnsi="Segoe UI Emoji" w:cs="Segoe UI Emoji"/>
+                <w:b/>
+                <w:bCs/>
+              </w:rPr>
+            </w:pPr>
+            <w:r>
+              <w:rPr>
+                <w:rFonts w:ascii="Segoe UI Emoji" w:hAnsi="Segoe UI Emoji" w:cs="Segoe UI Emoji"/>
+                <w:b/>
+                <w:bCs/>
+              </w:rPr>
+              <w:t>Fecha</w:t>
+            </w:r>
+          </w:p>
+        </w:tc>
+      </w:tr>
+      <w:tr>
+        <w:trPr>
+          <w:trHeight w:val="690"/>
+        </w:trPr>
+        <w:tc>
+          <w:tcPr>
+            <w:tcW w:w="0" w:type="auto"/>
+            <w:tcBorders>
+              <w:top w:val="single" w:sz="4" w:space="0" w:color="000000"/>
+              <w:bottom w:val="single" w:sz="4" w:space="0" w:color="000000"/>
+            </w:tcBorders>
+            <w:tcMar>
+              <w:top w:w="160" w:type="dxa"/>
+              <w:left w:w="0" w:type="dxa"/>
+              <w:bottom w:w="160" w:type="dxa"/>
+              <w:right w:w="240" w:type="dxa"/>
+            </w:tcMar>
+            <w:hideMark/>
+          </w:tcPr>
+          <w:p>
+            <w:pPr>
+              <w:rPr>
+                <w:rFonts w:ascii="Segoe UI Emoji" w:hAnsi="Segoe UI Emoji" w:cs="Segoe UI Emoji"/>
+                <w:b/>
+                <w:bCs/>
+              </w:rPr>
+            </w:pPr>
+            <w:r>
+              <w:rPr>
+                <w:rFonts w:ascii="Segoe UI Emoji" w:hAnsi="Segoe UI Emoji" w:cs="Segoe UI Emoji"/>
+                <w:b/>
+                <w:bCs/>
+              </w:rPr>
+              <w:t>FASE 1-7</w:t>
+            </w:r>
+          </w:p>
+        </w:tc>
+        <w:tc>
+          <w:tcPr>
+            <w:tcW w:w="0" w:type="auto"/>
+            <w:tcBorders>
+              <w:top w:val="single" w:sz="4" w:space="0" w:color="000000"/>
+              <w:bottom w:val="single" w:sz="4" w:space="0" w:color="000000"/>
+            </w:tcBorders>
+            <w:tcMar>
+              <w:top w:w="160" w:type="dxa"/>
+              <w:left w:w="240" w:type="dxa"/>
+              <w:bottom w:w="160" w:type="dxa"/>
+              <w:right w:w="240" w:type="dxa"/>
+            </w:tcMar>
+            <w:hideMark/>
+          </w:tcPr>
+          <w:p>
+            <w:pPr>
+              <w:rPr>
+                <w:rFonts w:ascii="Segoe UI Emoji" w:hAnsi="Segoe UI Emoji" w:cs="Segoe UI Emoji"/>
+                <w:b/>
+                <w:bCs/>
+              </w:rPr>
+            </w:pPr>
+            <w:r>
+              <w:rPr>
+                <w:rFonts w:ascii="Segoe UI Emoji" w:hAnsi="Segoe UI Emoji" w:cs="Segoe UI Emoji"/>
+                <w:b/>
+                <w:bCs/>
+              </w:rPr>
+              <w:t>V1.0 - V7.0</w:t>
+            </w:r>
+          </w:p>
+        </w:tc>
+        <w:tc>
+          <w:tcPr>
+            <w:tcW w:w="0" w:type="auto"/>
+            <w:tcBorders>
+              <w:top w:val="single" w:sz="4" w:space="0" w:color="000000"/>
+              <w:bottom w:val="single" w:sz="4" w:space="0" w:color="000000"/>
+            </w:tcBorders>
+            <w:tcMar>
+              <w:top w:w="160" w:type="dxa"/>
+              <w:left w:w="240" w:type="dxa"/>
+              <w:bottom w:w="160" w:type="dxa"/>
+              <w:right w:w="240" w:type="dxa"/>
+            </w:tcMar>
+            <w:hideMark/>
+          </w:tcPr>
+          <w:p>
+            <w:pPr>
+              <w:rPr>
+                <w:rFonts w:ascii="Segoe UI Emoji" w:hAnsi="Segoe UI Emoji" w:cs="Segoe UI Emoji"/>
+                <w:b/>
+                <w:bCs/>
+              </w:rPr>
+            </w:pPr>
+            <w:r>
+              <w:rPr>
+                <w:rFonts w:ascii="Segoe UI Emoji" w:hAnsi="Segoe UI Emoji" w:cs="Segoe UI Emoji"/>
+                <w:b/>
+                <w:bCs/>
+              </w:rPr>
+              <w:t>✅ COMPLETADA</w:t>
+            </w:r>
+          </w:p>
+        </w:tc>
+        <w:tc>
+          <w:tcPr>
+            <w:tcW w:w="0" w:type="auto"/>
+            <w:tcBorders>
+              <w:top w:val="single" w:sz="4" w:space="0" w:color="000000"/>
+              <w:bottom w:val="single" w:sz="4" w:space="0" w:color="000000"/>
+            </w:tcBorders>
+            <w:tcMar>
+              <w:top w:w="160" w:type="dxa"/>
+              <w:left w:w="240" w:type="dxa"/>
+              <w:bottom w:w="160" w:type="dxa"/>
+              <w:right w:w="0" w:type="dxa"/>
+            </w:tcMar>
+            <w:hideMark/>
+          </w:tcPr>
+          <w:p>
+            <w:pPr>
+              <w:rPr>
+                <w:rFonts w:ascii="Segoe UI Emoji" w:hAnsi="Segoe UI Emoji" w:cs="Segoe UI Emoji"/>
+                <w:b/>
+                <w:bCs/>
+              </w:rPr>
+            </w:pPr>
+            <w:r>
+              <w:rPr>
+                <w:rFonts w:ascii="Segoe UI Emoji" w:hAnsi="Segoe UI Emoji" w:cs="Segoe UI Emoji"/>
+                <w:b/>
+                <w:bCs/>
+              </w:rPr>
+              <w:t>Junio 2026</w:t>
+            </w:r>
+          </w:p>
+        </w:tc>
+      </w:tr>
+      <w:tr>
+        <w:trPr>
+          <w:trHeight w:val="690"/>
+        </w:trPr>
+        <w:tc>
+          <w:tcPr>
+            <w:tcW w:w="0" w:type="auto"/>
+            <w:tcBorders>
+              <w:top w:val="single" w:sz="4" w:space="0" w:color="000000"/>
+              <w:bottom w:val="single" w:sz="4" w:space="0" w:color="000000"/>
+            </w:tcBorders>
+            <w:tcMar>
+              <w:top w:w="160" w:type="dxa"/>
+              <w:left w:w="0" w:type="dxa"/>
+              <w:bottom w:w="160" w:type="dxa"/>
+              <w:right w:w="240" w:type="dxa"/>
+            </w:tcMar>
+            <w:hideMark/>
+          </w:tcPr>
+          <w:p>
+            <w:pPr>
+              <w:rPr>
+                <w:rFonts w:ascii="Segoe UI Emoji" w:hAnsi="Segoe UI Emoji" w:cs="Segoe UI Emoji"/>
+                <w:b/>
+                <w:bCs/>
+              </w:rPr>
+            </w:pPr>
+            <w:r>
+              <w:rPr>
+                <w:rFonts w:ascii="Segoe UI Emoji" w:hAnsi="Segoe UI Emoji" w:cs="Segoe UI Emoji"/>
+                <w:b/>
+                <w:bCs/>
+              </w:rPr>
+              <w:t>FASE 8</w:t>
+            </w:r>
+          </w:p>
+        </w:tc>
+        <w:tc>
+          <w:tcPr>
+            <w:tcW w:w="0" w:type="auto"/>
+            <w:tcBorders>
+              <w:top w:val="single" w:sz="4" w:space="0" w:color="000000"/>
+              <w:bottom w:val="single" w:sz="4" w:space="0" w:color="000000"/>
+            </w:tcBorders>
+            <w:tcMar>
+              <w:top w:w="160" w:type="dxa"/>
+              <w:left w:w="240" w:type="dxa"/>
+              <w:bottom w:w="160" w:type="dxa"/>
+              <w:right w:w="240" w:type="dxa"/>
+            </w:tcMar>
+            <w:hideMark/>
+          </w:tcPr>
+          <w:p>
+            <w:pPr>
+              <w:rPr>
+                <w:rFonts w:ascii="Segoe UI Emoji" w:hAnsi="Segoe UI Emoji" w:cs="Segoe UI Emoji"/>
+                <w:b/>
+                <w:bCs/>
+              </w:rPr>
+            </w:pPr>
+            <w:r>
+              <w:rPr>
+                <w:rFonts w:ascii="Segoe UI Emoji" w:hAnsi="Segoe UI Emoji" w:cs="Segoe UI Emoji"/>
+                <w:b/>
+                <w:bCs/>
+              </w:rPr>
+              <w:t>V8.0</w:t>
+            </w:r>
+          </w:p>
+        </w:tc>
+        <w:tc>
+          <w:tcPr>
+            <w:tcW w:w="0" w:type="auto"/>
+            <w:tcBorders>
+              <w:top w:val="single" w:sz="4" w:space="0" w:color="000000"/>
+              <w:bottom w:val="single" w:sz="4" w:space="0" w:color="000000"/>
+            </w:tcBorders>
+            <w:tcMar>
+              <w:top w:w="160" w:type="dxa"/>
+              <w:left w:w="240" w:type="dxa"/>
+              <w:bottom w:w="160" w:type="dxa"/>
+              <w:right w:w="240" w:type="dxa"/>
+            </w:tcMar>
+            <w:hideMark/>
+          </w:tcPr>
+          <w:p>
+            <w:pPr>
+              <w:rPr>
+                <w:rFonts w:ascii="Segoe UI Emoji" w:hAnsi="Segoe UI Emoji" w:cs="Segoe UI Emoji"/>
+                <w:b/>
+                <w:bCs/>
+              </w:rPr>
+            </w:pPr>
+            <w:r>
+              <w:rPr>
+                <w:rFonts w:ascii="Segoe UI Emoji" w:hAnsi="Segoe UI Emoji" w:cs="Segoe UI Emoji"/>
+                <w:b/>
+                <w:bCs/>
+              </w:rPr>
+              <w:t>✅ COMPLETADA</w:t>
+            </w:r>
+          </w:p>
+        </w:tc>
+        <w:tc>
+          <w:tcPr>
+            <w:tcW w:w="0" w:type="auto"/>
+            <w:tcBorders>
+              <w:top w:val="single" w:sz="4" w:space="0" w:color="000000"/>
+              <w:bottom w:val="single" w:sz="4" w:space="0" w:color="000000"/>
+            </w:tcBorders>
+            <w:tcMar>
+              <w:top w:w="160" w:type="dxa"/>
+              <w:left w:w="240" w:type="dxa"/>
+              <w:bottom w:w="160" w:type="dxa"/>
+              <w:right w:w="0" w:type="dxa"/>
+            </w:tcMar>
+            <w:hideMark/>
+          </w:tcPr>
+          <w:p>
+            <w:pPr>
+              <w:rPr>
+                <w:rFonts w:ascii="Segoe UI Emoji" w:hAnsi="Segoe UI Emoji" w:cs="Segoe UI Emoji"/>
+                <w:b/>
+                <w:bCs/>
+              </w:rPr>
+            </w:pPr>
+            <w:r>
+              <w:rPr>
+                <w:rFonts w:ascii="Segoe UI Emoji" w:hAnsi="Segoe UI Emoji" w:cs="Segoe UI Emoji"/>
+                <w:b/>
+                <w:bCs/>
+              </w:rPr>
+              <w:t>Junio 2026</w:t>
+            </w:r>
+          </w:p>
+        </w:tc>
+      </w:tr>
+      <w:tr>
+        <w:trPr>
+          <w:trHeight w:val="690"/>
+        </w:trPr>
+        <w:tc>
+          <w:tcPr>
+            <w:tcW w:w="0" w:type="auto"/>
+            <w:tcBorders>
+              <w:top w:val="single" w:sz="4" w:space="0" w:color="000000"/>
+              <w:bottom w:val="single" w:sz="4" w:space="0" w:color="000000"/>
+            </w:tcBorders>
+            <w:tcMar>
+              <w:top w:w="160" w:type="dxa"/>
+              <w:left w:w="0" w:type="dxa"/>
+              <w:bottom w:w="160" w:type="dxa"/>
+              <w:right w:w="240" w:type="dxa"/>
+            </w:tcMar>
+            <w:hideMark/>
+          </w:tcPr>
+          <w:p>
+            <w:pPr>
+              <w:rPr>
+                <w:rFonts w:ascii="Segoe UI Emoji" w:hAnsi="Segoe UI Emoji" w:cs="Segoe UI Emoji"/>
+                <w:b/>
+                <w:bCs/>
+              </w:rPr>
+            </w:pPr>
+            <w:r>
+              <w:rPr>
+                <w:rFonts w:ascii="Segoe UI Emoji" w:hAnsi="Segoe UI Emoji" w:cs="Segoe UI Emoji"/>
+                <w:b/>
+                <w:bCs/>
+              </w:rPr>
+              <w:t>FASE 8.1</w:t>
+            </w:r>
+          </w:p>
+        </w:tc>
+        <w:tc>
+          <w:tcPr>
+            <w:tcW w:w="0" w:type="auto"/>
+            <w:tcBorders>
+              <w:top w:val="single" w:sz="4" w:space="0" w:color="000000"/>
+              <w:bottom w:val="single" w:sz="4" w:space="0" w:color="000000"/>
+            </w:tcBorders>
+            <w:tcMar>
+              <w:top w:w="160" w:type="dxa"/>
+              <w:left w:w="240" w:type="dxa"/>
+              <w:bottom w:w="160" w:type="dxa"/>
+              <w:right w:w="240" w:type="dxa"/>
+            </w:tcMar>
+            <w:hideMark/>
+          </w:tcPr>
+          <w:p>
+            <w:pPr>
+              <w:rPr>
+                <w:rFonts w:ascii="Segoe UI Emoji" w:hAnsi="Segoe UI Emoji" w:cs="Segoe UI Emoji"/>
+                <w:b/>
+                <w:bCs/>
+              </w:rPr>
+            </w:pPr>
+            <w:r>
+              <w:rPr>
+                <w:rFonts w:ascii="Segoe UI Emoji" w:hAnsi="Segoe UI Emoji" w:cs="Segoe UI Emoji"/>
+                <w:b/>
+                <w:bCs/>
+              </w:rPr>
+              <w:t>V8.1</w:t>
+            </w:r>
+          </w:p>
+        </w:tc>
+        <w:tc>
+          <w:tcPr>
+            <w:tcW w:w="0" w:type="auto"/>
+            <w:tcBorders>
+              <w:top w:val="single" w:sz="4" w:space="0" w:color="000000"/>
+              <w:bottom w:val="single" w:sz="4" w:space="0" w:color="000000"/>
+            </w:tcBorders>
+            <w:tcMar>
+              <w:top w:w="160" w:type="dxa"/>
+              <w:left w:w="240" w:type="dxa"/>
+              <w:bottom w:w="160" w:type="dxa"/>
+              <w:right w:w="240" w:type="dxa"/>
+            </w:tcMar>
+            <w:hideMark/>
+          </w:tcPr>
+          <w:p>
+            <w:pPr>
+              <w:rPr>
+                <w:rFonts w:ascii="Segoe UI Emoji" w:hAnsi="Segoe UI Emoji" w:cs="Segoe UI Emoji"/>
+                <w:b/>
+                <w:bCs/>
+              </w:rPr>
+            </w:pPr>
+            <w:r>
+              <w:rPr>
+                <w:rFonts w:ascii="Segoe UI Emoji" w:hAnsi="Segoe UI Emoji" w:cs="Segoe UI Emoji"/>
+                <w:b/>
+                <w:bCs/>
+              </w:rPr>
+              <w:t>✅ COMPLETADA</w:t>
+            </w:r>
+          </w:p>
+        </w:tc>
+        <w:tc>
+          <w:tcPr>
+            <w:tcW w:w="0" w:type="auto"/>
+            <w:tcBorders>
+              <w:top w:val="single" w:sz="4" w:space="0" w:color="000000"/>
+              <w:bottom w:val="single" w:sz="4" w:space="0" w:color="000000"/>
+            </w:tcBorders>
+            <w:tcMar>
+              <w:top w:w="160" w:type="dxa"/>
+              <w:left w:w="240" w:type="dxa"/>
+              <w:bottom w:w="160" w:type="dxa"/>
+              <w:right w:w="0" w:type="dxa"/>
+            </w:tcMar>
+            <w:hideMark/>
+          </w:tcPr>
+          <w:p>
+            <w:pPr>
+              <w:rPr>
+                <w:rFonts w:ascii="Segoe UI Emoji" w:hAnsi="Segoe UI Emoji" w:cs="Segoe UI Emoji"/>
+                <w:b/>
+                <w:bCs/>
+              </w:rPr>
+            </w:pPr>
+            <w:r>
+              <w:rPr>
+                <w:rFonts w:ascii="Segoe UI Emoji" w:hAnsi="Segoe UI Emoji" w:cs="Segoe UI Emoji"/>
+                <w:b/>
+                <w:bCs/>
+              </w:rPr>
+              <w:t>Junio 2026</w:t>
+            </w:r>
+          </w:p>
+        </w:tc>
+      </w:tr>
+      <w:tr>
+        <w:trPr>
+          <w:trHeight w:val="690"/>
+        </w:trPr>
+        <w:tc>
+          <w:tcPr>
+            <w:tcW w:w="0" w:type="auto"/>
+            <w:tcBorders>
+              <w:top w:val="single" w:sz="4" w:space="0" w:color="000000"/>
+              <w:bottom w:val="single" w:sz="4" w:space="0" w:color="000000"/>
+            </w:tcBorders>
+            <w:tcMar>
+              <w:top w:w="160" w:type="dxa"/>
+              <w:left w:w="0" w:type="dxa"/>
+              <w:bottom w:w="160" w:type="dxa"/>
+              <w:right w:w="240" w:type="dxa"/>
+            </w:tcMar>
+            <w:hideMark/>
+          </w:tcPr>
+          <w:p>
+            <w:pPr>
+              <w:rPr>
+                <w:rFonts w:ascii="Segoe UI Emoji" w:hAnsi="Segoe UI Emoji" w:cs="Segoe UI Emoji"/>
+                <w:b/>
+                <w:bCs/>
+              </w:rPr>
+            </w:pPr>
+            <w:r>
+              <w:rPr>
+                <w:rFonts w:ascii="Segoe UI Emoji" w:hAnsi="Segoe UI Emoji" w:cs="Segoe UI Emoji"/>
+                <w:b/>
+                <w:bCs/>
+              </w:rPr>
+              <w:t>FASE 9</w:t>
+            </w:r>
+          </w:p>
+        </w:tc>
+        <w:tc>
+          <w:tcPr>
+            <w:tcW w:w="0" w:type="auto"/>
+            <w:tcBorders>
+              <w:top w:val="single" w:sz="4" w:space="0" w:color="000000"/>
+              <w:bottom w:val="single" w:sz="4" w:space="0" w:color="000000"/>
+            </w:tcBorders>
+            <w:tcMar>
+              <w:top w:w="160" w:type="dxa"/>
+              <w:left w:w="240" w:type="dxa"/>
+              <w:bottom w:w="160" w:type="dxa"/>
+              <w:right w:w="240" w:type="dxa"/>
+            </w:tcMar>
+            <w:hideMark/>
+          </w:tcPr>
+          <w:p>
+            <w:pPr>
+              <w:rPr>
+                <w:rFonts w:ascii="Segoe UI Emoji" w:hAnsi="Segoe UI Emoji" w:cs="Segoe UI Emoji"/>
+                <w:b/>
+                <w:bCs/>
+              </w:rPr>
+            </w:pPr>
+            <w:r>
+              <w:rPr>
+                <w:rFonts w:ascii="Segoe UI Emoji" w:hAnsi="Segoe UI Emoji" w:cs="Segoe UI Emoji"/>
+                <w:b/>
+                <w:bCs/>
+              </w:rPr>
+              <w:t>V9.0</w:t>
+            </w:r>
+          </w:p>
+        </w:tc>
+        <w:tc>
+          <w:tcPr>
+            <w:tcW w:w="0" w:type="auto"/>
+            <w:tcBorders>
+              <w:top w:val="single" w:sz="4" w:space="0" w:color="000000"/>
+              <w:bottom w:val="single" w:sz="4" w:space="0" w:color="000000"/>
+            </w:tcBorders>
+            <w:tcMar>
+              <w:top w:w="160" w:type="dxa"/>
+              <w:left w:w="240" w:type="dxa"/>
+              <w:bottom w:w="160" w:type="dxa"/>
+              <w:right w:w="240" w:type="dxa"/>
+            </w:tcMar>
+            <w:hideMark/>
+          </w:tcPr>
+          <w:p>
+            <w:pPr>
+              <w:rPr>
+                <w:rFonts w:ascii="Segoe UI Emoji" w:hAnsi="Segoe UI Emoji" w:cs="Segoe UI Emoji"/>
+                <w:b/>
+                <w:bCs/>
+              </w:rPr>
+            </w:pPr>
+            <w:r>
+              <w:rPr>
+                <w:rFonts w:ascii="Segoe UI Emoji" w:hAnsi="Segoe UI Emoji" w:cs="Segoe UI Emoji"/>
+                <w:b/>
+                <w:bCs/>
+              </w:rPr>
+              <w:t>✅ COMPLETADA</w:t>
+            </w:r>
+          </w:p>
+        </w:tc>
+        <w:tc>
+          <w:tcPr>
+            <w:tcW w:w="0" w:type="auto"/>
+            <w:tcBorders>
+              <w:top w:val="single" w:sz="4" w:space="0" w:color="000000"/>
+              <w:bottom w:val="single" w:sz="4" w:space="0" w:color="000000"/>
+            </w:tcBorders>
+            <w:tcMar>
+              <w:top w:w="160" w:type="dxa"/>
+              <w:left w:w="240" w:type="dxa"/>
+              <w:bottom w:w="160" w:type="dxa"/>
+              <w:right w:w="0" w:type="dxa"/>
+            </w:tcMar>
+            <w:hideMark/>
+          </w:tcPr>
+          <w:p>
+            <w:pPr>
+              <w:rPr>
+                <w:rFonts w:ascii="Segoe UI Emoji" w:hAnsi="Segoe UI Emoji" w:cs="Segoe UI Emoji"/>
+                <w:b/>
+                <w:bCs/>
+              </w:rPr>
+            </w:pPr>
+            <w:r>
+              <w:rPr>
+                <w:rFonts w:ascii="Segoe UI Emoji" w:hAnsi="Segoe UI Emoji" w:cs="Segoe UI Emoji"/>
+                <w:b/>
+                <w:bCs/>
+              </w:rPr>
+              <w:t>Julio 2026</w:t>
+            </w:r>
+          </w:p>
+        </w:tc>
+      </w:tr>
+      <w:tr>
+        <w:trPr>
+          <w:trHeight w:val="690"/>
+        </w:trPr>
+        <w:tc>
+          <w:tcPr>
+            <w:tcW w:w="0" w:type="auto"/>
+            <w:tcBorders>
+              <w:top w:val="single" w:sz="4" w:space="0" w:color="000000"/>
+              <w:bottom w:val="single" w:sz="4" w:space="0" w:color="000000"/>
+            </w:tcBorders>
+            <w:tcMar>
+              <w:top w:w="160" w:type="dxa"/>
+              <w:left w:w="0" w:type="dxa"/>
+              <w:bottom w:w="160" w:type="dxa"/>
+              <w:right w:w="240" w:type="dxa"/>
+            </w:tcMar>
+            <w:hideMark/>
+          </w:tcPr>
+          <w:p>
+            <w:pPr>
+              <w:rPr>
+                <w:rFonts w:ascii="Segoe UI Emoji" w:hAnsi="Segoe UI Emoji" w:cs="Segoe UI Emoji"/>
+                <w:b/>
+                <w:bCs/>
+              </w:rPr>
+            </w:pPr>
+            <w:r>
+              <w:rPr>
+                <w:rFonts w:ascii="Segoe UI Emoji" w:hAnsi="Segoe UI Emoji" w:cs="Segoe UI Emoji"/>
+                <w:b/>
+                <w:bCs/>
+              </w:rPr>
+              <w:t>FASE 9.1</w:t>
+            </w:r>
+          </w:p>
+        </w:tc>
+        <w:tc>
+          <w:tcPr>
+            <w:tcW w:w="0" w:type="auto"/>
+            <w:tcBorders>
+              <w:top w:val="single" w:sz="4" w:space="0" w:color="000000"/>
+              <w:bottom w:val="single" w:sz="4" w:space="0" w:color="000000"/>
+            </w:tcBorders>
+            <w:tcMar>
+              <w:top w:w="160" w:type="dxa"/>
+              <w:left w:w="240" w:type="dxa"/>
+              <w:bottom w:w="160" w:type="dxa"/>
+              <w:right w:w="240" w:type="dxa"/>
+            </w:tcMar>
+            <w:hideMark/>
+          </w:tcPr>
+          <w:p>
+            <w:pPr>
+              <w:rPr>
+                <w:rFonts w:ascii="Segoe UI Emoji" w:hAnsi="Segoe UI Emoji" w:cs="Segoe UI Emoji"/>
+                <w:b/>
+                <w:bCs/>
+              </w:rPr>
+            </w:pPr>
+            <w:r>
+              <w:rPr>
+                <w:rFonts w:ascii="Segoe UI Emoji" w:hAnsi="Segoe UI Emoji" w:cs="Segoe UI Emoji"/>
+                <w:b/>
+                <w:bCs/>
+              </w:rPr>
+              <w:t>V9.1</w:t>
+            </w:r>
+          </w:p>
+        </w:tc>
+        <w:tc>
+          <w:tcPr>
+            <w:tcW w:w="0" w:type="auto"/>
+            <w:tcBorders>
+              <w:top w:val="single" w:sz="4" w:space="0" w:color="000000"/>
+              <w:bottom w:val="single" w:sz="4" w:space="0" w:color="000000"/>
+            </w:tcBorders>
+            <w:tcMar>
+              <w:top w:w="160" w:type="dxa"/>
+              <w:left w:w="240" w:type="dxa"/>
+              <w:bottom w:w="160" w:type="dxa"/>
+              <w:right w:w="240" w:type="dxa"/>
+            </w:tcMar>
+            <w:hideMark/>
+          </w:tcPr>
+          <w:p>
+            <w:pPr>
+              <w:rPr>
+                <w:rFonts w:ascii="Segoe UI Emoji" w:hAnsi="Segoe UI Emoji" w:cs="Segoe UI Emoji"/>
+                <w:b/>
+                <w:bCs/>
+              </w:rPr>
+            </w:pPr>
+            <w:r>
+              <w:rPr>
+                <w:rFonts w:ascii="Segoe UI Emoji" w:hAnsi="Segoe UI Emoji" w:cs="Segoe UI Emoji"/>
+                <w:b/>
+                <w:bCs/>
+              </w:rPr>
+              <w:t>✅ COMPLETADA</w:t>
+            </w:r>
+          </w:p>
+        </w:tc>
+        <w:tc>
+          <w:tcPr>
+            <w:tcW w:w="0" w:type="auto"/>
+            <w:tcBorders>
+              <w:top w:val="single" w:sz="4" w:space="0" w:color="000000"/>
+              <w:bottom w:val="single" w:sz="4" w:space="0" w:color="000000"/>
+            </w:tcBorders>
+            <w:tcMar>
+              <w:top w:w="160" w:type="dxa"/>
+              <w:left w:w="240" w:type="dxa"/>
+              <w:bottom w:w="160" w:type="dxa"/>
+              <w:right w:w="0" w:type="dxa"/>
+            </w:tcMar>
+            <w:hideMark/>
+          </w:tcPr>
+          <w:p>
+            <w:pPr>
+              <w:rPr>
+                <w:rFonts w:ascii="Segoe UI Emoji" w:hAnsi="Segoe UI Emoji" w:cs="Segoe UI Emoji"/>
+                <w:b/>
+                <w:bCs/>
+              </w:rPr>
+            </w:pPr>
+            <w:r>
+              <w:rPr>
+                <w:rFonts w:ascii="Segoe UI Emoji" w:hAnsi="Segoe UI Emoji" w:cs="Segoe UI Emoji"/>
+                <w:b/>
+                <w:bCs/>
+              </w:rPr>
+              <w:t>Julio 2026</w:t>
+            </w:r>
+          </w:p>
+        </w:tc>
+      </w:tr>
+      <w:tr>
+        <w:trPr>
+          <w:trHeight w:val="690"/>
+        </w:trPr>
+        <w:tc>
+          <w:tcPr>
+            <w:tcW w:w="0" w:type="auto"/>
+            <w:tcBorders>
+              <w:top w:val="single" w:sz="4" w:space="0" w:color="000000"/>
+              <w:bottom w:val="single" w:sz="4" w:space="0" w:color="000000"/>
+            </w:tcBorders>
+            <w:tcMar>
+              <w:top w:w="160" w:type="dxa"/>
+              <w:left w:w="0" w:type="dxa"/>
+              <w:bottom w:w="160" w:type="dxa"/>
+              <w:right w:w="240" w:type="dxa"/>
+            </w:tcMar>
+            <w:hideMark/>
+          </w:tcPr>
+          <w:p>
+            <w:pPr>
+              <w:rPr>
+                <w:rFonts w:ascii="Segoe UI Emoji" w:hAnsi="Segoe UI Emoji" w:cs="Segoe UI Emoji"/>
+                <w:b/>
+                <w:bCs/>
+              </w:rPr>
+            </w:pPr>
+            <w:r>
+              <w:rPr>
+                <w:rFonts w:ascii="Segoe UI Emoji" w:hAnsi="Segoe UI Emoji" w:cs="Segoe UI Emoji"/>
+                <w:b/>
+                <w:bCs/>
+              </w:rPr>
+              <w:lastRenderedPageBreak/>
+              <w:t>FASE 10</w:t>
+            </w:r>
+          </w:p>
+        </w:tc>
+        <w:tc>
+          <w:tcPr>
+            <w:tcW w:w="0" w:type="auto"/>
+            <w:tcBorders>
+              <w:top w:val="single" w:sz="4" w:space="0" w:color="000000"/>
+              <w:bottom w:val="single" w:sz="4" w:space="0" w:color="000000"/>
+            </w:tcBorders>
+            <w:tcMar>
+              <w:top w:w="160" w:type="dxa"/>
+              <w:left w:w="240" w:type="dxa"/>
+              <w:bottom w:w="160" w:type="dxa"/>
+              <w:right w:w="240" w:type="dxa"/>
+            </w:tcMar>
+            <w:hideMark/>
+          </w:tcPr>
+          <w:p>
+            <w:pPr>
+              <w:rPr>
+                <w:rFonts w:ascii="Segoe UI Emoji" w:hAnsi="Segoe UI Emoji" w:cs="Segoe UI Emoji"/>
+                <w:b/>
+                <w:bCs/>
+              </w:rPr>
+            </w:pPr>
+            <w:r>
+              <w:rPr>
+                <w:rFonts w:ascii="Segoe UI Emoji" w:hAnsi="Segoe UI Emoji" w:cs="Segoe UI Emoji"/>
+                <w:b/>
+                <w:bCs/>
+              </w:rPr>
+              <w:t>-</w:t>
+            </w:r>
+          </w:p>
+        </w:tc>
+        <w:tc>
+          <w:tcPr>
+            <w:tcW w:w="0" w:type="auto"/>
+            <w:tcBorders>
+              <w:top w:val="single" w:sz="4" w:space="0" w:color="000000"/>
+              <w:bottom w:val="single" w:sz="4" w:space="0" w:color="000000"/>
+            </w:tcBorders>
+            <w:tcMar>
+              <w:top w:w="160" w:type="dxa"/>
+              <w:left w:w="240" w:type="dxa"/>
+              <w:bottom w:w="160" w:type="dxa"/>
+              <w:right w:w="240" w:type="dxa"/>
+            </w:tcMar>
+            <w:hideMark/>
+          </w:tcPr>
+          <w:p>
+            <w:pPr>
+              <w:rPr>
+                <w:rFonts w:ascii="Segoe UI Emoji" w:hAnsi="Segoe UI Emoji" w:cs="Segoe UI Emoji"/>
+                <w:b/>
+                <w:bCs/>
+              </w:rPr>
+            </w:pPr>
+            <w:r>
+              <w:rPr>
+                <w:rFonts w:ascii="Segoe UI Emoji" w:hAnsi="Segoe UI Emoji" w:cs="Segoe UI Emoji"/>
+                <w:b/>
+                <w:bCs/>
+              </w:rPr>
+              <w:t>⏳ PRÓXIMO</w:t>
+            </w:r>
+          </w:p>
+        </w:tc>
+        <w:tc>
+          <w:tcPr>
+            <w:tcW w:w="0" w:type="auto"/>
+            <w:tcBorders>
+              <w:top w:val="single" w:sz="4" w:space="0" w:color="000000"/>
+              <w:bottom w:val="single" w:sz="4" w:space="0" w:color="000000"/>
+            </w:tcBorders>
+            <w:tcMar>
+              <w:top w:w="160" w:type="dxa"/>
+              <w:left w:w="240" w:type="dxa"/>
+              <w:bottom w:w="160" w:type="dxa"/>
+              <w:right w:w="0" w:type="dxa"/>
+            </w:tcMar>
+            <w:hideMark/>
+          </w:tcPr>
+          <w:p>
+            <w:pPr>
+              <w:rPr>
+                <w:rFonts w:ascii="Segoe UI Emoji" w:hAnsi="Segoe UI Emoji" w:cs="Segoe UI Emoji"/>
+                <w:b/>
+                <w:bCs/>
+              </w:rPr>
+            </w:pPr>
+            <w:r>
+              <w:rPr>
+                <w:rFonts w:ascii="Segoe UI Emoji" w:hAnsi="Segoe UI Emoji" w:cs="Segoe UI Emoji"/>
+                <w:b/>
+                <w:bCs/>
+              </w:rPr>
+              <w:t>-</w:t>
+            </w:r>
+          </w:p>
+        </w:tc>
+      </w:tr>
+    </w:tbl>
+    <w:p>
+      <w:pPr>
+        <w:rPr>
+          <w:rFonts w:ascii="Segoe UI Emoji" w:hAnsi="Segoe UI Emoji" w:cs="Segoe UI Emoji"/>
+          <w:b/>
+          <w:bCs/>
+        </w:rPr>
+      </w:pPr>
+      <w:r>
+        <w:rPr>
+          <w:rFonts w:ascii="Segoe UI Emoji" w:hAnsi="Segoe UI Emoji" w:cs="Segoe UI Emoji"/>
+          <w:b/>
+          <w:bCs/>
+        </w:rPr>
+        <w:pict w14:anchorId="786D4729">
+          <v:rect id="_x0000_i1050" style="width:0;height:1.5pt" o:hralign="center" o:hrstd="t" o:hr="t" fillcolor="#a0a0a0" stroked="f"/>
+        </w:pict>
+      </w:r>
+    </w:p>
+    <w:p>
+      <w:pPr>
+        <w:rPr>
+          <w:rFonts w:ascii="Segoe UI Emoji" w:hAnsi="Segoe UI Emoji" w:cs="Segoe UI Emoji"/>
+          <w:b/>
+          <w:bCs/>
+        </w:rPr>
+      </w:pPr>
+      <w:r>
+        <w:rPr>
+          <w:rFonts w:ascii="Segoe UI Emoji" w:hAnsi="Segoe UI Emoji" w:cs="Segoe UI Emoji"/>
+          <w:b/>
+          <w:bCs/>
+        </w:rPr>
+        <w:t>📝 Notas de Arquitectura</w:t>
+      </w:r>
+    </w:p>
+    <w:p>
+      <w:pPr>
+        <w:numPr>
+          <w:ilvl w:val="0"/>
+          <w:numId w:val="35"/>
+        </w:numPr>
+        <w:rPr>
+          <w:rFonts w:ascii="Segoe UI Emoji" w:hAnsi="Segoe UI Emoji" w:cs="Segoe UI Emoji"/>
+          <w:b/>
+          <w:bCs/>
+        </w:rPr>
+      </w:pPr>
+      <w:r>
+        <w:rPr>
+          <w:rFonts w:ascii="Segoe UI Emoji" w:hAnsi="Segoe UI Emoji" w:cs="Segoe UI Emoji"/>
+          <w:b/>
+          <w:bCs/>
+        </w:rPr>
+        <w:t>El sistema ahora es estable con engranajes de cualquier tamaño</w:t>
+      </w:r>
+    </w:p>
+    <w:p>
+      <w:pPr>
+        <w:numPr>
+          <w:ilvl w:val="0"/>
+          <w:numId w:val="35"/>
+        </w:numPr>
+        <w:rPr>
+          <w:rFonts w:ascii="Segoe UI Emoji" w:hAnsi="Segoe UI Emoji" w:cs="Segoe UI Emoji"/>
+          <w:b/>
+          <w:bCs/>
+        </w:rPr>
+      </w:pPr>
+      <w:r>
+        <w:rPr>
+          <w:rFonts w:ascii="Segoe UI Emoji" w:hAnsi="Segoe UI Emoji" w:cs="Segoe UI Emoji"/>
+          <w:b/>
+          <w:bCs/>
+        </w:rPr>
+        <w:t>No hay fugas de memoria de GPU</w:t>
+      </w:r>
+    </w:p>
+    <w:p>
+      <w:pPr>
+        <w:numPr>
+          <w:ilvl w:val="0"/>
+          <w:numId w:val="35"/>
+        </w:numPr>
+        <w:rPr>
+          <w:rFonts w:ascii="Segoe UI Emoji" w:hAnsi="Segoe UI Emoji" w:cs="Segoe UI Emoji"/>
+          <w:b/>
+          <w:bCs/>
+        </w:rPr>
+      </w:pPr>
+      <w:r>
+        <w:rPr>
+          <w:rFonts w:ascii="Segoe UI Emoji" w:hAnsi="Segoe UI Emoji" w:cs="Segoe UI Emoji"/>
+          <w:b/>
+          <w:bCs/>
+        </w:rPr>
+        <w:t>El cache de renderizado funciona correctamente</w:t>
+      </w:r>
+    </w:p>
+    <w:p>
+      <w:pPr>
+        <w:numPr>
+          <w:ilvl w:val="0"/>
+          <w:numId w:val="35"/>
+        </w:numPr>
+        <w:rPr>
+          <w:rFonts w:ascii="Segoe UI Emoji" w:hAnsi="Segoe UI Emoji" w:cs="Segoe UI Emoji"/>
+          <w:b/>
+          <w:bCs/>
+        </w:rPr>
+      </w:pPr>
+      <w:r>
+        <w:rPr>
+          <w:rFonts w:ascii="Segoe UI Emoji" w:hAnsi="Segoe UI Emoji" w:cs="Segoe UI Emoji"/>
+          <w:b/>
+          <w:bCs/>
+        </w:rPr>
+        <w:t>Preparado para la FASE 10 (Extras y Pulido)</w:t>
+      </w:r>
+    </w:p>
+    <w:p>
+      <w:pPr>
+        <w:rPr>
+          <w:rFonts w:ascii="Segoe UI Emoji" w:hAnsi="Segoe UI Emoji" w:cs="Segoe UI Emoji"/>
+        </w:rPr>
+      </w:pPr>
     </w:p>
     <w:sectPr>
       <w:pgSz w:w="12240" w:h="15840"/>
@@ -4156,6 +7242,453 @@
     </w:lvl>
   </w:abstractNum>
   <w:abstractNum w:abstractNumId="1" w15:restartNumberingAfterBreak="0">
+    <w:nsid w:val="0E807256"/>
+    <w:multiLevelType w:val="multilevel"/>
+    <w:tmpl w:val="1BE471B2"/>
+    <w:lvl w:ilvl="0">
+      <w:start w:val="1"/>
+      <w:numFmt w:val="bullet"/>
+      <w:lvlText w:val=""/>
+      <w:lvlJc w:val="left"/>
+      <w:pPr>
+        <w:tabs>
+          <w:tab w:val="num" w:pos="720"/>
+        </w:tabs>
+        <w:ind w:left="720" w:hanging="360"/>
+      </w:pPr>
+      <w:rPr>
+        <w:rFonts w:ascii="Symbol" w:hAnsi="Symbol" w:hint="default"/>
+        <w:sz w:val="20"/>
+      </w:rPr>
+    </w:lvl>
+    <w:lvl w:ilvl="1" w:tentative="1">
+      <w:start w:val="1"/>
+      <w:numFmt w:val="bullet"/>
+      <w:lvlText w:val="o"/>
+      <w:lvlJc w:val="left"/>
+      <w:pPr>
+        <w:tabs>
+          <w:tab w:val="num" w:pos="1440"/>
+        </w:tabs>
+        <w:ind w:left="1440" w:hanging="360"/>
+      </w:pPr>
+      <w:rPr>
+        <w:rFonts w:ascii="Courier New" w:hAnsi="Courier New" w:hint="default"/>
+        <w:sz w:val="20"/>
+      </w:rPr>
+    </w:lvl>
+    <w:lvl w:ilvl="2" w:tentative="1">
+      <w:start w:val="1"/>
+      <w:numFmt w:val="bullet"/>
+      <w:lvlText w:val=""/>
+      <w:lvlJc w:val="left"/>
+      <w:pPr>
+        <w:tabs>
+          <w:tab w:val="num" w:pos="2160"/>
+        </w:tabs>
+        <w:ind w:left="2160" w:hanging="360"/>
+      </w:pPr>
+      <w:rPr>
+        <w:rFonts w:ascii="Wingdings" w:hAnsi="Wingdings" w:hint="default"/>
+        <w:sz w:val="20"/>
+      </w:rPr>
+    </w:lvl>
+    <w:lvl w:ilvl="3" w:tentative="1">
+      <w:start w:val="1"/>
+      <w:numFmt w:val="bullet"/>
+      <w:lvlText w:val=""/>
+      <w:lvlJc w:val="left"/>
+      <w:pPr>
+        <w:tabs>
+          <w:tab w:val="num" w:pos="2880"/>
+        </w:tabs>
+        <w:ind w:left="2880" w:hanging="360"/>
+      </w:pPr>
+      <w:rPr>
+        <w:rFonts w:ascii="Wingdings" w:hAnsi="Wingdings" w:hint="default"/>
+        <w:sz w:val="20"/>
+      </w:rPr>
+    </w:lvl>
+    <w:lvl w:ilvl="4" w:tentative="1">
+      <w:start w:val="1"/>
+      <w:numFmt w:val="bullet"/>
+      <w:lvlText w:val=""/>
+      <w:lvlJc w:val="left"/>
+      <w:pPr>
+        <w:tabs>
+          <w:tab w:val="num" w:pos="3600"/>
+        </w:tabs>
+        <w:ind w:left="3600" w:hanging="360"/>
+      </w:pPr>
+      <w:rPr>
+        <w:rFonts w:ascii="Wingdings" w:hAnsi="Wingdings" w:hint="default"/>
+        <w:sz w:val="20"/>
+      </w:rPr>
+    </w:lvl>
+    <w:lvl w:ilvl="5" w:tentative="1">
+      <w:start w:val="1"/>
+      <w:numFmt w:val="bullet"/>
+      <w:lvlText w:val=""/>
+      <w:lvlJc w:val="left"/>
+      <w:pPr>
+        <w:tabs>
+          <w:tab w:val="num" w:pos="4320"/>
+        </w:tabs>
+        <w:ind w:left="4320" w:hanging="360"/>
+      </w:pPr>
+      <w:rPr>
+        <w:rFonts w:ascii="Wingdings" w:hAnsi="Wingdings" w:hint="default"/>
+        <w:sz w:val="20"/>
+      </w:rPr>
+    </w:lvl>
+    <w:lvl w:ilvl="6" w:tentative="1">
+      <w:start w:val="1"/>
+      <w:numFmt w:val="bullet"/>
+      <w:lvlText w:val=""/>
+      <w:lvlJc w:val="left"/>
+      <w:pPr>
+        <w:tabs>
+          <w:tab w:val="num" w:pos="5040"/>
+        </w:tabs>
+        <w:ind w:left="5040" w:hanging="360"/>
+      </w:pPr>
+      <w:rPr>
+        <w:rFonts w:ascii="Wingdings" w:hAnsi="Wingdings" w:hint="default"/>
+        <w:sz w:val="20"/>
+      </w:rPr>
+    </w:lvl>
+    <w:lvl w:ilvl="7" w:tentative="1">
+      <w:start w:val="1"/>
+      <w:numFmt w:val="bullet"/>
+      <w:lvlText w:val=""/>
+      <w:lvlJc w:val="left"/>
+      <w:pPr>
+        <w:tabs>
+          <w:tab w:val="num" w:pos="5760"/>
+        </w:tabs>
+        <w:ind w:left="5760" w:hanging="360"/>
+      </w:pPr>
+      <w:rPr>
+        <w:rFonts w:ascii="Wingdings" w:hAnsi="Wingdings" w:hint="default"/>
+        <w:sz w:val="20"/>
+      </w:rPr>
+    </w:lvl>
+    <w:lvl w:ilvl="8" w:tentative="1">
+      <w:start w:val="1"/>
+      <w:numFmt w:val="bullet"/>
+      <w:lvlText w:val=""/>
+      <w:lvlJc w:val="left"/>
+      <w:pPr>
+        <w:tabs>
+          <w:tab w:val="num" w:pos="6480"/>
+        </w:tabs>
+        <w:ind w:left="6480" w:hanging="360"/>
+      </w:pPr>
+      <w:rPr>
+        <w:rFonts w:ascii="Wingdings" w:hAnsi="Wingdings" w:hint="default"/>
+        <w:sz w:val="20"/>
+      </w:rPr>
+    </w:lvl>
+  </w:abstractNum>
+  <w:abstractNum w:abstractNumId="2" w15:restartNumberingAfterBreak="0">
+    <w:nsid w:val="0F8211C3"/>
+    <w:multiLevelType w:val="multilevel"/>
+    <w:tmpl w:val="23EEA96C"/>
+    <w:lvl w:ilvl="0">
+      <w:start w:val="1"/>
+      <w:numFmt w:val="bullet"/>
+      <w:lvlText w:val=""/>
+      <w:lvlJc w:val="left"/>
+      <w:pPr>
+        <w:tabs>
+          <w:tab w:val="num" w:pos="720"/>
+        </w:tabs>
+        <w:ind w:left="720" w:hanging="360"/>
+      </w:pPr>
+      <w:rPr>
+        <w:rFonts w:ascii="Symbol" w:hAnsi="Symbol" w:hint="default"/>
+        <w:sz w:val="20"/>
+      </w:rPr>
+    </w:lvl>
+    <w:lvl w:ilvl="1" w:tentative="1">
+      <w:start w:val="1"/>
+      <w:numFmt w:val="bullet"/>
+      <w:lvlText w:val="o"/>
+      <w:lvlJc w:val="left"/>
+      <w:pPr>
+        <w:tabs>
+          <w:tab w:val="num" w:pos="1440"/>
+        </w:tabs>
+        <w:ind w:left="1440" w:hanging="360"/>
+      </w:pPr>
+      <w:rPr>
+        <w:rFonts w:ascii="Courier New" w:hAnsi="Courier New" w:hint="default"/>
+        <w:sz w:val="20"/>
+      </w:rPr>
+    </w:lvl>
+    <w:lvl w:ilvl="2" w:tentative="1">
+      <w:start w:val="1"/>
+      <w:numFmt w:val="bullet"/>
+      <w:lvlText w:val=""/>
+      <w:lvlJc w:val="left"/>
+      <w:pPr>
+        <w:tabs>
+          <w:tab w:val="num" w:pos="2160"/>
+        </w:tabs>
+        <w:ind w:left="2160" w:hanging="360"/>
+      </w:pPr>
+      <w:rPr>
+        <w:rFonts w:ascii="Wingdings" w:hAnsi="Wingdings" w:hint="default"/>
+        <w:sz w:val="20"/>
+      </w:rPr>
+    </w:lvl>
+    <w:lvl w:ilvl="3" w:tentative="1">
+      <w:start w:val="1"/>
+      <w:numFmt w:val="bullet"/>
+      <w:lvlText w:val=""/>
+      <w:lvlJc w:val="left"/>
+      <w:pPr>
+        <w:tabs>
+          <w:tab w:val="num" w:pos="2880"/>
+        </w:tabs>
+        <w:ind w:left="2880" w:hanging="360"/>
+      </w:pPr>
+      <w:rPr>
+        <w:rFonts w:ascii="Wingdings" w:hAnsi="Wingdings" w:hint="default"/>
+        <w:sz w:val="20"/>
+      </w:rPr>
+    </w:lvl>
+    <w:lvl w:ilvl="4" w:tentative="1">
+      <w:start w:val="1"/>
+      <w:numFmt w:val="bullet"/>
+      <w:lvlText w:val=""/>
+      <w:lvlJc w:val="left"/>
+      <w:pPr>
+        <w:tabs>
+          <w:tab w:val="num" w:pos="3600"/>
+        </w:tabs>
+        <w:ind w:left="3600" w:hanging="360"/>
+      </w:pPr>
+      <w:rPr>
+        <w:rFonts w:ascii="Wingdings" w:hAnsi="Wingdings" w:hint="default"/>
+        <w:sz w:val="20"/>
+      </w:rPr>
+    </w:lvl>
+    <w:lvl w:ilvl="5" w:tentative="1">
+      <w:start w:val="1"/>
+      <w:numFmt w:val="bullet"/>
+      <w:lvlText w:val=""/>
+      <w:lvlJc w:val="left"/>
+      <w:pPr>
+        <w:tabs>
+          <w:tab w:val="num" w:pos="4320"/>
+        </w:tabs>
+        <w:ind w:left="4320" w:hanging="360"/>
+      </w:pPr>
+      <w:rPr>
+        <w:rFonts w:ascii="Wingdings" w:hAnsi="Wingdings" w:hint="default"/>
+        <w:sz w:val="20"/>
+      </w:rPr>
+    </w:lvl>
+    <w:lvl w:ilvl="6" w:tentative="1">
+      <w:start w:val="1"/>
+      <w:numFmt w:val="bullet"/>
+      <w:lvlText w:val=""/>
+      <w:lvlJc w:val="left"/>
+      <w:pPr>
+        <w:tabs>
+          <w:tab w:val="num" w:pos="5040"/>
+        </w:tabs>
+        <w:ind w:left="5040" w:hanging="360"/>
+      </w:pPr>
+      <w:rPr>
+        <w:rFonts w:ascii="Wingdings" w:hAnsi="Wingdings" w:hint="default"/>
+        <w:sz w:val="20"/>
+      </w:rPr>
+    </w:lvl>
+    <w:lvl w:ilvl="7" w:tentative="1">
+      <w:start w:val="1"/>
+      <w:numFmt w:val="bullet"/>
+      <w:lvlText w:val=""/>
+      <w:lvlJc w:val="left"/>
+      <w:pPr>
+        <w:tabs>
+          <w:tab w:val="num" w:pos="5760"/>
+        </w:tabs>
+        <w:ind w:left="5760" w:hanging="360"/>
+      </w:pPr>
+      <w:rPr>
+        <w:rFonts w:ascii="Wingdings" w:hAnsi="Wingdings" w:hint="default"/>
+        <w:sz w:val="20"/>
+      </w:rPr>
+    </w:lvl>
+    <w:lvl w:ilvl="8" w:tentative="1">
+      <w:start w:val="1"/>
+      <w:numFmt w:val="bullet"/>
+      <w:lvlText w:val=""/>
+      <w:lvlJc w:val="left"/>
+      <w:pPr>
+        <w:tabs>
+          <w:tab w:val="num" w:pos="6480"/>
+        </w:tabs>
+        <w:ind w:left="6480" w:hanging="360"/>
+      </w:pPr>
+      <w:rPr>
+        <w:rFonts w:ascii="Wingdings" w:hAnsi="Wingdings" w:hint="default"/>
+        <w:sz w:val="20"/>
+      </w:rPr>
+    </w:lvl>
+  </w:abstractNum>
+  <w:abstractNum w:abstractNumId="3" w15:restartNumberingAfterBreak="0">
+    <w:nsid w:val="0FD501FE"/>
+    <w:multiLevelType w:val="multilevel"/>
+    <w:tmpl w:val="27FE9DF0"/>
+    <w:lvl w:ilvl="0">
+      <w:start w:val="1"/>
+      <w:numFmt w:val="bullet"/>
+      <w:lvlText w:val=""/>
+      <w:lvlJc w:val="left"/>
+      <w:pPr>
+        <w:tabs>
+          <w:tab w:val="num" w:pos="720"/>
+        </w:tabs>
+        <w:ind w:left="720" w:hanging="360"/>
+      </w:pPr>
+      <w:rPr>
+        <w:rFonts w:ascii="Symbol" w:hAnsi="Symbol" w:hint="default"/>
+        <w:sz w:val="20"/>
+      </w:rPr>
+    </w:lvl>
+    <w:lvl w:ilvl="1">
+      <w:start w:val="1"/>
+      <w:numFmt w:val="bullet"/>
+      <w:lvlText w:val="o"/>
+      <w:lvlJc w:val="left"/>
+      <w:pPr>
+        <w:tabs>
+          <w:tab w:val="num" w:pos="1440"/>
+        </w:tabs>
+        <w:ind w:left="1440" w:hanging="360"/>
+      </w:pPr>
+      <w:rPr>
+        <w:rFonts w:ascii="Courier New" w:hAnsi="Courier New" w:hint="default"/>
+        <w:sz w:val="20"/>
+      </w:rPr>
+    </w:lvl>
+    <w:lvl w:ilvl="2" w:tentative="1">
+      <w:start w:val="1"/>
+      <w:numFmt w:val="bullet"/>
+      <w:lvlText w:val=""/>
+      <w:lvlJc w:val="left"/>
+      <w:pPr>
+        <w:tabs>
+          <w:tab w:val="num" w:pos="2160"/>
+        </w:tabs>
+        <w:ind w:left="2160" w:hanging="360"/>
+      </w:pPr>
+      <w:rPr>
+        <w:rFonts w:ascii="Wingdings" w:hAnsi="Wingdings" w:hint="default"/>
+        <w:sz w:val="20"/>
+      </w:rPr>
+    </w:lvl>
+    <w:lvl w:ilvl="3" w:tentative="1">
+      <w:start w:val="1"/>
+      <w:numFmt w:val="bullet"/>
+      <w:lvlText w:val=""/>
+      <w:lvlJc w:val="left"/>
+      <w:pPr>
+        <w:tabs>
+          <w:tab w:val="num" w:pos="2880"/>
+        </w:tabs>
+        <w:ind w:left="2880" w:hanging="360"/>
+      </w:pPr>
+      <w:rPr>
+        <w:rFonts w:ascii="Wingdings" w:hAnsi="Wingdings" w:hint="default"/>
+        <w:sz w:val="20"/>
+      </w:rPr>
+    </w:lvl>
+    <w:lvl w:ilvl="4" w:tentative="1">
+      <w:start w:val="1"/>
+      <w:numFmt w:val="bullet"/>
+      <w:lvlText w:val=""/>
+      <w:lvlJc w:val="left"/>
+      <w:pPr>
+        <w:tabs>
+          <w:tab w:val="num" w:pos="3600"/>
+        </w:tabs>
+        <w:ind w:left="3600" w:hanging="360"/>
+      </w:pPr>
+      <w:rPr>
+        <w:rFonts w:ascii="Wingdings" w:hAnsi="Wingdings" w:hint="default"/>
+        <w:sz w:val="20"/>
+      </w:rPr>
+    </w:lvl>
+    <w:lvl w:ilvl="5" w:tentative="1">
+      <w:start w:val="1"/>
+      <w:numFmt w:val="bullet"/>
+      <w:lvlText w:val=""/>
+      <w:lvlJc w:val="left"/>
+      <w:pPr>
+        <w:tabs>
+          <w:tab w:val="num" w:pos="4320"/>
+        </w:tabs>
+        <w:ind w:left="4320" w:hanging="360"/>
+      </w:pPr>
+      <w:rPr>
+        <w:rFonts w:ascii="Wingdings" w:hAnsi="Wingdings" w:hint="default"/>
+        <w:sz w:val="20"/>
+      </w:rPr>
+    </w:lvl>
+    <w:lvl w:ilvl="6" w:tentative="1">
+      <w:start w:val="1"/>
+      <w:numFmt w:val="bullet"/>
+      <w:lvlText w:val=""/>
+      <w:lvlJc w:val="left"/>
+      <w:pPr>
+        <w:tabs>
+          <w:tab w:val="num" w:pos="5040"/>
+        </w:tabs>
+        <w:ind w:left="5040" w:hanging="360"/>
+      </w:pPr>
+      <w:rPr>
+        <w:rFonts w:ascii="Wingdings" w:hAnsi="Wingdings" w:hint="default"/>
+        <w:sz w:val="20"/>
+      </w:rPr>
+    </w:lvl>
+    <w:lvl w:ilvl="7" w:tentative="1">
+      <w:start w:val="1"/>
+      <w:numFmt w:val="bullet"/>
+      <w:lvlText w:val=""/>
+      <w:lvlJc w:val="left"/>
+      <w:pPr>
+        <w:tabs>
+          <w:tab w:val="num" w:pos="5760"/>
+        </w:tabs>
+        <w:ind w:left="5760" w:hanging="360"/>
+      </w:pPr>
+      <w:rPr>
+        <w:rFonts w:ascii="Wingdings" w:hAnsi="Wingdings" w:hint="default"/>
+        <w:sz w:val="20"/>
+      </w:rPr>
+    </w:lvl>
+    <w:lvl w:ilvl="8" w:tentative="1">
+      <w:start w:val="1"/>
+      <w:numFmt w:val="bullet"/>
+      <w:lvlText w:val=""/>
+      <w:lvlJc w:val="left"/>
+      <w:pPr>
+        <w:tabs>
+          <w:tab w:val="num" w:pos="6480"/>
+        </w:tabs>
+        <w:ind w:left="6480" w:hanging="360"/>
+      </w:pPr>
+      <w:rPr>
+        <w:rFonts w:ascii="Wingdings" w:hAnsi="Wingdings" w:hint="default"/>
+        <w:sz w:val="20"/>
+      </w:rPr>
+    </w:lvl>
+  </w:abstractNum>
+  <w:abstractNum w:abstractNumId="4" w15:restartNumberingAfterBreak="0">
     <w:nsid w:val="13500687"/>
     <w:multiLevelType w:val="multilevel"/>
     <w:tmpl w:val="3DE83D7C"/>
@@ -4304,7 +7837,7 @@
       </w:rPr>
     </w:lvl>
   </w:abstractNum>
-  <w:abstractNum w:abstractNumId="2" w15:restartNumberingAfterBreak="0">
+  <w:abstractNum w:abstractNumId="5" w15:restartNumberingAfterBreak="0">
     <w:nsid w:val="142914BE"/>
     <w:multiLevelType w:val="multilevel"/>
     <w:tmpl w:val="FF1A1936"/>
@@ -4453,7 +7986,7 @@
       </w:rPr>
     </w:lvl>
   </w:abstractNum>
-  <w:abstractNum w:abstractNumId="3" w15:restartNumberingAfterBreak="0">
+  <w:abstractNum w:abstractNumId="6" w15:restartNumberingAfterBreak="0">
     <w:nsid w:val="172218B6"/>
     <w:multiLevelType w:val="multilevel"/>
     <w:tmpl w:val="4EB4A7DC"/>
@@ -4602,7 +8135,7 @@
       </w:rPr>
     </w:lvl>
   </w:abstractNum>
-  <w:abstractNum w:abstractNumId="4" w15:restartNumberingAfterBreak="0">
+  <w:abstractNum w:abstractNumId="7" w15:restartNumberingAfterBreak="0">
     <w:nsid w:val="1CD2641A"/>
     <w:multiLevelType w:val="multilevel"/>
     <w:tmpl w:val="2BB40E34"/>
@@ -4751,7 +8284,7 @@
       </w:rPr>
     </w:lvl>
   </w:abstractNum>
-  <w:abstractNum w:abstractNumId="5" w15:restartNumberingAfterBreak="0">
+  <w:abstractNum w:abstractNumId="8" w15:restartNumberingAfterBreak="0">
     <w:nsid w:val="1D0D41CD"/>
     <w:multiLevelType w:val="multilevel"/>
     <w:tmpl w:val="193446CC"/>
@@ -4900,7 +8433,7 @@
       </w:rPr>
     </w:lvl>
   </w:abstractNum>
-  <w:abstractNum w:abstractNumId="6" w15:restartNumberingAfterBreak="0">
+  <w:abstractNum w:abstractNumId="9" w15:restartNumberingAfterBreak="0">
     <w:nsid w:val="1F232EF0"/>
     <w:multiLevelType w:val="multilevel"/>
     <w:tmpl w:val="CAD4C44A"/>
@@ -5049,7 +8582,752 @@
       </w:rPr>
     </w:lvl>
   </w:abstractNum>
-  <w:abstractNum w:abstractNumId="7" w15:restartNumberingAfterBreak="0">
+  <w:abstractNum w:abstractNumId="10" w15:restartNumberingAfterBreak="0">
+    <w:nsid w:val="218D4892"/>
+    <w:multiLevelType w:val="multilevel"/>
+    <w:tmpl w:val="998C2886"/>
+    <w:lvl w:ilvl="0">
+      <w:start w:val="1"/>
+      <w:numFmt w:val="bullet"/>
+      <w:lvlText w:val=""/>
+      <w:lvlJc w:val="left"/>
+      <w:pPr>
+        <w:tabs>
+          <w:tab w:val="num" w:pos="720"/>
+        </w:tabs>
+        <w:ind w:left="720" w:hanging="360"/>
+      </w:pPr>
+      <w:rPr>
+        <w:rFonts w:ascii="Symbol" w:hAnsi="Symbol" w:hint="default"/>
+        <w:sz w:val="20"/>
+      </w:rPr>
+    </w:lvl>
+    <w:lvl w:ilvl="1" w:tentative="1">
+      <w:start w:val="1"/>
+      <w:numFmt w:val="bullet"/>
+      <w:lvlText w:val="o"/>
+      <w:lvlJc w:val="left"/>
+      <w:pPr>
+        <w:tabs>
+          <w:tab w:val="num" w:pos="1440"/>
+        </w:tabs>
+        <w:ind w:left="1440" w:hanging="360"/>
+      </w:pPr>
+      <w:rPr>
+        <w:rFonts w:ascii="Courier New" w:hAnsi="Courier New" w:hint="default"/>
+        <w:sz w:val="20"/>
+      </w:rPr>
+    </w:lvl>
+    <w:lvl w:ilvl="2" w:tentative="1">
+      <w:start w:val="1"/>
+      <w:numFmt w:val="bullet"/>
+      <w:lvlText w:val=""/>
+      <w:lvlJc w:val="left"/>
+      <w:pPr>
+        <w:tabs>
+          <w:tab w:val="num" w:pos="2160"/>
+        </w:tabs>
+        <w:ind w:left="2160" w:hanging="360"/>
+      </w:pPr>
+      <w:rPr>
+        <w:rFonts w:ascii="Wingdings" w:hAnsi="Wingdings" w:hint="default"/>
+        <w:sz w:val="20"/>
+      </w:rPr>
+    </w:lvl>
+    <w:lvl w:ilvl="3" w:tentative="1">
+      <w:start w:val="1"/>
+      <w:numFmt w:val="bullet"/>
+      <w:lvlText w:val=""/>
+      <w:lvlJc w:val="left"/>
+      <w:pPr>
+        <w:tabs>
+          <w:tab w:val="num" w:pos="2880"/>
+        </w:tabs>
+        <w:ind w:left="2880" w:hanging="360"/>
+      </w:pPr>
+      <w:rPr>
+        <w:rFonts w:ascii="Wingdings" w:hAnsi="Wingdings" w:hint="default"/>
+        <w:sz w:val="20"/>
+      </w:rPr>
+    </w:lvl>
+    <w:lvl w:ilvl="4" w:tentative="1">
+      <w:start w:val="1"/>
+      <w:numFmt w:val="bullet"/>
+      <w:lvlText w:val=""/>
+      <w:lvlJc w:val="left"/>
+      <w:pPr>
+        <w:tabs>
+          <w:tab w:val="num" w:pos="3600"/>
+        </w:tabs>
+        <w:ind w:left="3600" w:hanging="360"/>
+      </w:pPr>
+      <w:rPr>
+        <w:rFonts w:ascii="Wingdings" w:hAnsi="Wingdings" w:hint="default"/>
+        <w:sz w:val="20"/>
+      </w:rPr>
+    </w:lvl>
+    <w:lvl w:ilvl="5" w:tentative="1">
+      <w:start w:val="1"/>
+      <w:numFmt w:val="bullet"/>
+      <w:lvlText w:val=""/>
+      <w:lvlJc w:val="left"/>
+      <w:pPr>
+        <w:tabs>
+          <w:tab w:val="num" w:pos="4320"/>
+        </w:tabs>
+        <w:ind w:left="4320" w:hanging="360"/>
+      </w:pPr>
+      <w:rPr>
+        <w:rFonts w:ascii="Wingdings" w:hAnsi="Wingdings" w:hint="default"/>
+        <w:sz w:val="20"/>
+      </w:rPr>
+    </w:lvl>
+    <w:lvl w:ilvl="6" w:tentative="1">
+      <w:start w:val="1"/>
+      <w:numFmt w:val="bullet"/>
+      <w:lvlText w:val=""/>
+      <w:lvlJc w:val="left"/>
+      <w:pPr>
+        <w:tabs>
+          <w:tab w:val="num" w:pos="5040"/>
+        </w:tabs>
+        <w:ind w:left="5040" w:hanging="360"/>
+      </w:pPr>
+      <w:rPr>
+        <w:rFonts w:ascii="Wingdings" w:hAnsi="Wingdings" w:hint="default"/>
+        <w:sz w:val="20"/>
+      </w:rPr>
+    </w:lvl>
+    <w:lvl w:ilvl="7" w:tentative="1">
+      <w:start w:val="1"/>
+      <w:numFmt w:val="bullet"/>
+      <w:lvlText w:val=""/>
+      <w:lvlJc w:val="left"/>
+      <w:pPr>
+        <w:tabs>
+          <w:tab w:val="num" w:pos="5760"/>
+        </w:tabs>
+        <w:ind w:left="5760" w:hanging="360"/>
+      </w:pPr>
+      <w:rPr>
+        <w:rFonts w:ascii="Wingdings" w:hAnsi="Wingdings" w:hint="default"/>
+        <w:sz w:val="20"/>
+      </w:rPr>
+    </w:lvl>
+    <w:lvl w:ilvl="8" w:tentative="1">
+      <w:start w:val="1"/>
+      <w:numFmt w:val="bullet"/>
+      <w:lvlText w:val=""/>
+      <w:lvlJc w:val="left"/>
+      <w:pPr>
+        <w:tabs>
+          <w:tab w:val="num" w:pos="6480"/>
+        </w:tabs>
+        <w:ind w:left="6480" w:hanging="360"/>
+      </w:pPr>
+      <w:rPr>
+        <w:rFonts w:ascii="Wingdings" w:hAnsi="Wingdings" w:hint="default"/>
+        <w:sz w:val="20"/>
+      </w:rPr>
+    </w:lvl>
+  </w:abstractNum>
+  <w:abstractNum w:abstractNumId="11" w15:restartNumberingAfterBreak="0">
+    <w:nsid w:val="26791ED6"/>
+    <w:multiLevelType w:val="multilevel"/>
+    <w:tmpl w:val="70C0E6E6"/>
+    <w:lvl w:ilvl="0">
+      <w:start w:val="1"/>
+      <w:numFmt w:val="bullet"/>
+      <w:lvlText w:val=""/>
+      <w:lvlJc w:val="left"/>
+      <w:pPr>
+        <w:tabs>
+          <w:tab w:val="num" w:pos="720"/>
+        </w:tabs>
+        <w:ind w:left="720" w:hanging="360"/>
+      </w:pPr>
+      <w:rPr>
+        <w:rFonts w:ascii="Symbol" w:hAnsi="Symbol" w:hint="default"/>
+        <w:sz w:val="20"/>
+      </w:rPr>
+    </w:lvl>
+    <w:lvl w:ilvl="1" w:tentative="1">
+      <w:start w:val="1"/>
+      <w:numFmt w:val="bullet"/>
+      <w:lvlText w:val="o"/>
+      <w:lvlJc w:val="left"/>
+      <w:pPr>
+        <w:tabs>
+          <w:tab w:val="num" w:pos="1440"/>
+        </w:tabs>
+        <w:ind w:left="1440" w:hanging="360"/>
+      </w:pPr>
+      <w:rPr>
+        <w:rFonts w:ascii="Courier New" w:hAnsi="Courier New" w:hint="default"/>
+        <w:sz w:val="20"/>
+      </w:rPr>
+    </w:lvl>
+    <w:lvl w:ilvl="2" w:tentative="1">
+      <w:start w:val="1"/>
+      <w:numFmt w:val="bullet"/>
+      <w:lvlText w:val=""/>
+      <w:lvlJc w:val="left"/>
+      <w:pPr>
+        <w:tabs>
+          <w:tab w:val="num" w:pos="2160"/>
+        </w:tabs>
+        <w:ind w:left="2160" w:hanging="360"/>
+      </w:pPr>
+      <w:rPr>
+        <w:rFonts w:ascii="Wingdings" w:hAnsi="Wingdings" w:hint="default"/>
+        <w:sz w:val="20"/>
+      </w:rPr>
+    </w:lvl>
+    <w:lvl w:ilvl="3" w:tentative="1">
+      <w:start w:val="1"/>
+      <w:numFmt w:val="bullet"/>
+      <w:lvlText w:val=""/>
+      <w:lvlJc w:val="left"/>
+      <w:pPr>
+        <w:tabs>
+          <w:tab w:val="num" w:pos="2880"/>
+        </w:tabs>
+        <w:ind w:left="2880" w:hanging="360"/>
+      </w:pPr>
+      <w:rPr>
+        <w:rFonts w:ascii="Wingdings" w:hAnsi="Wingdings" w:hint="default"/>
+        <w:sz w:val="20"/>
+      </w:rPr>
+    </w:lvl>
+    <w:lvl w:ilvl="4" w:tentative="1">
+      <w:start w:val="1"/>
+      <w:numFmt w:val="bullet"/>
+      <w:lvlText w:val=""/>
+      <w:lvlJc w:val="left"/>
+      <w:pPr>
+        <w:tabs>
+          <w:tab w:val="num" w:pos="3600"/>
+        </w:tabs>
+        <w:ind w:left="3600" w:hanging="360"/>
+      </w:pPr>
+      <w:rPr>
+        <w:rFonts w:ascii="Wingdings" w:hAnsi="Wingdings" w:hint="default"/>
+        <w:sz w:val="20"/>
+      </w:rPr>
+    </w:lvl>
+    <w:lvl w:ilvl="5" w:tentative="1">
+      <w:start w:val="1"/>
+      <w:numFmt w:val="bullet"/>
+      <w:lvlText w:val=""/>
+      <w:lvlJc w:val="left"/>
+      <w:pPr>
+        <w:tabs>
+          <w:tab w:val="num" w:pos="4320"/>
+        </w:tabs>
+        <w:ind w:left="4320" w:hanging="360"/>
+      </w:pPr>
+      <w:rPr>
+        <w:rFonts w:ascii="Wingdings" w:hAnsi="Wingdings" w:hint="default"/>
+        <w:sz w:val="20"/>
+      </w:rPr>
+    </w:lvl>
+    <w:lvl w:ilvl="6" w:tentative="1">
+      <w:start w:val="1"/>
+      <w:numFmt w:val="bullet"/>
+      <w:lvlText w:val=""/>
+      <w:lvlJc w:val="left"/>
+      <w:pPr>
+        <w:tabs>
+          <w:tab w:val="num" w:pos="5040"/>
+        </w:tabs>
+        <w:ind w:left="5040" w:hanging="360"/>
+      </w:pPr>
+      <w:rPr>
+        <w:rFonts w:ascii="Wingdings" w:hAnsi="Wingdings" w:hint="default"/>
+        <w:sz w:val="20"/>
+      </w:rPr>
+    </w:lvl>
+    <w:lvl w:ilvl="7" w:tentative="1">
+      <w:start w:val="1"/>
+      <w:numFmt w:val="bullet"/>
+      <w:lvlText w:val=""/>
+      <w:lvlJc w:val="left"/>
+      <w:pPr>
+        <w:tabs>
+          <w:tab w:val="num" w:pos="5760"/>
+        </w:tabs>
+        <w:ind w:left="5760" w:hanging="360"/>
+      </w:pPr>
+      <w:rPr>
+        <w:rFonts w:ascii="Wingdings" w:hAnsi="Wingdings" w:hint="default"/>
+        <w:sz w:val="20"/>
+      </w:rPr>
+    </w:lvl>
+    <w:lvl w:ilvl="8" w:tentative="1">
+      <w:start w:val="1"/>
+      <w:numFmt w:val="bullet"/>
+      <w:lvlText w:val=""/>
+      <w:lvlJc w:val="left"/>
+      <w:pPr>
+        <w:tabs>
+          <w:tab w:val="num" w:pos="6480"/>
+        </w:tabs>
+        <w:ind w:left="6480" w:hanging="360"/>
+      </w:pPr>
+      <w:rPr>
+        <w:rFonts w:ascii="Wingdings" w:hAnsi="Wingdings" w:hint="default"/>
+        <w:sz w:val="20"/>
+      </w:rPr>
+    </w:lvl>
+  </w:abstractNum>
+  <w:abstractNum w:abstractNumId="12" w15:restartNumberingAfterBreak="0">
+    <w:nsid w:val="2988069F"/>
+    <w:multiLevelType w:val="multilevel"/>
+    <w:tmpl w:val="58680154"/>
+    <w:lvl w:ilvl="0">
+      <w:start w:val="1"/>
+      <w:numFmt w:val="bullet"/>
+      <w:lvlText w:val=""/>
+      <w:lvlJc w:val="left"/>
+      <w:pPr>
+        <w:tabs>
+          <w:tab w:val="num" w:pos="720"/>
+        </w:tabs>
+        <w:ind w:left="720" w:hanging="360"/>
+      </w:pPr>
+      <w:rPr>
+        <w:rFonts w:ascii="Symbol" w:hAnsi="Symbol" w:hint="default"/>
+        <w:sz w:val="20"/>
+      </w:rPr>
+    </w:lvl>
+    <w:lvl w:ilvl="1" w:tentative="1">
+      <w:start w:val="1"/>
+      <w:numFmt w:val="bullet"/>
+      <w:lvlText w:val="o"/>
+      <w:lvlJc w:val="left"/>
+      <w:pPr>
+        <w:tabs>
+          <w:tab w:val="num" w:pos="1440"/>
+        </w:tabs>
+        <w:ind w:left="1440" w:hanging="360"/>
+      </w:pPr>
+      <w:rPr>
+        <w:rFonts w:ascii="Courier New" w:hAnsi="Courier New" w:hint="default"/>
+        <w:sz w:val="20"/>
+      </w:rPr>
+    </w:lvl>
+    <w:lvl w:ilvl="2" w:tentative="1">
+      <w:start w:val="1"/>
+      <w:numFmt w:val="bullet"/>
+      <w:lvlText w:val=""/>
+      <w:lvlJc w:val="left"/>
+      <w:pPr>
+        <w:tabs>
+          <w:tab w:val="num" w:pos="2160"/>
+        </w:tabs>
+        <w:ind w:left="2160" w:hanging="360"/>
+      </w:pPr>
+      <w:rPr>
+        <w:rFonts w:ascii="Wingdings" w:hAnsi="Wingdings" w:hint="default"/>
+        <w:sz w:val="20"/>
+      </w:rPr>
+    </w:lvl>
+    <w:lvl w:ilvl="3" w:tentative="1">
+      <w:start w:val="1"/>
+      <w:numFmt w:val="bullet"/>
+      <w:lvlText w:val=""/>
+      <w:lvlJc w:val="left"/>
+      <w:pPr>
+        <w:tabs>
+          <w:tab w:val="num" w:pos="2880"/>
+        </w:tabs>
+        <w:ind w:left="2880" w:hanging="360"/>
+      </w:pPr>
+      <w:rPr>
+        <w:rFonts w:ascii="Wingdings" w:hAnsi="Wingdings" w:hint="default"/>
+        <w:sz w:val="20"/>
+      </w:rPr>
+    </w:lvl>
+    <w:lvl w:ilvl="4" w:tentative="1">
+      <w:start w:val="1"/>
+      <w:numFmt w:val="bullet"/>
+      <w:lvlText w:val=""/>
+      <w:lvlJc w:val="left"/>
+      <w:pPr>
+        <w:tabs>
+          <w:tab w:val="num" w:pos="3600"/>
+        </w:tabs>
+        <w:ind w:left="3600" w:hanging="360"/>
+      </w:pPr>
+      <w:rPr>
+        <w:rFonts w:ascii="Wingdings" w:hAnsi="Wingdings" w:hint="default"/>
+        <w:sz w:val="20"/>
+      </w:rPr>
+    </w:lvl>
+    <w:lvl w:ilvl="5" w:tentative="1">
+      <w:start w:val="1"/>
+      <w:numFmt w:val="bullet"/>
+      <w:lvlText w:val=""/>
+      <w:lvlJc w:val="left"/>
+      <w:pPr>
+        <w:tabs>
+          <w:tab w:val="num" w:pos="4320"/>
+        </w:tabs>
+        <w:ind w:left="4320" w:hanging="360"/>
+      </w:pPr>
+      <w:rPr>
+        <w:rFonts w:ascii="Wingdings" w:hAnsi="Wingdings" w:hint="default"/>
+        <w:sz w:val="20"/>
+      </w:rPr>
+    </w:lvl>
+    <w:lvl w:ilvl="6" w:tentative="1">
+      <w:start w:val="1"/>
+      <w:numFmt w:val="bullet"/>
+      <w:lvlText w:val=""/>
+      <w:lvlJc w:val="left"/>
+      <w:pPr>
+        <w:tabs>
+          <w:tab w:val="num" w:pos="5040"/>
+        </w:tabs>
+        <w:ind w:left="5040" w:hanging="360"/>
+      </w:pPr>
+      <w:rPr>
+        <w:rFonts w:ascii="Wingdings" w:hAnsi="Wingdings" w:hint="default"/>
+        <w:sz w:val="20"/>
+      </w:rPr>
+    </w:lvl>
+    <w:lvl w:ilvl="7" w:tentative="1">
+      <w:start w:val="1"/>
+      <w:numFmt w:val="bullet"/>
+      <w:lvlText w:val=""/>
+      <w:lvlJc w:val="left"/>
+      <w:pPr>
+        <w:tabs>
+          <w:tab w:val="num" w:pos="5760"/>
+        </w:tabs>
+        <w:ind w:left="5760" w:hanging="360"/>
+      </w:pPr>
+      <w:rPr>
+        <w:rFonts w:ascii="Wingdings" w:hAnsi="Wingdings" w:hint="default"/>
+        <w:sz w:val="20"/>
+      </w:rPr>
+    </w:lvl>
+    <w:lvl w:ilvl="8" w:tentative="1">
+      <w:start w:val="1"/>
+      <w:numFmt w:val="bullet"/>
+      <w:lvlText w:val=""/>
+      <w:lvlJc w:val="left"/>
+      <w:pPr>
+        <w:tabs>
+          <w:tab w:val="num" w:pos="6480"/>
+        </w:tabs>
+        <w:ind w:left="6480" w:hanging="360"/>
+      </w:pPr>
+      <w:rPr>
+        <w:rFonts w:ascii="Wingdings" w:hAnsi="Wingdings" w:hint="default"/>
+        <w:sz w:val="20"/>
+      </w:rPr>
+    </w:lvl>
+  </w:abstractNum>
+  <w:abstractNum w:abstractNumId="13" w15:restartNumberingAfterBreak="0">
+    <w:nsid w:val="2C586C57"/>
+    <w:multiLevelType w:val="multilevel"/>
+    <w:tmpl w:val="22FEE76C"/>
+    <w:lvl w:ilvl="0">
+      <w:start w:val="1"/>
+      <w:numFmt w:val="bullet"/>
+      <w:lvlText w:val=""/>
+      <w:lvlJc w:val="left"/>
+      <w:pPr>
+        <w:tabs>
+          <w:tab w:val="num" w:pos="720"/>
+        </w:tabs>
+        <w:ind w:left="720" w:hanging="360"/>
+      </w:pPr>
+      <w:rPr>
+        <w:rFonts w:ascii="Symbol" w:hAnsi="Symbol" w:hint="default"/>
+        <w:sz w:val="20"/>
+      </w:rPr>
+    </w:lvl>
+    <w:lvl w:ilvl="1" w:tentative="1">
+      <w:start w:val="1"/>
+      <w:numFmt w:val="bullet"/>
+      <w:lvlText w:val="o"/>
+      <w:lvlJc w:val="left"/>
+      <w:pPr>
+        <w:tabs>
+          <w:tab w:val="num" w:pos="1440"/>
+        </w:tabs>
+        <w:ind w:left="1440" w:hanging="360"/>
+      </w:pPr>
+      <w:rPr>
+        <w:rFonts w:ascii="Courier New" w:hAnsi="Courier New" w:hint="default"/>
+        <w:sz w:val="20"/>
+      </w:rPr>
+    </w:lvl>
+    <w:lvl w:ilvl="2" w:tentative="1">
+      <w:start w:val="1"/>
+      <w:numFmt w:val="bullet"/>
+      <w:lvlText w:val=""/>
+      <w:lvlJc w:val="left"/>
+      <w:pPr>
+        <w:tabs>
+          <w:tab w:val="num" w:pos="2160"/>
+        </w:tabs>
+        <w:ind w:left="2160" w:hanging="360"/>
+      </w:pPr>
+      <w:rPr>
+        <w:rFonts w:ascii="Wingdings" w:hAnsi="Wingdings" w:hint="default"/>
+        <w:sz w:val="20"/>
+      </w:rPr>
+    </w:lvl>
+    <w:lvl w:ilvl="3" w:tentative="1">
+      <w:start w:val="1"/>
+      <w:numFmt w:val="bullet"/>
+      <w:lvlText w:val=""/>
+      <w:lvlJc w:val="left"/>
+      <w:pPr>
+        <w:tabs>
+          <w:tab w:val="num" w:pos="2880"/>
+        </w:tabs>
+        <w:ind w:left="2880" w:hanging="360"/>
+      </w:pPr>
+      <w:rPr>
+        <w:rFonts w:ascii="Wingdings" w:hAnsi="Wingdings" w:hint="default"/>
+        <w:sz w:val="20"/>
+      </w:rPr>
+    </w:lvl>
+    <w:lvl w:ilvl="4" w:tentative="1">
+      <w:start w:val="1"/>
+      <w:numFmt w:val="bullet"/>
+      <w:lvlText w:val=""/>
+      <w:lvlJc w:val="left"/>
+      <w:pPr>
+        <w:tabs>
+          <w:tab w:val="num" w:pos="3600"/>
+        </w:tabs>
+        <w:ind w:left="3600" w:hanging="360"/>
+      </w:pPr>
+      <w:rPr>
+        <w:rFonts w:ascii="Wingdings" w:hAnsi="Wingdings" w:hint="default"/>
+        <w:sz w:val="20"/>
+      </w:rPr>
+    </w:lvl>
+    <w:lvl w:ilvl="5" w:tentative="1">
+      <w:start w:val="1"/>
+      <w:numFmt w:val="bullet"/>
+      <w:lvlText w:val=""/>
+      <w:lvlJc w:val="left"/>
+      <w:pPr>
+        <w:tabs>
+          <w:tab w:val="num" w:pos="4320"/>
+        </w:tabs>
+        <w:ind w:left="4320" w:hanging="360"/>
+      </w:pPr>
+      <w:rPr>
+        <w:rFonts w:ascii="Wingdings" w:hAnsi="Wingdings" w:hint="default"/>
+        <w:sz w:val="20"/>
+      </w:rPr>
+    </w:lvl>
+    <w:lvl w:ilvl="6" w:tentative="1">
+      <w:start w:val="1"/>
+      <w:numFmt w:val="bullet"/>
+      <w:lvlText w:val=""/>
+      <w:lvlJc w:val="left"/>
+      <w:pPr>
+        <w:tabs>
+          <w:tab w:val="num" w:pos="5040"/>
+        </w:tabs>
+        <w:ind w:left="5040" w:hanging="360"/>
+      </w:pPr>
+      <w:rPr>
+        <w:rFonts w:ascii="Wingdings" w:hAnsi="Wingdings" w:hint="default"/>
+        <w:sz w:val="20"/>
+      </w:rPr>
+    </w:lvl>
+    <w:lvl w:ilvl="7" w:tentative="1">
+      <w:start w:val="1"/>
+      <w:numFmt w:val="bullet"/>
+      <w:lvlText w:val=""/>
+      <w:lvlJc w:val="left"/>
+      <w:pPr>
+        <w:tabs>
+          <w:tab w:val="num" w:pos="5760"/>
+        </w:tabs>
+        <w:ind w:left="5760" w:hanging="360"/>
+      </w:pPr>
+      <w:rPr>
+        <w:rFonts w:ascii="Wingdings" w:hAnsi="Wingdings" w:hint="default"/>
+        <w:sz w:val="20"/>
+      </w:rPr>
+    </w:lvl>
+    <w:lvl w:ilvl="8" w:tentative="1">
+      <w:start w:val="1"/>
+      <w:numFmt w:val="bullet"/>
+      <w:lvlText w:val=""/>
+      <w:lvlJc w:val="left"/>
+      <w:pPr>
+        <w:tabs>
+          <w:tab w:val="num" w:pos="6480"/>
+        </w:tabs>
+        <w:ind w:left="6480" w:hanging="360"/>
+      </w:pPr>
+      <w:rPr>
+        <w:rFonts w:ascii="Wingdings" w:hAnsi="Wingdings" w:hint="default"/>
+        <w:sz w:val="20"/>
+      </w:rPr>
+    </w:lvl>
+  </w:abstractNum>
+  <w:abstractNum w:abstractNumId="14" w15:restartNumberingAfterBreak="0">
+    <w:nsid w:val="2FA054E5"/>
+    <w:multiLevelType w:val="multilevel"/>
+    <w:tmpl w:val="527E069C"/>
+    <w:lvl w:ilvl="0">
+      <w:start w:val="1"/>
+      <w:numFmt w:val="bullet"/>
+      <w:lvlText w:val=""/>
+      <w:lvlJc w:val="left"/>
+      <w:pPr>
+        <w:tabs>
+          <w:tab w:val="num" w:pos="720"/>
+        </w:tabs>
+        <w:ind w:left="720" w:hanging="360"/>
+      </w:pPr>
+      <w:rPr>
+        <w:rFonts w:ascii="Symbol" w:hAnsi="Symbol" w:hint="default"/>
+        <w:sz w:val="20"/>
+      </w:rPr>
+    </w:lvl>
+    <w:lvl w:ilvl="1" w:tentative="1">
+      <w:start w:val="1"/>
+      <w:numFmt w:val="bullet"/>
+      <w:lvlText w:val="o"/>
+      <w:lvlJc w:val="left"/>
+      <w:pPr>
+        <w:tabs>
+          <w:tab w:val="num" w:pos="1440"/>
+        </w:tabs>
+        <w:ind w:left="1440" w:hanging="360"/>
+      </w:pPr>
+      <w:rPr>
+        <w:rFonts w:ascii="Courier New" w:hAnsi="Courier New" w:hint="default"/>
+        <w:sz w:val="20"/>
+      </w:rPr>
+    </w:lvl>
+    <w:lvl w:ilvl="2" w:tentative="1">
+      <w:start w:val="1"/>
+      <w:numFmt w:val="bullet"/>
+      <w:lvlText w:val=""/>
+      <w:lvlJc w:val="left"/>
+      <w:pPr>
+        <w:tabs>
+          <w:tab w:val="num" w:pos="2160"/>
+        </w:tabs>
+        <w:ind w:left="2160" w:hanging="360"/>
+      </w:pPr>
+      <w:rPr>
+        <w:rFonts w:ascii="Wingdings" w:hAnsi="Wingdings" w:hint="default"/>
+        <w:sz w:val="20"/>
+      </w:rPr>
+    </w:lvl>
+    <w:lvl w:ilvl="3" w:tentative="1">
+      <w:start w:val="1"/>
+      <w:numFmt w:val="bullet"/>
+      <w:lvlText w:val=""/>
+      <w:lvlJc w:val="left"/>
+      <w:pPr>
+        <w:tabs>
+          <w:tab w:val="num" w:pos="2880"/>
+        </w:tabs>
+        <w:ind w:left="2880" w:hanging="360"/>
+      </w:pPr>
+      <w:rPr>
+        <w:rFonts w:ascii="Wingdings" w:hAnsi="Wingdings" w:hint="default"/>
+        <w:sz w:val="20"/>
+      </w:rPr>
+    </w:lvl>
+    <w:lvl w:ilvl="4" w:tentative="1">
+      <w:start w:val="1"/>
+      <w:numFmt w:val="bullet"/>
+      <w:lvlText w:val=""/>
+      <w:lvlJc w:val="left"/>
+      <w:pPr>
+        <w:tabs>
+          <w:tab w:val="num" w:pos="3600"/>
+        </w:tabs>
+        <w:ind w:left="3600" w:hanging="360"/>
+      </w:pPr>
+      <w:rPr>
+        <w:rFonts w:ascii="Wingdings" w:hAnsi="Wingdings" w:hint="default"/>
+        <w:sz w:val="20"/>
+      </w:rPr>
+    </w:lvl>
+    <w:lvl w:ilvl="5" w:tentative="1">
+      <w:start w:val="1"/>
+      <w:numFmt w:val="bullet"/>
+      <w:lvlText w:val=""/>
+      <w:lvlJc w:val="left"/>
+      <w:pPr>
+        <w:tabs>
+          <w:tab w:val="num" w:pos="4320"/>
+        </w:tabs>
+        <w:ind w:left="4320" w:hanging="360"/>
+      </w:pPr>
+      <w:rPr>
+        <w:rFonts w:ascii="Wingdings" w:hAnsi="Wingdings" w:hint="default"/>
+        <w:sz w:val="20"/>
+      </w:rPr>
+    </w:lvl>
+    <w:lvl w:ilvl="6" w:tentative="1">
+      <w:start w:val="1"/>
+      <w:numFmt w:val="bullet"/>
+      <w:lvlText w:val=""/>
+      <w:lvlJc w:val="left"/>
+      <w:pPr>
+        <w:tabs>
+          <w:tab w:val="num" w:pos="5040"/>
+        </w:tabs>
+        <w:ind w:left="5040" w:hanging="360"/>
+      </w:pPr>
+      <w:rPr>
+        <w:rFonts w:ascii="Wingdings" w:hAnsi="Wingdings" w:hint="default"/>
+        <w:sz w:val="20"/>
+      </w:rPr>
+    </w:lvl>
+    <w:lvl w:ilvl="7" w:tentative="1">
+      <w:start w:val="1"/>
+      <w:numFmt w:val="bullet"/>
+      <w:lvlText w:val=""/>
+      <w:lvlJc w:val="left"/>
+      <w:pPr>
+        <w:tabs>
+          <w:tab w:val="num" w:pos="5760"/>
+        </w:tabs>
+        <w:ind w:left="5760" w:hanging="360"/>
+      </w:pPr>
+      <w:rPr>
+        <w:rFonts w:ascii="Wingdings" w:hAnsi="Wingdings" w:hint="default"/>
+        <w:sz w:val="20"/>
+      </w:rPr>
+    </w:lvl>
+    <w:lvl w:ilvl="8" w:tentative="1">
+      <w:start w:val="1"/>
+      <w:numFmt w:val="bullet"/>
+      <w:lvlText w:val=""/>
+      <w:lvlJc w:val="left"/>
+      <w:pPr>
+        <w:tabs>
+          <w:tab w:val="num" w:pos="6480"/>
+        </w:tabs>
+        <w:ind w:left="6480" w:hanging="360"/>
+      </w:pPr>
+      <w:rPr>
+        <w:rFonts w:ascii="Wingdings" w:hAnsi="Wingdings" w:hint="default"/>
+        <w:sz w:val="20"/>
+      </w:rPr>
+    </w:lvl>
+  </w:abstractNum>
+  <w:abstractNum w:abstractNumId="15" w15:restartNumberingAfterBreak="0">
     <w:nsid w:val="31FA70D7"/>
     <w:multiLevelType w:val="multilevel"/>
     <w:tmpl w:val="949EE768"/>
@@ -5198,7 +9476,7 @@
       </w:rPr>
     </w:lvl>
   </w:abstractNum>
-  <w:abstractNum w:abstractNumId="8" w15:restartNumberingAfterBreak="0">
+  <w:abstractNum w:abstractNumId="16" w15:restartNumberingAfterBreak="0">
     <w:nsid w:val="354E22E4"/>
     <w:multiLevelType w:val="multilevel"/>
     <w:tmpl w:val="8FE02228"/>
@@ -5347,7 +9625,7 @@
       </w:rPr>
     </w:lvl>
   </w:abstractNum>
-  <w:abstractNum w:abstractNumId="9" w15:restartNumberingAfterBreak="0">
+  <w:abstractNum w:abstractNumId="17" w15:restartNumberingAfterBreak="0">
     <w:nsid w:val="3AE22B57"/>
     <w:multiLevelType w:val="multilevel"/>
     <w:tmpl w:val="DEA864EC"/>
@@ -5496,7 +9774,7 @@
       </w:rPr>
     </w:lvl>
   </w:abstractNum>
-  <w:abstractNum w:abstractNumId="10" w15:restartNumberingAfterBreak="0">
+  <w:abstractNum w:abstractNumId="18" w15:restartNumberingAfterBreak="0">
     <w:nsid w:val="3BA86B3F"/>
     <w:multiLevelType w:val="multilevel"/>
     <w:tmpl w:val="21E017D8"/>
@@ -5645,7 +9923,7 @@
       </w:rPr>
     </w:lvl>
   </w:abstractNum>
-  <w:abstractNum w:abstractNumId="11" w15:restartNumberingAfterBreak="0">
+  <w:abstractNum w:abstractNumId="19" w15:restartNumberingAfterBreak="0">
     <w:nsid w:val="43E036EF"/>
     <w:multiLevelType w:val="multilevel"/>
     <w:tmpl w:val="7B922084"/>
@@ -5794,7 +10072,7 @@
       </w:rPr>
     </w:lvl>
   </w:abstractNum>
-  <w:abstractNum w:abstractNumId="12" w15:restartNumberingAfterBreak="0">
+  <w:abstractNum w:abstractNumId="20" w15:restartNumberingAfterBreak="0">
     <w:nsid w:val="44C925D8"/>
     <w:multiLevelType w:val="multilevel"/>
     <w:tmpl w:val="115432CE"/>
@@ -5943,7 +10221,156 @@
       </w:rPr>
     </w:lvl>
   </w:abstractNum>
-  <w:abstractNum w:abstractNumId="13" w15:restartNumberingAfterBreak="0">
+  <w:abstractNum w:abstractNumId="21" w15:restartNumberingAfterBreak="0">
+    <w:nsid w:val="49C70913"/>
+    <w:multiLevelType w:val="multilevel"/>
+    <w:tmpl w:val="BA2C9D1A"/>
+    <w:lvl w:ilvl="0">
+      <w:start w:val="1"/>
+      <w:numFmt w:val="bullet"/>
+      <w:lvlText w:val=""/>
+      <w:lvlJc w:val="left"/>
+      <w:pPr>
+        <w:tabs>
+          <w:tab w:val="num" w:pos="720"/>
+        </w:tabs>
+        <w:ind w:left="720" w:hanging="360"/>
+      </w:pPr>
+      <w:rPr>
+        <w:rFonts w:ascii="Symbol" w:hAnsi="Symbol" w:hint="default"/>
+        <w:sz w:val="20"/>
+      </w:rPr>
+    </w:lvl>
+    <w:lvl w:ilvl="1" w:tentative="1">
+      <w:start w:val="1"/>
+      <w:numFmt w:val="bullet"/>
+      <w:lvlText w:val="o"/>
+      <w:lvlJc w:val="left"/>
+      <w:pPr>
+        <w:tabs>
+          <w:tab w:val="num" w:pos="1440"/>
+        </w:tabs>
+        <w:ind w:left="1440" w:hanging="360"/>
+      </w:pPr>
+      <w:rPr>
+        <w:rFonts w:ascii="Courier New" w:hAnsi="Courier New" w:hint="default"/>
+        <w:sz w:val="20"/>
+      </w:rPr>
+    </w:lvl>
+    <w:lvl w:ilvl="2" w:tentative="1">
+      <w:start w:val="1"/>
+      <w:numFmt w:val="bullet"/>
+      <w:lvlText w:val=""/>
+      <w:lvlJc w:val="left"/>
+      <w:pPr>
+        <w:tabs>
+          <w:tab w:val="num" w:pos="2160"/>
+        </w:tabs>
+        <w:ind w:left="2160" w:hanging="360"/>
+      </w:pPr>
+      <w:rPr>
+        <w:rFonts w:ascii="Wingdings" w:hAnsi="Wingdings" w:hint="default"/>
+        <w:sz w:val="20"/>
+      </w:rPr>
+    </w:lvl>
+    <w:lvl w:ilvl="3" w:tentative="1">
+      <w:start w:val="1"/>
+      <w:numFmt w:val="bullet"/>
+      <w:lvlText w:val=""/>
+      <w:lvlJc w:val="left"/>
+      <w:pPr>
+        <w:tabs>
+          <w:tab w:val="num" w:pos="2880"/>
+        </w:tabs>
+        <w:ind w:left="2880" w:hanging="360"/>
+      </w:pPr>
+      <w:rPr>
+        <w:rFonts w:ascii="Wingdings" w:hAnsi="Wingdings" w:hint="default"/>
+        <w:sz w:val="20"/>
+      </w:rPr>
+    </w:lvl>
+    <w:lvl w:ilvl="4" w:tentative="1">
+      <w:start w:val="1"/>
+      <w:numFmt w:val="bullet"/>
+      <w:lvlText w:val=""/>
+      <w:lvlJc w:val="left"/>
+      <w:pPr>
+        <w:tabs>
+          <w:tab w:val="num" w:pos="3600"/>
+        </w:tabs>
+        <w:ind w:left="3600" w:hanging="360"/>
+      </w:pPr>
+      <w:rPr>
+        <w:rFonts w:ascii="Wingdings" w:hAnsi="Wingdings" w:hint="default"/>
+        <w:sz w:val="20"/>
+      </w:rPr>
+    </w:lvl>
+    <w:lvl w:ilvl="5" w:tentative="1">
+      <w:start w:val="1"/>
+      <w:numFmt w:val="bullet"/>
+      <w:lvlText w:val=""/>
+      <w:lvlJc w:val="left"/>
+      <w:pPr>
+        <w:tabs>
+          <w:tab w:val="num" w:pos="4320"/>
+        </w:tabs>
+        <w:ind w:left="4320" w:hanging="360"/>
+      </w:pPr>
+      <w:rPr>
+        <w:rFonts w:ascii="Wingdings" w:hAnsi="Wingdings" w:hint="default"/>
+        <w:sz w:val="20"/>
+      </w:rPr>
+    </w:lvl>
+    <w:lvl w:ilvl="6" w:tentative="1">
+      <w:start w:val="1"/>
+      <w:numFmt w:val="bullet"/>
+      <w:lvlText w:val=""/>
+      <w:lvlJc w:val="left"/>
+      <w:pPr>
+        <w:tabs>
+          <w:tab w:val="num" w:pos="5040"/>
+        </w:tabs>
+        <w:ind w:left="5040" w:hanging="360"/>
+      </w:pPr>
+      <w:rPr>
+        <w:rFonts w:ascii="Wingdings" w:hAnsi="Wingdings" w:hint="default"/>
+        <w:sz w:val="20"/>
+      </w:rPr>
+    </w:lvl>
+    <w:lvl w:ilvl="7" w:tentative="1">
+      <w:start w:val="1"/>
+      <w:numFmt w:val="bullet"/>
+      <w:lvlText w:val=""/>
+      <w:lvlJc w:val="left"/>
+      <w:pPr>
+        <w:tabs>
+          <w:tab w:val="num" w:pos="5760"/>
+        </w:tabs>
+        <w:ind w:left="5760" w:hanging="360"/>
+      </w:pPr>
+      <w:rPr>
+        <w:rFonts w:ascii="Wingdings" w:hAnsi="Wingdings" w:hint="default"/>
+        <w:sz w:val="20"/>
+      </w:rPr>
+    </w:lvl>
+    <w:lvl w:ilvl="8" w:tentative="1">
+      <w:start w:val="1"/>
+      <w:numFmt w:val="bullet"/>
+      <w:lvlText w:val=""/>
+      <w:lvlJc w:val="left"/>
+      <w:pPr>
+        <w:tabs>
+          <w:tab w:val="num" w:pos="6480"/>
+        </w:tabs>
+        <w:ind w:left="6480" w:hanging="360"/>
+      </w:pPr>
+      <w:rPr>
+        <w:rFonts w:ascii="Wingdings" w:hAnsi="Wingdings" w:hint="default"/>
+        <w:sz w:val="20"/>
+      </w:rPr>
+    </w:lvl>
+  </w:abstractNum>
+  <w:abstractNum w:abstractNumId="22" w15:restartNumberingAfterBreak="0">
     <w:nsid w:val="4A764E47"/>
     <w:multiLevelType w:val="multilevel"/>
     <w:tmpl w:val="83BC3194"/>
@@ -6056,7 +10483,1497 @@
       </w:pPr>
     </w:lvl>
   </w:abstractNum>
-  <w:abstractNum w:abstractNumId="14" w15:restartNumberingAfterBreak="0">
+  <w:abstractNum w:abstractNumId="23" w15:restartNumberingAfterBreak="0">
+    <w:nsid w:val="54C37825"/>
+    <w:multiLevelType w:val="multilevel"/>
+    <w:tmpl w:val="E75446A8"/>
+    <w:lvl w:ilvl="0">
+      <w:start w:val="1"/>
+      <w:numFmt w:val="bullet"/>
+      <w:lvlText w:val=""/>
+      <w:lvlJc w:val="left"/>
+      <w:pPr>
+        <w:tabs>
+          <w:tab w:val="num" w:pos="720"/>
+        </w:tabs>
+        <w:ind w:left="720" w:hanging="360"/>
+      </w:pPr>
+      <w:rPr>
+        <w:rFonts w:ascii="Symbol" w:hAnsi="Symbol" w:hint="default"/>
+        <w:sz w:val="20"/>
+      </w:rPr>
+    </w:lvl>
+    <w:lvl w:ilvl="1" w:tentative="1">
+      <w:start w:val="1"/>
+      <w:numFmt w:val="bullet"/>
+      <w:lvlText w:val="o"/>
+      <w:lvlJc w:val="left"/>
+      <w:pPr>
+        <w:tabs>
+          <w:tab w:val="num" w:pos="1440"/>
+        </w:tabs>
+        <w:ind w:left="1440" w:hanging="360"/>
+      </w:pPr>
+      <w:rPr>
+        <w:rFonts w:ascii="Courier New" w:hAnsi="Courier New" w:hint="default"/>
+        <w:sz w:val="20"/>
+      </w:rPr>
+    </w:lvl>
+    <w:lvl w:ilvl="2" w:tentative="1">
+      <w:start w:val="1"/>
+      <w:numFmt w:val="bullet"/>
+      <w:lvlText w:val=""/>
+      <w:lvlJc w:val="left"/>
+      <w:pPr>
+        <w:tabs>
+          <w:tab w:val="num" w:pos="2160"/>
+        </w:tabs>
+        <w:ind w:left="2160" w:hanging="360"/>
+      </w:pPr>
+      <w:rPr>
+        <w:rFonts w:ascii="Wingdings" w:hAnsi="Wingdings" w:hint="default"/>
+        <w:sz w:val="20"/>
+      </w:rPr>
+    </w:lvl>
+    <w:lvl w:ilvl="3" w:tentative="1">
+      <w:start w:val="1"/>
+      <w:numFmt w:val="bullet"/>
+      <w:lvlText w:val=""/>
+      <w:lvlJc w:val="left"/>
+      <w:pPr>
+        <w:tabs>
+          <w:tab w:val="num" w:pos="2880"/>
+        </w:tabs>
+        <w:ind w:left="2880" w:hanging="360"/>
+      </w:pPr>
+      <w:rPr>
+        <w:rFonts w:ascii="Wingdings" w:hAnsi="Wingdings" w:hint="default"/>
+        <w:sz w:val="20"/>
+      </w:rPr>
+    </w:lvl>
+    <w:lvl w:ilvl="4" w:tentative="1">
+      <w:start w:val="1"/>
+      <w:numFmt w:val="bullet"/>
+      <w:lvlText w:val=""/>
+      <w:lvlJc w:val="left"/>
+      <w:pPr>
+        <w:tabs>
+          <w:tab w:val="num" w:pos="3600"/>
+        </w:tabs>
+        <w:ind w:left="3600" w:hanging="360"/>
+      </w:pPr>
+      <w:rPr>
+        <w:rFonts w:ascii="Wingdings" w:hAnsi="Wingdings" w:hint="default"/>
+        <w:sz w:val="20"/>
+      </w:rPr>
+    </w:lvl>
+    <w:lvl w:ilvl="5" w:tentative="1">
+      <w:start w:val="1"/>
+      <w:numFmt w:val="bullet"/>
+      <w:lvlText w:val=""/>
+      <w:lvlJc w:val="left"/>
+      <w:pPr>
+        <w:tabs>
+          <w:tab w:val="num" w:pos="4320"/>
+        </w:tabs>
+        <w:ind w:left="4320" w:hanging="360"/>
+      </w:pPr>
+      <w:rPr>
+        <w:rFonts w:ascii="Wingdings" w:hAnsi="Wingdings" w:hint="default"/>
+        <w:sz w:val="20"/>
+      </w:rPr>
+    </w:lvl>
+    <w:lvl w:ilvl="6" w:tentative="1">
+      <w:start w:val="1"/>
+      <w:numFmt w:val="bullet"/>
+      <w:lvlText w:val=""/>
+      <w:lvlJc w:val="left"/>
+      <w:pPr>
+        <w:tabs>
+          <w:tab w:val="num" w:pos="5040"/>
+        </w:tabs>
+        <w:ind w:left="5040" w:hanging="360"/>
+      </w:pPr>
+      <w:rPr>
+        <w:rFonts w:ascii="Wingdings" w:hAnsi="Wingdings" w:hint="default"/>
+        <w:sz w:val="20"/>
+      </w:rPr>
+    </w:lvl>
+    <w:lvl w:ilvl="7" w:tentative="1">
+      <w:start w:val="1"/>
+      <w:numFmt w:val="bullet"/>
+      <w:lvlText w:val=""/>
+      <w:lvlJc w:val="left"/>
+      <w:pPr>
+        <w:tabs>
+          <w:tab w:val="num" w:pos="5760"/>
+        </w:tabs>
+        <w:ind w:left="5760" w:hanging="360"/>
+      </w:pPr>
+      <w:rPr>
+        <w:rFonts w:ascii="Wingdings" w:hAnsi="Wingdings" w:hint="default"/>
+        <w:sz w:val="20"/>
+      </w:rPr>
+    </w:lvl>
+    <w:lvl w:ilvl="8" w:tentative="1">
+      <w:start w:val="1"/>
+      <w:numFmt w:val="bullet"/>
+      <w:lvlText w:val=""/>
+      <w:lvlJc w:val="left"/>
+      <w:pPr>
+        <w:tabs>
+          <w:tab w:val="num" w:pos="6480"/>
+        </w:tabs>
+        <w:ind w:left="6480" w:hanging="360"/>
+      </w:pPr>
+      <w:rPr>
+        <w:rFonts w:ascii="Wingdings" w:hAnsi="Wingdings" w:hint="default"/>
+        <w:sz w:val="20"/>
+      </w:rPr>
+    </w:lvl>
+  </w:abstractNum>
+  <w:abstractNum w:abstractNumId="24" w15:restartNumberingAfterBreak="0">
+    <w:nsid w:val="5E6476B5"/>
+    <w:multiLevelType w:val="multilevel"/>
+    <w:tmpl w:val="A5B00252"/>
+    <w:lvl w:ilvl="0">
+      <w:start w:val="1"/>
+      <w:numFmt w:val="bullet"/>
+      <w:lvlText w:val=""/>
+      <w:lvlJc w:val="left"/>
+      <w:pPr>
+        <w:tabs>
+          <w:tab w:val="num" w:pos="720"/>
+        </w:tabs>
+        <w:ind w:left="720" w:hanging="360"/>
+      </w:pPr>
+      <w:rPr>
+        <w:rFonts w:ascii="Symbol" w:hAnsi="Symbol" w:hint="default"/>
+        <w:sz w:val="20"/>
+      </w:rPr>
+    </w:lvl>
+    <w:lvl w:ilvl="1" w:tentative="1">
+      <w:start w:val="1"/>
+      <w:numFmt w:val="bullet"/>
+      <w:lvlText w:val="o"/>
+      <w:lvlJc w:val="left"/>
+      <w:pPr>
+        <w:tabs>
+          <w:tab w:val="num" w:pos="1440"/>
+        </w:tabs>
+        <w:ind w:left="1440" w:hanging="360"/>
+      </w:pPr>
+      <w:rPr>
+        <w:rFonts w:ascii="Courier New" w:hAnsi="Courier New" w:hint="default"/>
+        <w:sz w:val="20"/>
+      </w:rPr>
+    </w:lvl>
+    <w:lvl w:ilvl="2" w:tentative="1">
+      <w:start w:val="1"/>
+      <w:numFmt w:val="bullet"/>
+      <w:lvlText w:val=""/>
+      <w:lvlJc w:val="left"/>
+      <w:pPr>
+        <w:tabs>
+          <w:tab w:val="num" w:pos="2160"/>
+        </w:tabs>
+        <w:ind w:left="2160" w:hanging="360"/>
+      </w:pPr>
+      <w:rPr>
+        <w:rFonts w:ascii="Wingdings" w:hAnsi="Wingdings" w:hint="default"/>
+        <w:sz w:val="20"/>
+      </w:rPr>
+    </w:lvl>
+    <w:lvl w:ilvl="3" w:tentative="1">
+      <w:start w:val="1"/>
+      <w:numFmt w:val="bullet"/>
+      <w:lvlText w:val=""/>
+      <w:lvlJc w:val="left"/>
+      <w:pPr>
+        <w:tabs>
+          <w:tab w:val="num" w:pos="2880"/>
+        </w:tabs>
+        <w:ind w:left="2880" w:hanging="360"/>
+      </w:pPr>
+      <w:rPr>
+        <w:rFonts w:ascii="Wingdings" w:hAnsi="Wingdings" w:hint="default"/>
+        <w:sz w:val="20"/>
+      </w:rPr>
+    </w:lvl>
+    <w:lvl w:ilvl="4" w:tentative="1">
+      <w:start w:val="1"/>
+      <w:numFmt w:val="bullet"/>
+      <w:lvlText w:val=""/>
+      <w:lvlJc w:val="left"/>
+      <w:pPr>
+        <w:tabs>
+          <w:tab w:val="num" w:pos="3600"/>
+        </w:tabs>
+        <w:ind w:left="3600" w:hanging="360"/>
+      </w:pPr>
+      <w:rPr>
+        <w:rFonts w:ascii="Wingdings" w:hAnsi="Wingdings" w:hint="default"/>
+        <w:sz w:val="20"/>
+      </w:rPr>
+    </w:lvl>
+    <w:lvl w:ilvl="5" w:tentative="1">
+      <w:start w:val="1"/>
+      <w:numFmt w:val="bullet"/>
+      <w:lvlText w:val=""/>
+      <w:lvlJc w:val="left"/>
+      <w:pPr>
+        <w:tabs>
+          <w:tab w:val="num" w:pos="4320"/>
+        </w:tabs>
+        <w:ind w:left="4320" w:hanging="360"/>
+      </w:pPr>
+      <w:rPr>
+        <w:rFonts w:ascii="Wingdings" w:hAnsi="Wingdings" w:hint="default"/>
+        <w:sz w:val="20"/>
+      </w:rPr>
+    </w:lvl>
+    <w:lvl w:ilvl="6" w:tentative="1">
+      <w:start w:val="1"/>
+      <w:numFmt w:val="bullet"/>
+      <w:lvlText w:val=""/>
+      <w:lvlJc w:val="left"/>
+      <w:pPr>
+        <w:tabs>
+          <w:tab w:val="num" w:pos="5040"/>
+        </w:tabs>
+        <w:ind w:left="5040" w:hanging="360"/>
+      </w:pPr>
+      <w:rPr>
+        <w:rFonts w:ascii="Wingdings" w:hAnsi="Wingdings" w:hint="default"/>
+        <w:sz w:val="20"/>
+      </w:rPr>
+    </w:lvl>
+    <w:lvl w:ilvl="7" w:tentative="1">
+      <w:start w:val="1"/>
+      <w:numFmt w:val="bullet"/>
+      <w:lvlText w:val=""/>
+      <w:lvlJc w:val="left"/>
+      <w:pPr>
+        <w:tabs>
+          <w:tab w:val="num" w:pos="5760"/>
+        </w:tabs>
+        <w:ind w:left="5760" w:hanging="360"/>
+      </w:pPr>
+      <w:rPr>
+        <w:rFonts w:ascii="Wingdings" w:hAnsi="Wingdings" w:hint="default"/>
+        <w:sz w:val="20"/>
+      </w:rPr>
+    </w:lvl>
+    <w:lvl w:ilvl="8" w:tentative="1">
+      <w:start w:val="1"/>
+      <w:numFmt w:val="bullet"/>
+      <w:lvlText w:val=""/>
+      <w:lvlJc w:val="left"/>
+      <w:pPr>
+        <w:tabs>
+          <w:tab w:val="num" w:pos="6480"/>
+        </w:tabs>
+        <w:ind w:left="6480" w:hanging="360"/>
+      </w:pPr>
+      <w:rPr>
+        <w:rFonts w:ascii="Wingdings" w:hAnsi="Wingdings" w:hint="default"/>
+        <w:sz w:val="20"/>
+      </w:rPr>
+    </w:lvl>
+  </w:abstractNum>
+  <w:abstractNum w:abstractNumId="25" w15:restartNumberingAfterBreak="0">
+    <w:nsid w:val="5FCE2871"/>
+    <w:multiLevelType w:val="multilevel"/>
+    <w:tmpl w:val="58C04BBC"/>
+    <w:lvl w:ilvl="0">
+      <w:start w:val="1"/>
+      <w:numFmt w:val="bullet"/>
+      <w:lvlText w:val=""/>
+      <w:lvlJc w:val="left"/>
+      <w:pPr>
+        <w:tabs>
+          <w:tab w:val="num" w:pos="720"/>
+        </w:tabs>
+        <w:ind w:left="720" w:hanging="360"/>
+      </w:pPr>
+      <w:rPr>
+        <w:rFonts w:ascii="Symbol" w:hAnsi="Symbol" w:hint="default"/>
+        <w:sz w:val="20"/>
+      </w:rPr>
+    </w:lvl>
+    <w:lvl w:ilvl="1" w:tentative="1">
+      <w:start w:val="1"/>
+      <w:numFmt w:val="bullet"/>
+      <w:lvlText w:val="o"/>
+      <w:lvlJc w:val="left"/>
+      <w:pPr>
+        <w:tabs>
+          <w:tab w:val="num" w:pos="1440"/>
+        </w:tabs>
+        <w:ind w:left="1440" w:hanging="360"/>
+      </w:pPr>
+      <w:rPr>
+        <w:rFonts w:ascii="Courier New" w:hAnsi="Courier New" w:hint="default"/>
+        <w:sz w:val="20"/>
+      </w:rPr>
+    </w:lvl>
+    <w:lvl w:ilvl="2" w:tentative="1">
+      <w:start w:val="1"/>
+      <w:numFmt w:val="bullet"/>
+      <w:lvlText w:val=""/>
+      <w:lvlJc w:val="left"/>
+      <w:pPr>
+        <w:tabs>
+          <w:tab w:val="num" w:pos="2160"/>
+        </w:tabs>
+        <w:ind w:left="2160" w:hanging="360"/>
+      </w:pPr>
+      <w:rPr>
+        <w:rFonts w:ascii="Wingdings" w:hAnsi="Wingdings" w:hint="default"/>
+        <w:sz w:val="20"/>
+      </w:rPr>
+    </w:lvl>
+    <w:lvl w:ilvl="3" w:tentative="1">
+      <w:start w:val="1"/>
+      <w:numFmt w:val="bullet"/>
+      <w:lvlText w:val=""/>
+      <w:lvlJc w:val="left"/>
+      <w:pPr>
+        <w:tabs>
+          <w:tab w:val="num" w:pos="2880"/>
+        </w:tabs>
+        <w:ind w:left="2880" w:hanging="360"/>
+      </w:pPr>
+      <w:rPr>
+        <w:rFonts w:ascii="Wingdings" w:hAnsi="Wingdings" w:hint="default"/>
+        <w:sz w:val="20"/>
+      </w:rPr>
+    </w:lvl>
+    <w:lvl w:ilvl="4" w:tentative="1">
+      <w:start w:val="1"/>
+      <w:numFmt w:val="bullet"/>
+      <w:lvlText w:val=""/>
+      <w:lvlJc w:val="left"/>
+      <w:pPr>
+        <w:tabs>
+          <w:tab w:val="num" w:pos="3600"/>
+        </w:tabs>
+        <w:ind w:left="3600" w:hanging="360"/>
+      </w:pPr>
+      <w:rPr>
+        <w:rFonts w:ascii="Wingdings" w:hAnsi="Wingdings" w:hint="default"/>
+        <w:sz w:val="20"/>
+      </w:rPr>
+    </w:lvl>
+    <w:lvl w:ilvl="5" w:tentative="1">
+      <w:start w:val="1"/>
+      <w:numFmt w:val="bullet"/>
+      <w:lvlText w:val=""/>
+      <w:lvlJc w:val="left"/>
+      <w:pPr>
+        <w:tabs>
+          <w:tab w:val="num" w:pos="4320"/>
+        </w:tabs>
+        <w:ind w:left="4320" w:hanging="360"/>
+      </w:pPr>
+      <w:rPr>
+        <w:rFonts w:ascii="Wingdings" w:hAnsi="Wingdings" w:hint="default"/>
+        <w:sz w:val="20"/>
+      </w:rPr>
+    </w:lvl>
+    <w:lvl w:ilvl="6" w:tentative="1">
+      <w:start w:val="1"/>
+      <w:numFmt w:val="bullet"/>
+      <w:lvlText w:val=""/>
+      <w:lvlJc w:val="left"/>
+      <w:pPr>
+        <w:tabs>
+          <w:tab w:val="num" w:pos="5040"/>
+        </w:tabs>
+        <w:ind w:left="5040" w:hanging="360"/>
+      </w:pPr>
+      <w:rPr>
+        <w:rFonts w:ascii="Wingdings" w:hAnsi="Wingdings" w:hint="default"/>
+        <w:sz w:val="20"/>
+      </w:rPr>
+    </w:lvl>
+    <w:lvl w:ilvl="7" w:tentative="1">
+      <w:start w:val="1"/>
+      <w:numFmt w:val="bullet"/>
+      <w:lvlText w:val=""/>
+      <w:lvlJc w:val="left"/>
+      <w:pPr>
+        <w:tabs>
+          <w:tab w:val="num" w:pos="5760"/>
+        </w:tabs>
+        <w:ind w:left="5760" w:hanging="360"/>
+      </w:pPr>
+      <w:rPr>
+        <w:rFonts w:ascii="Wingdings" w:hAnsi="Wingdings" w:hint="default"/>
+        <w:sz w:val="20"/>
+      </w:rPr>
+    </w:lvl>
+    <w:lvl w:ilvl="8" w:tentative="1">
+      <w:start w:val="1"/>
+      <w:numFmt w:val="bullet"/>
+      <w:lvlText w:val=""/>
+      <w:lvlJc w:val="left"/>
+      <w:pPr>
+        <w:tabs>
+          <w:tab w:val="num" w:pos="6480"/>
+        </w:tabs>
+        <w:ind w:left="6480" w:hanging="360"/>
+      </w:pPr>
+      <w:rPr>
+        <w:rFonts w:ascii="Wingdings" w:hAnsi="Wingdings" w:hint="default"/>
+        <w:sz w:val="20"/>
+      </w:rPr>
+    </w:lvl>
+  </w:abstractNum>
+  <w:abstractNum w:abstractNumId="26" w15:restartNumberingAfterBreak="0">
+    <w:nsid w:val="60AA235B"/>
+    <w:multiLevelType w:val="multilevel"/>
+    <w:tmpl w:val="434C3C8E"/>
+    <w:lvl w:ilvl="0">
+      <w:start w:val="1"/>
+      <w:numFmt w:val="bullet"/>
+      <w:lvlText w:val=""/>
+      <w:lvlJc w:val="left"/>
+      <w:pPr>
+        <w:tabs>
+          <w:tab w:val="num" w:pos="720"/>
+        </w:tabs>
+        <w:ind w:left="720" w:hanging="360"/>
+      </w:pPr>
+      <w:rPr>
+        <w:rFonts w:ascii="Symbol" w:hAnsi="Symbol" w:hint="default"/>
+        <w:sz w:val="20"/>
+      </w:rPr>
+    </w:lvl>
+    <w:lvl w:ilvl="1" w:tentative="1">
+      <w:start w:val="1"/>
+      <w:numFmt w:val="bullet"/>
+      <w:lvlText w:val="o"/>
+      <w:lvlJc w:val="left"/>
+      <w:pPr>
+        <w:tabs>
+          <w:tab w:val="num" w:pos="1440"/>
+        </w:tabs>
+        <w:ind w:left="1440" w:hanging="360"/>
+      </w:pPr>
+      <w:rPr>
+        <w:rFonts w:ascii="Courier New" w:hAnsi="Courier New" w:hint="default"/>
+        <w:sz w:val="20"/>
+      </w:rPr>
+    </w:lvl>
+    <w:lvl w:ilvl="2" w:tentative="1">
+      <w:start w:val="1"/>
+      <w:numFmt w:val="bullet"/>
+      <w:lvlText w:val=""/>
+      <w:lvlJc w:val="left"/>
+      <w:pPr>
+        <w:tabs>
+          <w:tab w:val="num" w:pos="2160"/>
+        </w:tabs>
+        <w:ind w:left="2160" w:hanging="360"/>
+      </w:pPr>
+      <w:rPr>
+        <w:rFonts w:ascii="Wingdings" w:hAnsi="Wingdings" w:hint="default"/>
+        <w:sz w:val="20"/>
+      </w:rPr>
+    </w:lvl>
+    <w:lvl w:ilvl="3" w:tentative="1">
+      <w:start w:val="1"/>
+      <w:numFmt w:val="bullet"/>
+      <w:lvlText w:val=""/>
+      <w:lvlJc w:val="left"/>
+      <w:pPr>
+        <w:tabs>
+          <w:tab w:val="num" w:pos="2880"/>
+        </w:tabs>
+        <w:ind w:left="2880" w:hanging="360"/>
+      </w:pPr>
+      <w:rPr>
+        <w:rFonts w:ascii="Wingdings" w:hAnsi="Wingdings" w:hint="default"/>
+        <w:sz w:val="20"/>
+      </w:rPr>
+    </w:lvl>
+    <w:lvl w:ilvl="4" w:tentative="1">
+      <w:start w:val="1"/>
+      <w:numFmt w:val="bullet"/>
+      <w:lvlText w:val=""/>
+      <w:lvlJc w:val="left"/>
+      <w:pPr>
+        <w:tabs>
+          <w:tab w:val="num" w:pos="3600"/>
+        </w:tabs>
+        <w:ind w:left="3600" w:hanging="360"/>
+      </w:pPr>
+      <w:rPr>
+        <w:rFonts w:ascii="Wingdings" w:hAnsi="Wingdings" w:hint="default"/>
+        <w:sz w:val="20"/>
+      </w:rPr>
+    </w:lvl>
+    <w:lvl w:ilvl="5" w:tentative="1">
+      <w:start w:val="1"/>
+      <w:numFmt w:val="bullet"/>
+      <w:lvlText w:val=""/>
+      <w:lvlJc w:val="left"/>
+      <w:pPr>
+        <w:tabs>
+          <w:tab w:val="num" w:pos="4320"/>
+        </w:tabs>
+        <w:ind w:left="4320" w:hanging="360"/>
+      </w:pPr>
+      <w:rPr>
+        <w:rFonts w:ascii="Wingdings" w:hAnsi="Wingdings" w:hint="default"/>
+        <w:sz w:val="20"/>
+      </w:rPr>
+    </w:lvl>
+    <w:lvl w:ilvl="6" w:tentative="1">
+      <w:start w:val="1"/>
+      <w:numFmt w:val="bullet"/>
+      <w:lvlText w:val=""/>
+      <w:lvlJc w:val="left"/>
+      <w:pPr>
+        <w:tabs>
+          <w:tab w:val="num" w:pos="5040"/>
+        </w:tabs>
+        <w:ind w:left="5040" w:hanging="360"/>
+      </w:pPr>
+      <w:rPr>
+        <w:rFonts w:ascii="Wingdings" w:hAnsi="Wingdings" w:hint="default"/>
+        <w:sz w:val="20"/>
+      </w:rPr>
+    </w:lvl>
+    <w:lvl w:ilvl="7" w:tentative="1">
+      <w:start w:val="1"/>
+      <w:numFmt w:val="bullet"/>
+      <w:lvlText w:val=""/>
+      <w:lvlJc w:val="left"/>
+      <w:pPr>
+        <w:tabs>
+          <w:tab w:val="num" w:pos="5760"/>
+        </w:tabs>
+        <w:ind w:left="5760" w:hanging="360"/>
+      </w:pPr>
+      <w:rPr>
+        <w:rFonts w:ascii="Wingdings" w:hAnsi="Wingdings" w:hint="default"/>
+        <w:sz w:val="20"/>
+      </w:rPr>
+    </w:lvl>
+    <w:lvl w:ilvl="8" w:tentative="1">
+      <w:start w:val="1"/>
+      <w:numFmt w:val="bullet"/>
+      <w:lvlText w:val=""/>
+      <w:lvlJc w:val="left"/>
+      <w:pPr>
+        <w:tabs>
+          <w:tab w:val="num" w:pos="6480"/>
+        </w:tabs>
+        <w:ind w:left="6480" w:hanging="360"/>
+      </w:pPr>
+      <w:rPr>
+        <w:rFonts w:ascii="Wingdings" w:hAnsi="Wingdings" w:hint="default"/>
+        <w:sz w:val="20"/>
+      </w:rPr>
+    </w:lvl>
+  </w:abstractNum>
+  <w:abstractNum w:abstractNumId="27" w15:restartNumberingAfterBreak="0">
+    <w:nsid w:val="614E34A2"/>
+    <w:multiLevelType w:val="multilevel"/>
+    <w:tmpl w:val="E55210CC"/>
+    <w:lvl w:ilvl="0">
+      <w:start w:val="1"/>
+      <w:numFmt w:val="bullet"/>
+      <w:lvlText w:val=""/>
+      <w:lvlJc w:val="left"/>
+      <w:pPr>
+        <w:tabs>
+          <w:tab w:val="num" w:pos="720"/>
+        </w:tabs>
+        <w:ind w:left="720" w:hanging="360"/>
+      </w:pPr>
+      <w:rPr>
+        <w:rFonts w:ascii="Symbol" w:hAnsi="Symbol" w:hint="default"/>
+        <w:sz w:val="20"/>
+      </w:rPr>
+    </w:lvl>
+    <w:lvl w:ilvl="1">
+      <w:start w:val="1"/>
+      <w:numFmt w:val="bullet"/>
+      <w:lvlText w:val="o"/>
+      <w:lvlJc w:val="left"/>
+      <w:pPr>
+        <w:tabs>
+          <w:tab w:val="num" w:pos="1440"/>
+        </w:tabs>
+        <w:ind w:left="1440" w:hanging="360"/>
+      </w:pPr>
+      <w:rPr>
+        <w:rFonts w:ascii="Courier New" w:hAnsi="Courier New" w:hint="default"/>
+        <w:sz w:val="20"/>
+      </w:rPr>
+    </w:lvl>
+    <w:lvl w:ilvl="2" w:tentative="1">
+      <w:start w:val="1"/>
+      <w:numFmt w:val="bullet"/>
+      <w:lvlText w:val=""/>
+      <w:lvlJc w:val="left"/>
+      <w:pPr>
+        <w:tabs>
+          <w:tab w:val="num" w:pos="2160"/>
+        </w:tabs>
+        <w:ind w:left="2160" w:hanging="360"/>
+      </w:pPr>
+      <w:rPr>
+        <w:rFonts w:ascii="Wingdings" w:hAnsi="Wingdings" w:hint="default"/>
+        <w:sz w:val="20"/>
+      </w:rPr>
+    </w:lvl>
+    <w:lvl w:ilvl="3" w:tentative="1">
+      <w:start w:val="1"/>
+      <w:numFmt w:val="bullet"/>
+      <w:lvlText w:val=""/>
+      <w:lvlJc w:val="left"/>
+      <w:pPr>
+        <w:tabs>
+          <w:tab w:val="num" w:pos="2880"/>
+        </w:tabs>
+        <w:ind w:left="2880" w:hanging="360"/>
+      </w:pPr>
+      <w:rPr>
+        <w:rFonts w:ascii="Wingdings" w:hAnsi="Wingdings" w:hint="default"/>
+        <w:sz w:val="20"/>
+      </w:rPr>
+    </w:lvl>
+    <w:lvl w:ilvl="4" w:tentative="1">
+      <w:start w:val="1"/>
+      <w:numFmt w:val="bullet"/>
+      <w:lvlText w:val=""/>
+      <w:lvlJc w:val="left"/>
+      <w:pPr>
+        <w:tabs>
+          <w:tab w:val="num" w:pos="3600"/>
+        </w:tabs>
+        <w:ind w:left="3600" w:hanging="360"/>
+      </w:pPr>
+      <w:rPr>
+        <w:rFonts w:ascii="Wingdings" w:hAnsi="Wingdings" w:hint="default"/>
+        <w:sz w:val="20"/>
+      </w:rPr>
+    </w:lvl>
+    <w:lvl w:ilvl="5" w:tentative="1">
+      <w:start w:val="1"/>
+      <w:numFmt w:val="bullet"/>
+      <w:lvlText w:val=""/>
+      <w:lvlJc w:val="left"/>
+      <w:pPr>
+        <w:tabs>
+          <w:tab w:val="num" w:pos="4320"/>
+        </w:tabs>
+        <w:ind w:left="4320" w:hanging="360"/>
+      </w:pPr>
+      <w:rPr>
+        <w:rFonts w:ascii="Wingdings" w:hAnsi="Wingdings" w:hint="default"/>
+        <w:sz w:val="20"/>
+      </w:rPr>
+    </w:lvl>
+    <w:lvl w:ilvl="6" w:tentative="1">
+      <w:start w:val="1"/>
+      <w:numFmt w:val="bullet"/>
+      <w:lvlText w:val=""/>
+      <w:lvlJc w:val="left"/>
+      <w:pPr>
+        <w:tabs>
+          <w:tab w:val="num" w:pos="5040"/>
+        </w:tabs>
+        <w:ind w:left="5040" w:hanging="360"/>
+      </w:pPr>
+      <w:rPr>
+        <w:rFonts w:ascii="Wingdings" w:hAnsi="Wingdings" w:hint="default"/>
+        <w:sz w:val="20"/>
+      </w:rPr>
+    </w:lvl>
+    <w:lvl w:ilvl="7" w:tentative="1">
+      <w:start w:val="1"/>
+      <w:numFmt w:val="bullet"/>
+      <w:lvlText w:val=""/>
+      <w:lvlJc w:val="left"/>
+      <w:pPr>
+        <w:tabs>
+          <w:tab w:val="num" w:pos="5760"/>
+        </w:tabs>
+        <w:ind w:left="5760" w:hanging="360"/>
+      </w:pPr>
+      <w:rPr>
+        <w:rFonts w:ascii="Wingdings" w:hAnsi="Wingdings" w:hint="default"/>
+        <w:sz w:val="20"/>
+      </w:rPr>
+    </w:lvl>
+    <w:lvl w:ilvl="8" w:tentative="1">
+      <w:start w:val="1"/>
+      <w:numFmt w:val="bullet"/>
+      <w:lvlText w:val=""/>
+      <w:lvlJc w:val="left"/>
+      <w:pPr>
+        <w:tabs>
+          <w:tab w:val="num" w:pos="6480"/>
+        </w:tabs>
+        <w:ind w:left="6480" w:hanging="360"/>
+      </w:pPr>
+      <w:rPr>
+        <w:rFonts w:ascii="Wingdings" w:hAnsi="Wingdings" w:hint="default"/>
+        <w:sz w:val="20"/>
+      </w:rPr>
+    </w:lvl>
+  </w:abstractNum>
+  <w:abstractNum w:abstractNumId="28" w15:restartNumberingAfterBreak="0">
+    <w:nsid w:val="64F25B83"/>
+    <w:multiLevelType w:val="multilevel"/>
+    <w:tmpl w:val="E3444CD2"/>
+    <w:lvl w:ilvl="0">
+      <w:start w:val="1"/>
+      <w:numFmt w:val="bullet"/>
+      <w:lvlText w:val=""/>
+      <w:lvlJc w:val="left"/>
+      <w:pPr>
+        <w:tabs>
+          <w:tab w:val="num" w:pos="720"/>
+        </w:tabs>
+        <w:ind w:left="720" w:hanging="360"/>
+      </w:pPr>
+      <w:rPr>
+        <w:rFonts w:ascii="Symbol" w:hAnsi="Symbol" w:hint="default"/>
+        <w:sz w:val="20"/>
+      </w:rPr>
+    </w:lvl>
+    <w:lvl w:ilvl="1" w:tentative="1">
+      <w:start w:val="1"/>
+      <w:numFmt w:val="bullet"/>
+      <w:lvlText w:val="o"/>
+      <w:lvlJc w:val="left"/>
+      <w:pPr>
+        <w:tabs>
+          <w:tab w:val="num" w:pos="1440"/>
+        </w:tabs>
+        <w:ind w:left="1440" w:hanging="360"/>
+      </w:pPr>
+      <w:rPr>
+        <w:rFonts w:ascii="Courier New" w:hAnsi="Courier New" w:hint="default"/>
+        <w:sz w:val="20"/>
+      </w:rPr>
+    </w:lvl>
+    <w:lvl w:ilvl="2" w:tentative="1">
+      <w:start w:val="1"/>
+      <w:numFmt w:val="bullet"/>
+      <w:lvlText w:val=""/>
+      <w:lvlJc w:val="left"/>
+      <w:pPr>
+        <w:tabs>
+          <w:tab w:val="num" w:pos="2160"/>
+        </w:tabs>
+        <w:ind w:left="2160" w:hanging="360"/>
+      </w:pPr>
+      <w:rPr>
+        <w:rFonts w:ascii="Wingdings" w:hAnsi="Wingdings" w:hint="default"/>
+        <w:sz w:val="20"/>
+      </w:rPr>
+    </w:lvl>
+    <w:lvl w:ilvl="3" w:tentative="1">
+      <w:start w:val="1"/>
+      <w:numFmt w:val="bullet"/>
+      <w:lvlText w:val=""/>
+      <w:lvlJc w:val="left"/>
+      <w:pPr>
+        <w:tabs>
+          <w:tab w:val="num" w:pos="2880"/>
+        </w:tabs>
+        <w:ind w:left="2880" w:hanging="360"/>
+      </w:pPr>
+      <w:rPr>
+        <w:rFonts w:ascii="Wingdings" w:hAnsi="Wingdings" w:hint="default"/>
+        <w:sz w:val="20"/>
+      </w:rPr>
+    </w:lvl>
+    <w:lvl w:ilvl="4" w:tentative="1">
+      <w:start w:val="1"/>
+      <w:numFmt w:val="bullet"/>
+      <w:lvlText w:val=""/>
+      <w:lvlJc w:val="left"/>
+      <w:pPr>
+        <w:tabs>
+          <w:tab w:val="num" w:pos="3600"/>
+        </w:tabs>
+        <w:ind w:left="3600" w:hanging="360"/>
+      </w:pPr>
+      <w:rPr>
+        <w:rFonts w:ascii="Wingdings" w:hAnsi="Wingdings" w:hint="default"/>
+        <w:sz w:val="20"/>
+      </w:rPr>
+    </w:lvl>
+    <w:lvl w:ilvl="5" w:tentative="1">
+      <w:start w:val="1"/>
+      <w:numFmt w:val="bullet"/>
+      <w:lvlText w:val=""/>
+      <w:lvlJc w:val="left"/>
+      <w:pPr>
+        <w:tabs>
+          <w:tab w:val="num" w:pos="4320"/>
+        </w:tabs>
+        <w:ind w:left="4320" w:hanging="360"/>
+      </w:pPr>
+      <w:rPr>
+        <w:rFonts w:ascii="Wingdings" w:hAnsi="Wingdings" w:hint="default"/>
+        <w:sz w:val="20"/>
+      </w:rPr>
+    </w:lvl>
+    <w:lvl w:ilvl="6" w:tentative="1">
+      <w:start w:val="1"/>
+      <w:numFmt w:val="bullet"/>
+      <w:lvlText w:val=""/>
+      <w:lvlJc w:val="left"/>
+      <w:pPr>
+        <w:tabs>
+          <w:tab w:val="num" w:pos="5040"/>
+        </w:tabs>
+        <w:ind w:left="5040" w:hanging="360"/>
+      </w:pPr>
+      <w:rPr>
+        <w:rFonts w:ascii="Wingdings" w:hAnsi="Wingdings" w:hint="default"/>
+        <w:sz w:val="20"/>
+      </w:rPr>
+    </w:lvl>
+    <w:lvl w:ilvl="7" w:tentative="1">
+      <w:start w:val="1"/>
+      <w:numFmt w:val="bullet"/>
+      <w:lvlText w:val=""/>
+      <w:lvlJc w:val="left"/>
+      <w:pPr>
+        <w:tabs>
+          <w:tab w:val="num" w:pos="5760"/>
+        </w:tabs>
+        <w:ind w:left="5760" w:hanging="360"/>
+      </w:pPr>
+      <w:rPr>
+        <w:rFonts w:ascii="Wingdings" w:hAnsi="Wingdings" w:hint="default"/>
+        <w:sz w:val="20"/>
+      </w:rPr>
+    </w:lvl>
+    <w:lvl w:ilvl="8" w:tentative="1">
+      <w:start w:val="1"/>
+      <w:numFmt w:val="bullet"/>
+      <w:lvlText w:val=""/>
+      <w:lvlJc w:val="left"/>
+      <w:pPr>
+        <w:tabs>
+          <w:tab w:val="num" w:pos="6480"/>
+        </w:tabs>
+        <w:ind w:left="6480" w:hanging="360"/>
+      </w:pPr>
+      <w:rPr>
+        <w:rFonts w:ascii="Wingdings" w:hAnsi="Wingdings" w:hint="default"/>
+        <w:sz w:val="20"/>
+      </w:rPr>
+    </w:lvl>
+  </w:abstractNum>
+  <w:abstractNum w:abstractNumId="29" w15:restartNumberingAfterBreak="0">
+    <w:nsid w:val="6AD53791"/>
+    <w:multiLevelType w:val="multilevel"/>
+    <w:tmpl w:val="F536CCCA"/>
+    <w:lvl w:ilvl="0">
+      <w:start w:val="1"/>
+      <w:numFmt w:val="bullet"/>
+      <w:lvlText w:val=""/>
+      <w:lvlJc w:val="left"/>
+      <w:pPr>
+        <w:tabs>
+          <w:tab w:val="num" w:pos="720"/>
+        </w:tabs>
+        <w:ind w:left="720" w:hanging="360"/>
+      </w:pPr>
+      <w:rPr>
+        <w:rFonts w:ascii="Symbol" w:hAnsi="Symbol" w:hint="default"/>
+        <w:sz w:val="20"/>
+      </w:rPr>
+    </w:lvl>
+    <w:lvl w:ilvl="1">
+      <w:start w:val="1"/>
+      <w:numFmt w:val="bullet"/>
+      <w:lvlText w:val="o"/>
+      <w:lvlJc w:val="left"/>
+      <w:pPr>
+        <w:tabs>
+          <w:tab w:val="num" w:pos="1440"/>
+        </w:tabs>
+        <w:ind w:left="1440" w:hanging="360"/>
+      </w:pPr>
+      <w:rPr>
+        <w:rFonts w:ascii="Courier New" w:hAnsi="Courier New" w:hint="default"/>
+        <w:sz w:val="20"/>
+      </w:rPr>
+    </w:lvl>
+    <w:lvl w:ilvl="2" w:tentative="1">
+      <w:start w:val="1"/>
+      <w:numFmt w:val="bullet"/>
+      <w:lvlText w:val=""/>
+      <w:lvlJc w:val="left"/>
+      <w:pPr>
+        <w:tabs>
+          <w:tab w:val="num" w:pos="2160"/>
+        </w:tabs>
+        <w:ind w:left="2160" w:hanging="360"/>
+      </w:pPr>
+      <w:rPr>
+        <w:rFonts w:ascii="Wingdings" w:hAnsi="Wingdings" w:hint="default"/>
+        <w:sz w:val="20"/>
+      </w:rPr>
+    </w:lvl>
+    <w:lvl w:ilvl="3" w:tentative="1">
+      <w:start w:val="1"/>
+      <w:numFmt w:val="bullet"/>
+      <w:lvlText w:val=""/>
+      <w:lvlJc w:val="left"/>
+      <w:pPr>
+        <w:tabs>
+          <w:tab w:val="num" w:pos="2880"/>
+        </w:tabs>
+        <w:ind w:left="2880" w:hanging="360"/>
+      </w:pPr>
+      <w:rPr>
+        <w:rFonts w:ascii="Wingdings" w:hAnsi="Wingdings" w:hint="default"/>
+        <w:sz w:val="20"/>
+      </w:rPr>
+    </w:lvl>
+    <w:lvl w:ilvl="4" w:tentative="1">
+      <w:start w:val="1"/>
+      <w:numFmt w:val="bullet"/>
+      <w:lvlText w:val=""/>
+      <w:lvlJc w:val="left"/>
+      <w:pPr>
+        <w:tabs>
+          <w:tab w:val="num" w:pos="3600"/>
+        </w:tabs>
+        <w:ind w:left="3600" w:hanging="360"/>
+      </w:pPr>
+      <w:rPr>
+        <w:rFonts w:ascii="Wingdings" w:hAnsi="Wingdings" w:hint="default"/>
+        <w:sz w:val="20"/>
+      </w:rPr>
+    </w:lvl>
+    <w:lvl w:ilvl="5" w:tentative="1">
+      <w:start w:val="1"/>
+      <w:numFmt w:val="bullet"/>
+      <w:lvlText w:val=""/>
+      <w:lvlJc w:val="left"/>
+      <w:pPr>
+        <w:tabs>
+          <w:tab w:val="num" w:pos="4320"/>
+        </w:tabs>
+        <w:ind w:left="4320" w:hanging="360"/>
+      </w:pPr>
+      <w:rPr>
+        <w:rFonts w:ascii="Wingdings" w:hAnsi="Wingdings" w:hint="default"/>
+        <w:sz w:val="20"/>
+      </w:rPr>
+    </w:lvl>
+    <w:lvl w:ilvl="6" w:tentative="1">
+      <w:start w:val="1"/>
+      <w:numFmt w:val="bullet"/>
+      <w:lvlText w:val=""/>
+      <w:lvlJc w:val="left"/>
+      <w:pPr>
+        <w:tabs>
+          <w:tab w:val="num" w:pos="5040"/>
+        </w:tabs>
+        <w:ind w:left="5040" w:hanging="360"/>
+      </w:pPr>
+      <w:rPr>
+        <w:rFonts w:ascii="Wingdings" w:hAnsi="Wingdings" w:hint="default"/>
+        <w:sz w:val="20"/>
+      </w:rPr>
+    </w:lvl>
+    <w:lvl w:ilvl="7" w:tentative="1">
+      <w:start w:val="1"/>
+      <w:numFmt w:val="bullet"/>
+      <w:lvlText w:val=""/>
+      <w:lvlJc w:val="left"/>
+      <w:pPr>
+        <w:tabs>
+          <w:tab w:val="num" w:pos="5760"/>
+        </w:tabs>
+        <w:ind w:left="5760" w:hanging="360"/>
+      </w:pPr>
+      <w:rPr>
+        <w:rFonts w:ascii="Wingdings" w:hAnsi="Wingdings" w:hint="default"/>
+        <w:sz w:val="20"/>
+      </w:rPr>
+    </w:lvl>
+    <w:lvl w:ilvl="8" w:tentative="1">
+      <w:start w:val="1"/>
+      <w:numFmt w:val="bullet"/>
+      <w:lvlText w:val=""/>
+      <w:lvlJc w:val="left"/>
+      <w:pPr>
+        <w:tabs>
+          <w:tab w:val="num" w:pos="6480"/>
+        </w:tabs>
+        <w:ind w:left="6480" w:hanging="360"/>
+      </w:pPr>
+      <w:rPr>
+        <w:rFonts w:ascii="Wingdings" w:hAnsi="Wingdings" w:hint="default"/>
+        <w:sz w:val="20"/>
+      </w:rPr>
+    </w:lvl>
+  </w:abstractNum>
+  <w:abstractNum w:abstractNumId="30" w15:restartNumberingAfterBreak="0">
+    <w:nsid w:val="6B961A84"/>
+    <w:multiLevelType w:val="multilevel"/>
+    <w:tmpl w:val="D30ADC68"/>
+    <w:lvl w:ilvl="0">
+      <w:start w:val="1"/>
+      <w:numFmt w:val="bullet"/>
+      <w:lvlText w:val=""/>
+      <w:lvlJc w:val="left"/>
+      <w:pPr>
+        <w:tabs>
+          <w:tab w:val="num" w:pos="720"/>
+        </w:tabs>
+        <w:ind w:left="720" w:hanging="360"/>
+      </w:pPr>
+      <w:rPr>
+        <w:rFonts w:ascii="Symbol" w:hAnsi="Symbol" w:hint="default"/>
+        <w:sz w:val="20"/>
+      </w:rPr>
+    </w:lvl>
+    <w:lvl w:ilvl="1" w:tentative="1">
+      <w:start w:val="1"/>
+      <w:numFmt w:val="bullet"/>
+      <w:lvlText w:val="o"/>
+      <w:lvlJc w:val="left"/>
+      <w:pPr>
+        <w:tabs>
+          <w:tab w:val="num" w:pos="1440"/>
+        </w:tabs>
+        <w:ind w:left="1440" w:hanging="360"/>
+      </w:pPr>
+      <w:rPr>
+        <w:rFonts w:ascii="Courier New" w:hAnsi="Courier New" w:hint="default"/>
+        <w:sz w:val="20"/>
+      </w:rPr>
+    </w:lvl>
+    <w:lvl w:ilvl="2" w:tentative="1">
+      <w:start w:val="1"/>
+      <w:numFmt w:val="bullet"/>
+      <w:lvlText w:val=""/>
+      <w:lvlJc w:val="left"/>
+      <w:pPr>
+        <w:tabs>
+          <w:tab w:val="num" w:pos="2160"/>
+        </w:tabs>
+        <w:ind w:left="2160" w:hanging="360"/>
+      </w:pPr>
+      <w:rPr>
+        <w:rFonts w:ascii="Wingdings" w:hAnsi="Wingdings" w:hint="default"/>
+        <w:sz w:val="20"/>
+      </w:rPr>
+    </w:lvl>
+    <w:lvl w:ilvl="3" w:tentative="1">
+      <w:start w:val="1"/>
+      <w:numFmt w:val="bullet"/>
+      <w:lvlText w:val=""/>
+      <w:lvlJc w:val="left"/>
+      <w:pPr>
+        <w:tabs>
+          <w:tab w:val="num" w:pos="2880"/>
+        </w:tabs>
+        <w:ind w:left="2880" w:hanging="360"/>
+      </w:pPr>
+      <w:rPr>
+        <w:rFonts w:ascii="Wingdings" w:hAnsi="Wingdings" w:hint="default"/>
+        <w:sz w:val="20"/>
+      </w:rPr>
+    </w:lvl>
+    <w:lvl w:ilvl="4" w:tentative="1">
+      <w:start w:val="1"/>
+      <w:numFmt w:val="bullet"/>
+      <w:lvlText w:val=""/>
+      <w:lvlJc w:val="left"/>
+      <w:pPr>
+        <w:tabs>
+          <w:tab w:val="num" w:pos="3600"/>
+        </w:tabs>
+        <w:ind w:left="3600" w:hanging="360"/>
+      </w:pPr>
+      <w:rPr>
+        <w:rFonts w:ascii="Wingdings" w:hAnsi="Wingdings" w:hint="default"/>
+        <w:sz w:val="20"/>
+      </w:rPr>
+    </w:lvl>
+    <w:lvl w:ilvl="5" w:tentative="1">
+      <w:start w:val="1"/>
+      <w:numFmt w:val="bullet"/>
+      <w:lvlText w:val=""/>
+      <w:lvlJc w:val="left"/>
+      <w:pPr>
+        <w:tabs>
+          <w:tab w:val="num" w:pos="4320"/>
+        </w:tabs>
+        <w:ind w:left="4320" w:hanging="360"/>
+      </w:pPr>
+      <w:rPr>
+        <w:rFonts w:ascii="Wingdings" w:hAnsi="Wingdings" w:hint="default"/>
+        <w:sz w:val="20"/>
+      </w:rPr>
+    </w:lvl>
+    <w:lvl w:ilvl="6" w:tentative="1">
+      <w:start w:val="1"/>
+      <w:numFmt w:val="bullet"/>
+      <w:lvlText w:val=""/>
+      <w:lvlJc w:val="left"/>
+      <w:pPr>
+        <w:tabs>
+          <w:tab w:val="num" w:pos="5040"/>
+        </w:tabs>
+        <w:ind w:left="5040" w:hanging="360"/>
+      </w:pPr>
+      <w:rPr>
+        <w:rFonts w:ascii="Wingdings" w:hAnsi="Wingdings" w:hint="default"/>
+        <w:sz w:val="20"/>
+      </w:rPr>
+    </w:lvl>
+    <w:lvl w:ilvl="7" w:tentative="1">
+      <w:start w:val="1"/>
+      <w:numFmt w:val="bullet"/>
+      <w:lvlText w:val=""/>
+      <w:lvlJc w:val="left"/>
+      <w:pPr>
+        <w:tabs>
+          <w:tab w:val="num" w:pos="5760"/>
+        </w:tabs>
+        <w:ind w:left="5760" w:hanging="360"/>
+      </w:pPr>
+      <w:rPr>
+        <w:rFonts w:ascii="Wingdings" w:hAnsi="Wingdings" w:hint="default"/>
+        <w:sz w:val="20"/>
+      </w:rPr>
+    </w:lvl>
+    <w:lvl w:ilvl="8" w:tentative="1">
+      <w:start w:val="1"/>
+      <w:numFmt w:val="bullet"/>
+      <w:lvlText w:val=""/>
+      <w:lvlJc w:val="left"/>
+      <w:pPr>
+        <w:tabs>
+          <w:tab w:val="num" w:pos="6480"/>
+        </w:tabs>
+        <w:ind w:left="6480" w:hanging="360"/>
+      </w:pPr>
+      <w:rPr>
+        <w:rFonts w:ascii="Wingdings" w:hAnsi="Wingdings" w:hint="default"/>
+        <w:sz w:val="20"/>
+      </w:rPr>
+    </w:lvl>
+  </w:abstractNum>
+  <w:abstractNum w:abstractNumId="31" w15:restartNumberingAfterBreak="0">
+    <w:nsid w:val="6E2672FB"/>
+    <w:multiLevelType w:val="multilevel"/>
+    <w:tmpl w:val="9AFEB122"/>
+    <w:lvl w:ilvl="0">
+      <w:start w:val="1"/>
+      <w:numFmt w:val="bullet"/>
+      <w:lvlText w:val=""/>
+      <w:lvlJc w:val="left"/>
+      <w:pPr>
+        <w:tabs>
+          <w:tab w:val="num" w:pos="720"/>
+        </w:tabs>
+        <w:ind w:left="720" w:hanging="360"/>
+      </w:pPr>
+      <w:rPr>
+        <w:rFonts w:ascii="Symbol" w:hAnsi="Symbol" w:hint="default"/>
+        <w:sz w:val="20"/>
+      </w:rPr>
+    </w:lvl>
+    <w:lvl w:ilvl="1" w:tentative="1">
+      <w:start w:val="1"/>
+      <w:numFmt w:val="bullet"/>
+      <w:lvlText w:val="o"/>
+      <w:lvlJc w:val="left"/>
+      <w:pPr>
+        <w:tabs>
+          <w:tab w:val="num" w:pos="1440"/>
+        </w:tabs>
+        <w:ind w:left="1440" w:hanging="360"/>
+      </w:pPr>
+      <w:rPr>
+        <w:rFonts w:ascii="Courier New" w:hAnsi="Courier New" w:hint="default"/>
+        <w:sz w:val="20"/>
+      </w:rPr>
+    </w:lvl>
+    <w:lvl w:ilvl="2" w:tentative="1">
+      <w:start w:val="1"/>
+      <w:numFmt w:val="bullet"/>
+      <w:lvlText w:val=""/>
+      <w:lvlJc w:val="left"/>
+      <w:pPr>
+        <w:tabs>
+          <w:tab w:val="num" w:pos="2160"/>
+        </w:tabs>
+        <w:ind w:left="2160" w:hanging="360"/>
+      </w:pPr>
+      <w:rPr>
+        <w:rFonts w:ascii="Wingdings" w:hAnsi="Wingdings" w:hint="default"/>
+        <w:sz w:val="20"/>
+      </w:rPr>
+    </w:lvl>
+    <w:lvl w:ilvl="3" w:tentative="1">
+      <w:start w:val="1"/>
+      <w:numFmt w:val="bullet"/>
+      <w:lvlText w:val=""/>
+      <w:lvlJc w:val="left"/>
+      <w:pPr>
+        <w:tabs>
+          <w:tab w:val="num" w:pos="2880"/>
+        </w:tabs>
+        <w:ind w:left="2880" w:hanging="360"/>
+      </w:pPr>
+      <w:rPr>
+        <w:rFonts w:ascii="Wingdings" w:hAnsi="Wingdings" w:hint="default"/>
+        <w:sz w:val="20"/>
+      </w:rPr>
+    </w:lvl>
+    <w:lvl w:ilvl="4" w:tentative="1">
+      <w:start w:val="1"/>
+      <w:numFmt w:val="bullet"/>
+      <w:lvlText w:val=""/>
+      <w:lvlJc w:val="left"/>
+      <w:pPr>
+        <w:tabs>
+          <w:tab w:val="num" w:pos="3600"/>
+        </w:tabs>
+        <w:ind w:left="3600" w:hanging="360"/>
+      </w:pPr>
+      <w:rPr>
+        <w:rFonts w:ascii="Wingdings" w:hAnsi="Wingdings" w:hint="default"/>
+        <w:sz w:val="20"/>
+      </w:rPr>
+    </w:lvl>
+    <w:lvl w:ilvl="5" w:tentative="1">
+      <w:start w:val="1"/>
+      <w:numFmt w:val="bullet"/>
+      <w:lvlText w:val=""/>
+      <w:lvlJc w:val="left"/>
+      <w:pPr>
+        <w:tabs>
+          <w:tab w:val="num" w:pos="4320"/>
+        </w:tabs>
+        <w:ind w:left="4320" w:hanging="360"/>
+      </w:pPr>
+      <w:rPr>
+        <w:rFonts w:ascii="Wingdings" w:hAnsi="Wingdings" w:hint="default"/>
+        <w:sz w:val="20"/>
+      </w:rPr>
+    </w:lvl>
+    <w:lvl w:ilvl="6" w:tentative="1">
+      <w:start w:val="1"/>
+      <w:numFmt w:val="bullet"/>
+      <w:lvlText w:val=""/>
+      <w:lvlJc w:val="left"/>
+      <w:pPr>
+        <w:tabs>
+          <w:tab w:val="num" w:pos="5040"/>
+        </w:tabs>
+        <w:ind w:left="5040" w:hanging="360"/>
+      </w:pPr>
+      <w:rPr>
+        <w:rFonts w:ascii="Wingdings" w:hAnsi="Wingdings" w:hint="default"/>
+        <w:sz w:val="20"/>
+      </w:rPr>
+    </w:lvl>
+    <w:lvl w:ilvl="7" w:tentative="1">
+      <w:start w:val="1"/>
+      <w:numFmt w:val="bullet"/>
+      <w:lvlText w:val=""/>
+      <w:lvlJc w:val="left"/>
+      <w:pPr>
+        <w:tabs>
+          <w:tab w:val="num" w:pos="5760"/>
+        </w:tabs>
+        <w:ind w:left="5760" w:hanging="360"/>
+      </w:pPr>
+      <w:rPr>
+        <w:rFonts w:ascii="Wingdings" w:hAnsi="Wingdings" w:hint="default"/>
+        <w:sz w:val="20"/>
+      </w:rPr>
+    </w:lvl>
+    <w:lvl w:ilvl="8" w:tentative="1">
+      <w:start w:val="1"/>
+      <w:numFmt w:val="bullet"/>
+      <w:lvlText w:val=""/>
+      <w:lvlJc w:val="left"/>
+      <w:pPr>
+        <w:tabs>
+          <w:tab w:val="num" w:pos="6480"/>
+        </w:tabs>
+        <w:ind w:left="6480" w:hanging="360"/>
+      </w:pPr>
+      <w:rPr>
+        <w:rFonts w:ascii="Wingdings" w:hAnsi="Wingdings" w:hint="default"/>
+        <w:sz w:val="20"/>
+      </w:rPr>
+    </w:lvl>
+  </w:abstractNum>
+  <w:abstractNum w:abstractNumId="32" w15:restartNumberingAfterBreak="0">
+    <w:nsid w:val="6F056F34"/>
+    <w:multiLevelType w:val="multilevel"/>
+    <w:tmpl w:val="F676C9DA"/>
+    <w:lvl w:ilvl="0">
+      <w:start w:val="1"/>
+      <w:numFmt w:val="bullet"/>
+      <w:lvlText w:val=""/>
+      <w:lvlJc w:val="left"/>
+      <w:pPr>
+        <w:tabs>
+          <w:tab w:val="num" w:pos="720"/>
+        </w:tabs>
+        <w:ind w:left="720" w:hanging="360"/>
+      </w:pPr>
+      <w:rPr>
+        <w:rFonts w:ascii="Symbol" w:hAnsi="Symbol" w:hint="default"/>
+        <w:sz w:val="20"/>
+      </w:rPr>
+    </w:lvl>
+    <w:lvl w:ilvl="1" w:tentative="1">
+      <w:start w:val="1"/>
+      <w:numFmt w:val="bullet"/>
+      <w:lvlText w:val="o"/>
+      <w:lvlJc w:val="left"/>
+      <w:pPr>
+        <w:tabs>
+          <w:tab w:val="num" w:pos="1440"/>
+        </w:tabs>
+        <w:ind w:left="1440" w:hanging="360"/>
+      </w:pPr>
+      <w:rPr>
+        <w:rFonts w:ascii="Courier New" w:hAnsi="Courier New" w:hint="default"/>
+        <w:sz w:val="20"/>
+      </w:rPr>
+    </w:lvl>
+    <w:lvl w:ilvl="2" w:tentative="1">
+      <w:start w:val="1"/>
+      <w:numFmt w:val="bullet"/>
+      <w:lvlText w:val=""/>
+      <w:lvlJc w:val="left"/>
+      <w:pPr>
+        <w:tabs>
+          <w:tab w:val="num" w:pos="2160"/>
+        </w:tabs>
+        <w:ind w:left="2160" w:hanging="360"/>
+      </w:pPr>
+      <w:rPr>
+        <w:rFonts w:ascii="Wingdings" w:hAnsi="Wingdings" w:hint="default"/>
+        <w:sz w:val="20"/>
+      </w:rPr>
+    </w:lvl>
+    <w:lvl w:ilvl="3" w:tentative="1">
+      <w:start w:val="1"/>
+      <w:numFmt w:val="bullet"/>
+      <w:lvlText w:val=""/>
+      <w:lvlJc w:val="left"/>
+      <w:pPr>
+        <w:tabs>
+          <w:tab w:val="num" w:pos="2880"/>
+        </w:tabs>
+        <w:ind w:left="2880" w:hanging="360"/>
+      </w:pPr>
+      <w:rPr>
+        <w:rFonts w:ascii="Wingdings" w:hAnsi="Wingdings" w:hint="default"/>
+        <w:sz w:val="20"/>
+      </w:rPr>
+    </w:lvl>
+    <w:lvl w:ilvl="4" w:tentative="1">
+      <w:start w:val="1"/>
+      <w:numFmt w:val="bullet"/>
+      <w:lvlText w:val=""/>
+      <w:lvlJc w:val="left"/>
+      <w:pPr>
+        <w:tabs>
+          <w:tab w:val="num" w:pos="3600"/>
+        </w:tabs>
+        <w:ind w:left="3600" w:hanging="360"/>
+      </w:pPr>
+      <w:rPr>
+        <w:rFonts w:ascii="Wingdings" w:hAnsi="Wingdings" w:hint="default"/>
+        <w:sz w:val="20"/>
+      </w:rPr>
+    </w:lvl>
+    <w:lvl w:ilvl="5" w:tentative="1">
+      <w:start w:val="1"/>
+      <w:numFmt w:val="bullet"/>
+      <w:lvlText w:val=""/>
+      <w:lvlJc w:val="left"/>
+      <w:pPr>
+        <w:tabs>
+          <w:tab w:val="num" w:pos="4320"/>
+        </w:tabs>
+        <w:ind w:left="4320" w:hanging="360"/>
+      </w:pPr>
+      <w:rPr>
+        <w:rFonts w:ascii="Wingdings" w:hAnsi="Wingdings" w:hint="default"/>
+        <w:sz w:val="20"/>
+      </w:rPr>
+    </w:lvl>
+    <w:lvl w:ilvl="6" w:tentative="1">
+      <w:start w:val="1"/>
+      <w:numFmt w:val="bullet"/>
+      <w:lvlText w:val=""/>
+      <w:lvlJc w:val="left"/>
+      <w:pPr>
+        <w:tabs>
+          <w:tab w:val="num" w:pos="5040"/>
+        </w:tabs>
+        <w:ind w:left="5040" w:hanging="360"/>
+      </w:pPr>
+      <w:rPr>
+        <w:rFonts w:ascii="Wingdings" w:hAnsi="Wingdings" w:hint="default"/>
+        <w:sz w:val="20"/>
+      </w:rPr>
+    </w:lvl>
+    <w:lvl w:ilvl="7" w:tentative="1">
+      <w:start w:val="1"/>
+      <w:numFmt w:val="bullet"/>
+      <w:lvlText w:val=""/>
+      <w:lvlJc w:val="left"/>
+      <w:pPr>
+        <w:tabs>
+          <w:tab w:val="num" w:pos="5760"/>
+        </w:tabs>
+        <w:ind w:left="5760" w:hanging="360"/>
+      </w:pPr>
+      <w:rPr>
+        <w:rFonts w:ascii="Wingdings" w:hAnsi="Wingdings" w:hint="default"/>
+        <w:sz w:val="20"/>
+      </w:rPr>
+    </w:lvl>
+    <w:lvl w:ilvl="8" w:tentative="1">
+      <w:start w:val="1"/>
+      <w:numFmt w:val="bullet"/>
+      <w:lvlText w:val=""/>
+      <w:lvlJc w:val="left"/>
+      <w:pPr>
+        <w:tabs>
+          <w:tab w:val="num" w:pos="6480"/>
+        </w:tabs>
+        <w:ind w:left="6480" w:hanging="360"/>
+      </w:pPr>
+      <w:rPr>
+        <w:rFonts w:ascii="Wingdings" w:hAnsi="Wingdings" w:hint="default"/>
+        <w:sz w:val="20"/>
+      </w:rPr>
+    </w:lvl>
+  </w:abstractNum>
+  <w:abstractNum w:abstractNumId="33" w15:restartNumberingAfterBreak="0">
     <w:nsid w:val="72E63737"/>
     <w:multiLevelType w:val="multilevel"/>
     <w:tmpl w:val="15722B54"/>
@@ -6205,7 +12122,7 @@
       </w:rPr>
     </w:lvl>
   </w:abstractNum>
-  <w:abstractNum w:abstractNumId="15" w15:restartNumberingAfterBreak="0">
+  <w:abstractNum w:abstractNumId="34" w15:restartNumberingAfterBreak="0">
     <w:nsid w:val="7B4C6363"/>
     <w:multiLevelType w:val="multilevel"/>
     <w:tmpl w:val="5186F02E"/>
@@ -6355,52 +12272,109 @@
     </w:lvl>
   </w:abstractNum>
   <w:num w:numId="1" w16cid:durableId="1726445367">
+    <w:abstractNumId w:val="16"/>
+  </w:num>
+  <w:num w:numId="2" w16cid:durableId="1151287114">
+    <w:abstractNumId w:val="22"/>
+  </w:num>
+  <w:num w:numId="3" w16cid:durableId="975528887">
+    <w:abstractNumId w:val="20"/>
+  </w:num>
+  <w:num w:numId="4" w16cid:durableId="596791952">
+    <w:abstractNumId w:val="4"/>
+  </w:num>
+  <w:num w:numId="5" w16cid:durableId="1416702527">
+    <w:abstractNumId w:val="5"/>
+  </w:num>
+  <w:num w:numId="6" w16cid:durableId="1574659351">
+    <w:abstractNumId w:val="34"/>
+  </w:num>
+  <w:num w:numId="7" w16cid:durableId="1249851195">
+    <w:abstractNumId w:val="33"/>
+  </w:num>
+  <w:num w:numId="8" w16cid:durableId="654647077">
     <w:abstractNumId w:val="8"/>
   </w:num>
-  <w:num w:numId="2" w16cid:durableId="1151287114">
-    <w:abstractNumId w:val="13"/>
+  <w:num w:numId="9" w16cid:durableId="477921182">
+    <w:abstractNumId w:val="6"/>
   </w:num>
-  <w:num w:numId="3" w16cid:durableId="975528887">
-    <w:abstractNumId w:val="12"/>
+  <w:num w:numId="10" w16cid:durableId="628517133">
+    <w:abstractNumId w:val="7"/>
   </w:num>
-  <w:num w:numId="4" w16cid:durableId="596791952">
-    <w:abstractNumId w:val="1"/>
+  <w:num w:numId="11" w16cid:durableId="187374288">
+    <w:abstractNumId w:val="18"/>
   </w:num>
-  <w:num w:numId="5" w16cid:durableId="1416702527">
-    <w:abstractNumId w:val="2"/>
+  <w:num w:numId="12" w16cid:durableId="630869106">
+    <w:abstractNumId w:val="17"/>
   </w:num>
-  <w:num w:numId="6" w16cid:durableId="1574659351">
+  <w:num w:numId="13" w16cid:durableId="1939747748">
+    <w:abstractNumId w:val="9"/>
+  </w:num>
+  <w:num w:numId="14" w16cid:durableId="542518411">
     <w:abstractNumId w:val="15"/>
   </w:num>
-  <w:num w:numId="7" w16cid:durableId="1249851195">
-    <w:abstractNumId w:val="14"/>
-  </w:num>
-  <w:num w:numId="8" w16cid:durableId="654647077">
-    <w:abstractNumId w:val="5"/>
-  </w:num>
-  <w:num w:numId="9" w16cid:durableId="477921182">
-    <w:abstractNumId w:val="3"/>
-  </w:num>
-  <w:num w:numId="10" w16cid:durableId="628517133">
-    <w:abstractNumId w:val="4"/>
-  </w:num>
-  <w:num w:numId="11" w16cid:durableId="187374288">
-    <w:abstractNumId w:val="10"/>
-  </w:num>
-  <w:num w:numId="12" w16cid:durableId="630869106">
-    <w:abstractNumId w:val="9"/>
-  </w:num>
-  <w:num w:numId="13" w16cid:durableId="1939747748">
-    <w:abstractNumId w:val="6"/>
-  </w:num>
-  <w:num w:numId="14" w16cid:durableId="542518411">
-    <w:abstractNumId w:val="7"/>
-  </w:num>
   <w:num w:numId="15" w16cid:durableId="1858693483">
-    <w:abstractNumId w:val="11"/>
+    <w:abstractNumId w:val="19"/>
   </w:num>
   <w:num w:numId="16" w16cid:durableId="1124036733">
     <w:abstractNumId w:val="0"/>
+  </w:num>
+  <w:num w:numId="17" w16cid:durableId="1315374256">
+    <w:abstractNumId w:val="3"/>
+  </w:num>
+  <w:num w:numId="18" w16cid:durableId="39286924">
+    <w:abstractNumId w:val="2"/>
+  </w:num>
+  <w:num w:numId="19" w16cid:durableId="1679692528">
+    <w:abstractNumId w:val="27"/>
+  </w:num>
+  <w:num w:numId="20" w16cid:durableId="1706518238">
+    <w:abstractNumId w:val="14"/>
+  </w:num>
+  <w:num w:numId="21" w16cid:durableId="1213812277">
+    <w:abstractNumId w:val="11"/>
+  </w:num>
+  <w:num w:numId="22" w16cid:durableId="597107102">
+    <w:abstractNumId w:val="1"/>
+  </w:num>
+  <w:num w:numId="23" w16cid:durableId="11999618">
+    <w:abstractNumId w:val="29"/>
+  </w:num>
+  <w:num w:numId="24" w16cid:durableId="103963549">
+    <w:abstractNumId w:val="23"/>
+  </w:num>
+  <w:num w:numId="25" w16cid:durableId="120852554">
+    <w:abstractNumId w:val="31"/>
+  </w:num>
+  <w:num w:numId="26" w16cid:durableId="628436453">
+    <w:abstractNumId w:val="12"/>
+  </w:num>
+  <w:num w:numId="27" w16cid:durableId="567157877">
+    <w:abstractNumId w:val="24"/>
+  </w:num>
+  <w:num w:numId="28" w16cid:durableId="1975719685">
+    <w:abstractNumId w:val="25"/>
+  </w:num>
+  <w:num w:numId="29" w16cid:durableId="1132527726">
+    <w:abstractNumId w:val="21"/>
+  </w:num>
+  <w:num w:numId="30" w16cid:durableId="1290404328">
+    <w:abstractNumId w:val="13"/>
+  </w:num>
+  <w:num w:numId="31" w16cid:durableId="1009480835">
+    <w:abstractNumId w:val="26"/>
+  </w:num>
+  <w:num w:numId="32" w16cid:durableId="1947957709">
+    <w:abstractNumId w:val="10"/>
+  </w:num>
+  <w:num w:numId="33" w16cid:durableId="240256167">
+    <w:abstractNumId w:val="30"/>
+  </w:num>
+  <w:num w:numId="34" w16cid:durableId="1000473633">
+    <w:abstractNumId w:val="28"/>
+  </w:num>
+  <w:num w:numId="35" w16cid:durableId="709964590">
+    <w:abstractNumId w:val="32"/>
   </w:num>
 </w:numbering>
 </file>
